--- a/pr-preview/pr-377/categorical-tests-handout-tracked-changes.docx
+++ b/pr-preview/pr-377/categorical-tests-handout-tracked-changes.docx
@@ -16,7 +16,7 @@
       </w:pPr>
       <w:del w:id="1" w:author="PR Preview" w:date="2026-01-01T00:00:00Z">
         <w:r>
-          <w:delText xml:space="preserve">Last modified: 2026-10-19 03:13:51 (PDT)</w:delText>
+          <w:delText xml:space="preserve">Last modified: 2026-10-19 11:24:13 (PDT)</w:delText>
         </w:r>
       </w:del>
     </w:p>
@@ -26,7 +26,7 @@
       </w:pPr>
       <w:ins w:id="2" w:author="PR Preview" w:date="2026-01-01T00:00:00Z">
         <w:r>
-          <w:t xml:space="preserve">Last modified: 2026-10-19 03:11:47 (PDT)</w:t>
+          <w:t xml:space="preserve">Last modified: 2026-10-19 11:38:14 (PDT)</w:t>
         </w:r>
       </w:ins>
     </w:p>
@@ -398,7 +398,7 @@
       </w:r>
     </w:p>
     <w:bookmarkEnd w:id="11"/>
-    <w:bookmarkStart w:id="32" w:name="sec-two-group-categorical"/>
+    <w:bookmarkStart w:id="61" w:name="sec-two-group-categorical"/>
     <w:p>
       <w:pPr>
         <w:pStyle w:val="Heading2"/>
@@ -5018,7 +5018,7 @@
       </w:r>
     </w:p>
     <w:bookmarkEnd w:id="29"/>
-    <w:bookmarkStart w:id="31" w:name="sec-2x2-measures"/>
+    <w:bookmarkStart w:id="60" w:name="sec-2x2-measures"/>
     <w:p>
       <w:pPr>
         <w:pStyle w:val="Heading3"/>
@@ -5067,19 +5067,90 @@
         <w:t xml:space="preserve"> </w:t>
       </w:r>
       <w:r>
-        <w:t xml:space="preserve">Risk differences, risk ratios, and odds ratios measure the strength</w:t>
-      </w:r>
-      <w:r>
-        <w:t xml:space="preserve"> </w:t>
-      </w:r>
-      <w:r>
-        <w:t xml:space="preserve">of the association;</w:t>
-      </w:r>
-      <w:r>
-        <w:t xml:space="preserve"> </w:t>
-      </w:r>
-      <w:r>
-        <w:t xml:space="preserve">see</w:t>
+        <w:t xml:space="preserve">The</w:t>
+      </w:r>
+      <w:r>
+        <w:t xml:space="preserve"> </w:t>
+      </w:r>
+      <w:hyperlink w:anchor="def-risk-difference">
+        <w:r>
+          <w:rPr>
+            <w:rStyle w:val="Hyperlink"/>
+          </w:rPr>
+          <w:t xml:space="preserve">risk difference</w:t>
+        </w:r>
+      </w:hyperlink>
+      <w:r>
+        <w:t xml:space="preserve">, the</w:t>
+      </w:r>
+      <w:r>
+        <w:t xml:space="preserve"> </w:t>
+      </w:r>
+      <w:hyperlink w:anchor="def-risk-ratio">
+        <w:r>
+          <w:rPr>
+            <w:rStyle w:val="Hyperlink"/>
+          </w:rPr>
+          <w:t xml:space="preserve">risk ratio</w:t>
+        </w:r>
+      </w:hyperlink>
+      <w:r>
+        <w:t xml:space="preserve"> </w:t>
+      </w:r>
+      <w:r>
+        <w:t xml:space="preserve">and the</w:t>
+      </w:r>
+      <w:r>
+        <w:t xml:space="preserve"> </w:t>
+      </w:r>
+      <w:hyperlink w:anchor="def-odds-ratio">
+        <w:r>
+          <w:rPr>
+            <w:rStyle w:val="Hyperlink"/>
+          </w:rPr>
+          <w:t xml:space="preserve">odds ratio</w:t>
+        </w:r>
+      </w:hyperlink>
+      <w:r>
+        <w:t xml:space="preserve"> </w:t>
+      </w:r>
+      <w:r>
+        <w:t xml:space="preserve">measure the strength of the association.</w:t>
+      </w:r>
+    </w:p>
+    <w:bookmarkStart w:id="33" w:name="def-outcome-risk"/>
+    <w:p>
+      <w:pPr>
+        <w:pStyle w:val="BodyText"/>
+      </w:pPr>
+      <w:r>
+        <w:rPr>
+          <w:b/>
+          <w:bCs/>
+        </w:rPr>
+        <w:t xml:space="preserve">Definition 4 (Risk of a binary outcome)</w:t>
+      </w:r>
+      <w:r>
+        <w:t xml:space="preserve"> </w:t>
+      </w:r>
+      <w:r>
+        <w:t xml:space="preserve">The</w:t>
+      </w:r>
+      <w:r>
+        <w:t xml:space="preserve"> </w:t>
+      </w:r>
+      <w:r>
+        <w:rPr>
+          <w:b/>
+          <w:bCs/>
+        </w:rPr>
+        <w:t xml:space="preserve">risk</w:t>
+      </w:r>
+      <w:r>
+        <w:t xml:space="preserve"> </w:t>
+      </w:r>
+      <w:r>
+        <w:t xml:space="preserve">of a</w:t>
       </w:r>
       <w:r>
         <w:t xml:space="preserve"> </w:t>
@@ -5089,11 +5160,37 @@
           <w:rPr>
             <w:rStyle w:val="Hyperlink"/>
           </w:rPr>
-          <w:t xml:space="preserve">Odds Ratios and Relative Risks</w:t>
+          <w:t xml:space="preserve">binary</w:t>
         </w:r>
       </w:hyperlink>
       <w:r>
-        <w:t xml:space="preserve">.</w:t>
+        <w:t xml:space="preserve"> </w:t>
+      </w:r>
+      <w:r>
+        <w:t xml:space="preserve">outcome in a group</w:t>
+      </w:r>
+      <w:r>
+        <w:t xml:space="preserve"> </w:t>
+      </w:r>
+      <w:r>
+        <w:t xml:space="preserve">is the</w:t>
+      </w:r>
+      <w:r>
+        <w:t xml:space="preserve"> </w:t>
+      </w:r>
+      <w:hyperlink r:id="rId31">
+        <w:r>
+          <w:rPr>
+            <w:rStyle w:val="Hyperlink"/>
+          </w:rPr>
+          <w:t xml:space="preserve">probability</w:t>
+        </w:r>
+      </w:hyperlink>
+      <w:r>
+        <w:t xml:space="preserve"> </w:t>
+      </w:r>
+      <w:r>
+        <w:t xml:space="preserve">that a member of the group has the outcome.</w:t>
       </w:r>
     </w:p>
     <w:p>
@@ -5101,52 +5198,8541 @@
         <w:pStyle w:val="BodyText"/>
       </w:pPr>
       <w:r>
-        <w:t xml:space="preserve">Rice [5, Sec. 13.6], pp. 526–529</w:t>
-      </w:r>
-      <w:r>
-        <w:t xml:space="preserve"> </w:t>
-      </w:r>
-      <w:r>
-        <w:t xml:space="preserve">covers odds ratios.</w:t>
+        <w:t xml:space="preserve">The risk lies in</w:t>
+      </w:r>
+      <w:r>
+        <w:t xml:space="preserve"> </w:t>
+      </w:r>
+      <m:oMath>
+        <m:r>
+          <m:rPr>
+            <m:sty m:val="p"/>
+          </m:rPr>
+          <m:t>[</m:t>
+        </m:r>
+        <m:r>
+          <m:t>0</m:t>
+        </m:r>
+        <m:r>
+          <m:rPr>
+            <m:sty m:val="p"/>
+          </m:rPr>
+          <m:t>,</m:t>
+        </m:r>
+        <m:r>
+          <m:t>1</m:t>
+        </m:r>
+        <m:r>
+          <m:rPr>
+            <m:sty m:val="p"/>
+          </m:rPr>
+          <m:t>]</m:t>
+        </m:r>
+      </m:oMath>
+      <w:r>
+        <w:t xml:space="preserve">, and its</w:t>
+      </w:r>
+      <w:r>
+        <w:t xml:space="preserve"> </w:t>
+      </w:r>
+      <w:hyperlink r:id="rId32">
+        <w:r>
+          <w:rPr>
+            <w:rStyle w:val="Hyperlink"/>
+          </w:rPr>
+          <w:t xml:space="preserve">maximum likelihood estimate</w:t>
+        </w:r>
+      </w:hyperlink>
+      <w:r>
+        <w:t xml:space="preserve"> </w:t>
+      </w:r>
+      <w:r>
+        <w:t xml:space="preserve">is the proportion of the group’s observations that have the outcome.</w:t>
       </w:r>
     </w:p>
-    <w:bookmarkEnd w:id="31"/>
-    <w:bookmarkEnd w:id="32"/>
-    <w:bookmarkStart w:id="44" w:name="references"/>
     <w:p>
       <w:pPr>
-        <w:pStyle w:val="Heading2"/>
-      </w:pPr>
-      <w:r>
-        <w:t xml:space="preserve">References</w:t>
+        <w:pStyle w:val="BodyText"/>
+      </w:pPr>
+      <w:r>
+        <w:t xml:space="preserve">Source:</w:t>
+      </w:r>
+      <w:r>
+        <w:t xml:space="preserve"> </w:t>
+      </w:r>
+      <w:r>
+        <w:t xml:space="preserve">Wikipedia contributors [7]</w:t>
+      </w:r>
+      <w:r>
+        <w:t xml:space="preserve">.</w:t>
       </w:r>
     </w:p>
-    <w:bookmarkStart w:id="43" w:name="refs"/>
-    <w:bookmarkStart w:id="34" w:name="ref-vittinghoff2e"/>
+    <w:bookmarkEnd w:id="33"/>
+    <w:bookmarkStart w:id="34" w:name="exm-hers-outcome-risk"/>
     <w:p>
       <w:pPr>
-        <w:pStyle w:val="Bibliography"/>
-      </w:pPr>
-      <w:r>
-        <w:t xml:space="preserve">[1]</w:t>
-      </w:r>
-      <w:r>
-        <w:t xml:space="preserve"> </w:t>
-      </w:r>
-      <w:r>
-        <w:t xml:space="preserve">	</w:t>
-      </w:r>
-      <w:r>
-        <w:t xml:space="preserve">E. Vittinghoff, D. V. Glidden, S. C. Shiboski, and C. E. McCulloch,</w:t>
-      </w:r>
-      <w:r>
-        <w:t xml:space="preserve"> </w:t>
-      </w:r>
+        <w:pStyle w:val="BodyText"/>
+      </w:pPr>
+      <w:r>
+        <w:rPr>
+          <w:b/>
+          <w:bCs/>
+        </w:rPr>
+        <w:t xml:space="preserve">Example 5 (Risk of regular exercise in each HERS treatment group)</w:t>
+      </w:r>
+      <w:r>
+        <w:t xml:space="preserve"> </w:t>
+      </w:r>
+      <w:r>
+        <w:t xml:space="preserve">In</w:t>
+      </w:r>
+      <w:r>
+        <w:t xml:space="preserve"> </w:t>
+      </w:r>
+      <w:hyperlink w:anchor="tbl-hers-crosstab">
+        <w:r>
+          <w:rPr>
+            <w:rStyle w:val="Hyperlink"/>
+          </w:rPr>
+          <w:t xml:space="preserve">Table 1</w:t>
+        </w:r>
+      </w:hyperlink>
+      <w:r>
+        <w:t xml:space="preserve">, the outcome is regular exercise at baseline.</w:t>
+      </w:r>
+      <w:r>
+        <w:t xml:space="preserve"> </w:t>
+      </w:r>
+      <w:r>
+        <w:t xml:space="preserve">The estimated</w:t>
+      </w:r>
+      <w:r>
+        <w:t xml:space="preserve"> </w:t>
+      </w:r>
+      <w:hyperlink w:anchor="def-outcome-risk">
+        <w:r>
+          <w:rPr>
+            <w:rStyle w:val="Hyperlink"/>
+          </w:rPr>
+          <w:t xml:space="preserve">risk</w:t>
+        </w:r>
+      </w:hyperlink>
+      <w:r>
+        <w:t xml:space="preserve"> </w:t>
+      </w:r>
+      <w:r>
+        <w:t xml:space="preserve">in each treatment group</w:t>
+      </w:r>
+      <w:r>
+        <w:t xml:space="preserve"> </w:t>
+      </w:r>
+      <w:r>
+        <w:t xml:space="preserve">is the proportion of that group’s column who exercise regularly:</w:t>
+      </w:r>
+    </w:p>
+    <w:p>
+      <w:pPr>
+        <w:pStyle w:val="SourceCode"/>
+      </w:pPr>
+      <w:r>
+        <w:rPr>
+          <w:rStyle w:val="NormalTok"/>
+        </w:rPr>
+        <w:t xml:space="preserve">risk_hat </w:t>
+      </w:r>
+      <w:r>
+        <w:rPr>
+          <w:rStyle w:val="OtherTok"/>
+        </w:rPr>
+        <w:t xml:space="preserve">&lt;-</w:t>
+      </w:r>
+      <w:r>
+        <w:rPr>
+          <w:rStyle w:val="NormalTok"/>
+        </w:rPr>
+        <w:t xml:space="preserve"> </w:t>
+      </w:r>
+      <w:r>
+        <w:rPr>
+          <w:rStyle w:val="FunctionTok"/>
+        </w:rPr>
+        <w:t xml:space="preserve">prop.table</w:t>
+      </w:r>
+      <w:r>
+        <w:rPr>
+          <w:rStyle w:val="NormalTok"/>
+        </w:rPr>
+        <w:t xml:space="preserve">(</w:t>
+      </w:r>
+      <w:r>
+        <w:rPr>
+          <w:rStyle w:val="FunctionTok"/>
+        </w:rPr>
+        <w:t xml:space="preserve">table</w:t>
+      </w:r>
+      <w:r>
+        <w:rPr>
+          <w:rStyle w:val="NormalTok"/>
+        </w:rPr>
+        <w:t xml:space="preserve">(hers</w:t>
+      </w:r>
+      <w:r>
+        <w:rPr>
+          <w:rStyle w:val="SpecialCharTok"/>
+        </w:rPr>
+        <w:t xml:space="preserve">$</w:t>
+      </w:r>
+      <w:r>
+        <w:rPr>
+          <w:rStyle w:val="NormalTok"/>
+        </w:rPr>
+        <w:t xml:space="preserve">exercise, hers</w:t>
+      </w:r>
+      <w:r>
+        <w:rPr>
+          <w:rStyle w:val="SpecialCharTok"/>
+        </w:rPr>
+        <w:t xml:space="preserve">$</w:t>
+      </w:r>
+      <w:r>
+        <w:rPr>
+          <w:rStyle w:val="NormalTok"/>
+        </w:rPr>
+        <w:t xml:space="preserve">HT), </w:t>
+      </w:r>
+      <w:r>
+        <w:rPr>
+          <w:rStyle w:val="AttributeTok"/>
+        </w:rPr>
+        <w:t xml:space="preserve">margin =</w:t>
+      </w:r>
+      <w:r>
+        <w:rPr>
+          <w:rStyle w:val="NormalTok"/>
+        </w:rPr>
+        <w:t xml:space="preserve"> </w:t>
+      </w:r>
+      <w:r>
+        <w:rPr>
+          <w:rStyle w:val="DecValTok"/>
+        </w:rPr>
+        <w:t xml:space="preserve">2</w:t>
+      </w:r>
+      <w:r>
+        <w:rPr>
+          <w:rStyle w:val="NormalTok"/>
+        </w:rPr>
+        <w:t xml:space="preserve">)[</w:t>
+      </w:r>
+      <w:r>
+        <w:rPr>
+          <w:rStyle w:val="StringTok"/>
+        </w:rPr>
+        <w:t xml:space="preserve">"yes"</w:t>
+      </w:r>
+      <w:r>
+        <w:rPr>
+          <w:rStyle w:val="NormalTok"/>
+        </w:rPr>
+        <w:t xml:space="preserve">, ]</w:t>
+      </w:r>
+      <w:r>
+        <w:br/>
+      </w:r>
+      <w:r>
+        <w:rPr>
+          <w:rStyle w:val="NormalTok"/>
+        </w:rPr>
+        <w:t xml:space="preserve">risk_hat</w:t>
+      </w:r>
+      <w:r>
+        <w:br/>
+      </w:r>
+      <w:r>
+        <w:rPr>
+          <w:rStyle w:val="CommentTok"/>
+        </w:rPr>
+        <w:t xml:space="preserve">#&gt;         placebo hormone therapy </w:t>
+      </w:r>
+      <w:r>
+        <w:br/>
+      </w:r>
+      <w:r>
+        <w:rPr>
+          <w:rStyle w:val="CommentTok"/>
+        </w:rPr>
+        <w:t xml:space="preserve">#&gt;        0.383225        0.389855</w:t>
+      </w:r>
+    </w:p>
+    <w:p>
+      <w:pPr>
+        <w:pStyle w:val="FirstParagraph"/>
+      </w:pPr>
+      <w:r>
+        <w:t xml:space="preserve">The estimated risk of regular exercise is</w:t>
+      </w:r>
+      <w:r>
+        <w:t xml:space="preserve"> </w:t>
+      </w:r>
+      <w:r>
+        <w:t xml:space="preserve">0.383 in the placebo group</w:t>
+      </w:r>
+      <w:r>
+        <w:t xml:space="preserve"> </w:t>
+      </w:r>
+      <w:r>
+        <w:t xml:space="preserve">and 0.39 in the hormone therapy group.</w:t>
+      </w:r>
+    </w:p>
+    <w:bookmarkEnd w:id="34"/>
+    <w:bookmarkStart w:id="35" w:name="def-reference-group"/>
+    <w:p>
+      <w:pPr>
+        <w:pStyle w:val="BodyText"/>
+      </w:pPr>
+      <w:r>
+        <w:rPr>
+          <w:b/>
+          <w:bCs/>
+        </w:rPr>
+        <w:t xml:space="preserve">Definition 5 (Reference group)</w:t>
+      </w:r>
+      <w:r>
+        <w:t xml:space="preserve"> </w:t>
+      </w:r>
+      <w:r>
+        <w:t xml:space="preserve">In a comparison of an outcome measure between two groups,</w:t>
+      </w:r>
+      <w:r>
+        <w:t xml:space="preserve"> </w:t>
+      </w:r>
+      <w:r>
+        <w:t xml:space="preserve">the</w:t>
+      </w:r>
+      <w:r>
+        <w:t xml:space="preserve"> </w:t>
+      </w:r>
+      <w:r>
+        <w:rPr>
+          <w:b/>
+          <w:bCs/>
+        </w:rPr>
+        <w:t xml:space="preserve">reference group</w:t>
+      </w:r>
+      <w:r>
+        <w:t xml:space="preserve"> </w:t>
+      </w:r>
+      <w:r>
+        <w:t xml:space="preserve">is the group whose measure is the subtrahend of a difference</w:t>
+      </w:r>
+      <w:r>
+        <w:t xml:space="preserve"> </w:t>
+      </w:r>
+      <w:r>
+        <w:t xml:space="preserve">or the denominator of a quotient.</w:t>
+      </w:r>
+      <w:r>
+        <w:t xml:space="preserve"> </w:t>
+      </w:r>
+      <w:r>
+        <w:t xml:space="preserve">The other group is the group being compared with it.</w:t>
+      </w:r>
+    </w:p>
+    <w:bookmarkEnd w:id="35"/>
+    <w:bookmarkStart w:id="36" w:name="exm-hers-reference-group"/>
+    <w:p>
+      <w:pPr>
+        <w:pStyle w:val="BodyText"/>
+      </w:pPr>
+      <w:r>
+        <w:rPr>
+          <w:b/>
+          <w:bCs/>
+        </w:rPr>
+        <w:t xml:space="preserve">Example 6 (The placebo group as the reference group in HERS)</w:t>
+      </w:r>
+      <w:r>
+        <w:t xml:space="preserve"> </w:t>
+      </w:r>
+      <w:r>
+        <w:t xml:space="preserve">To compare the</w:t>
+      </w:r>
+      <w:r>
+        <w:t xml:space="preserve"> </w:t>
+      </w:r>
+      <w:hyperlink w:anchor="def-outcome-risk">
+        <w:r>
+          <w:rPr>
+            <w:rStyle w:val="Hyperlink"/>
+          </w:rPr>
+          <w:t xml:space="preserve">risks</w:t>
+        </w:r>
+      </w:hyperlink>
+      <w:r>
+        <w:t xml:space="preserve"> </w:t>
+      </w:r>
+      <w:r>
+        <w:t xml:space="preserve">of regular exercise in</w:t>
+      </w:r>
+      <w:r>
+        <w:t xml:space="preserve"> </w:t>
+      </w:r>
+      <w:hyperlink w:anchor="exm-hers-outcome-risk">
+        <w:r>
+          <w:rPr>
+            <w:rStyle w:val="Hyperlink"/>
+          </w:rPr>
+          <w:t xml:space="preserve">Example 5</w:t>
+        </w:r>
+      </w:hyperlink>
+      <w:r>
+        <w:t xml:space="preserve">,</w:t>
+      </w:r>
+      <w:r>
+        <w:t xml:space="preserve"> </w:t>
+      </w:r>
+      <w:r>
+        <w:t xml:space="preserve">take the placebo group as the</w:t>
+      </w:r>
+      <w:r>
+        <w:t xml:space="preserve"> </w:t>
+      </w:r>
+      <w:hyperlink w:anchor="def-reference-group">
+        <w:r>
+          <w:rPr>
+            <w:rStyle w:val="Hyperlink"/>
+          </w:rPr>
+          <w:t xml:space="preserve">reference group</w:t>
+        </w:r>
+      </w:hyperlink>
+      <w:r>
+        <w:t xml:space="preserve"> </w:t>
+      </w:r>
+      <w:r>
+        <w:t xml:space="preserve">and the hormone therapy group as the group being compared with it.</w:t>
+      </w:r>
+      <w:r>
+        <w:t xml:space="preserve"> </w:t>
+      </w:r>
+      <w:r>
+        <w:t xml:space="preserve">Then a difference is hormone therapy minus placebo,</w:t>
+      </w:r>
+      <w:r>
+        <w:t xml:space="preserve"> </w:t>
+      </w:r>
+      <w:r>
+        <w:t xml:space="preserve">and a quotient is hormone therapy divided by placebo.</w:t>
+      </w:r>
+    </w:p>
+    <w:bookmarkEnd w:id="36"/>
+    <w:bookmarkStart w:id="37" w:name="def-risk-difference"/>
+    <w:p>
+      <w:pPr>
+        <w:pStyle w:val="BodyText"/>
+      </w:pPr>
+      <w:r>
+        <w:rPr>
+          <w:b/>
+          <w:bCs/>
+        </w:rPr>
+        <w:t xml:space="preserve">Definition 6 (Risk difference (also called the absolute risk reduction))</w:t>
+      </w:r>
+      <w:r>
+        <w:t xml:space="preserve"> </w:t>
+      </w:r>
+      <w:r>
+        <w:t xml:space="preserve">Let:</w:t>
+      </w:r>
+    </w:p>
+    <w:p>
+      <w:pPr>
+        <w:pStyle w:val="Compact"/>
+        <w:numPr>
+          <w:ilvl w:val="0"/>
+          <w:numId w:val="1003"/>
+        </w:numPr>
+      </w:pPr>
+      <m:oMath>
+        <m:sSub>
+          <m:e>
+            <m:r>
+              <m:t>π</m:t>
+            </m:r>
+          </m:e>
+          <m:sub>
+            <m:r>
+              <m:t>1</m:t>
+            </m:r>
+          </m:sub>
+        </m:sSub>
+      </m:oMath>
+      <w:r>
+        <w:t xml:space="preserve"> </w:t>
+      </w:r>
+      <w:r>
+        <w:t xml:space="preserve">be the</w:t>
+      </w:r>
+      <w:r>
+        <w:t xml:space="preserve"> </w:t>
+      </w:r>
+      <w:hyperlink w:anchor="def-outcome-risk">
+        <w:r>
+          <w:rPr>
+            <w:rStyle w:val="Hyperlink"/>
+          </w:rPr>
+          <w:t xml:space="preserve">risk</w:t>
+        </w:r>
+      </w:hyperlink>
+      <w:r>
+        <w:t xml:space="preserve"> </w:t>
+      </w:r>
+      <w:r>
+        <w:t xml:space="preserve">of a</w:t>
+      </w:r>
+      <w:r>
+        <w:t xml:space="preserve"> </w:t>
+      </w:r>
+      <w:hyperlink r:id="rId30">
+        <w:r>
+          <w:rPr>
+            <w:rStyle w:val="Hyperlink"/>
+          </w:rPr>
+          <w:t xml:space="preserve">binary</w:t>
+        </w:r>
+      </w:hyperlink>
+      <w:r>
+        <w:t xml:space="preserve"> </w:t>
+      </w:r>
+      <w:r>
+        <w:t xml:space="preserve">outcome in group 1.</w:t>
+      </w:r>
+    </w:p>
+    <w:p>
+      <w:pPr>
+        <w:pStyle w:val="Compact"/>
+        <w:numPr>
+          <w:ilvl w:val="0"/>
+          <w:numId w:val="1003"/>
+        </w:numPr>
+      </w:pPr>
+      <m:oMath>
+        <m:sSub>
+          <m:e>
+            <m:r>
+              <m:t>π</m:t>
+            </m:r>
+          </m:e>
+          <m:sub>
+            <m:r>
+              <m:t>2</m:t>
+            </m:r>
+          </m:sub>
+        </m:sSub>
+      </m:oMath>
+      <w:r>
+        <w:t xml:space="preserve"> </w:t>
+      </w:r>
+      <w:r>
+        <w:t xml:space="preserve">be the risk of the same outcome in the</w:t>
+      </w:r>
+      <w:r>
+        <w:t xml:space="preserve"> </w:t>
+      </w:r>
+      <w:hyperlink w:anchor="def-reference-group">
+        <w:r>
+          <w:rPr>
+            <w:rStyle w:val="Hyperlink"/>
+          </w:rPr>
+          <w:t xml:space="preserve">reference group</w:t>
+        </w:r>
+      </w:hyperlink>
+      <w:r>
+        <w:t xml:space="preserve">, group 2.</w:t>
+      </w:r>
+    </w:p>
+    <w:p>
+      <w:pPr>
+        <w:pStyle w:val="FirstParagraph"/>
+      </w:pPr>
+      <w:r>
+        <w:t xml:space="preserve">The</w:t>
+      </w:r>
+      <w:r>
+        <w:t xml:space="preserve"> </w:t>
+      </w:r>
+      <w:r>
+        <w:rPr>
+          <w:b/>
+          <w:bCs/>
+        </w:rPr>
+        <w:t xml:space="preserve">risk difference</w:t>
+      </w:r>
+      <w:r>
+        <w:t xml:space="preserve">, also called the</w:t>
+      </w:r>
+      <w:r>
+        <w:t xml:space="preserve"> </w:t>
+      </w:r>
+      <w:r>
+        <w:rPr>
+          <w:b/>
+          <w:bCs/>
+        </w:rPr>
+        <w:t xml:space="preserve">absolute risk reduction</w:t>
+      </w:r>
+      <w:r>
+        <w:t xml:space="preserve">, of group 1 compared with group 2 is</w:t>
+      </w:r>
+    </w:p>
+    <w:p>
+      <w:pPr>
+        <w:pStyle w:val="BodyText"/>
+      </w:pPr>
+      <m:oMathPara>
+        <m:oMathParaPr>
+          <m:jc m:val="center"/>
+        </m:oMathParaPr>
+        <m:oMath>
+          <m:r>
+            <m:rPr>
+              <m:sty m:val="p"/>
+            </m:rPr>
+            <m:t>RD</m:t>
+          </m:r>
+          <m:limUpp>
+            <m:e>
+              <m:r>
+                <m:rPr>
+                  <m:sty m:val="p"/>
+                </m:rPr>
+                <m:t>=</m:t>
+              </m:r>
+            </m:e>
+            <m:lim>
+              <m:r>
+                <m:rPr>
+                  <m:nor/>
+                  <m:sty m:val="p"/>
+                </m:rPr>
+                <m:t>def</m:t>
+              </m:r>
+            </m:lim>
+          </m:limUpp>
+          <m:sSub>
+            <m:e>
+              <m:r>
+                <m:t>π</m:t>
+              </m:r>
+            </m:e>
+            <m:sub>
+              <m:r>
+                <m:t>1</m:t>
+              </m:r>
+            </m:sub>
+          </m:sSub>
+          <m:r>
+            <m:rPr>
+              <m:sty m:val="p"/>
+            </m:rPr>
+            <m:t>−</m:t>
+          </m:r>
+          <m:sSub>
+            <m:e>
+              <m:r>
+                <m:t>π</m:t>
+              </m:r>
+            </m:e>
+            <m:sub>
+              <m:r>
+                <m:t>2</m:t>
+              </m:r>
+            </m:sub>
+          </m:sSub>
+          <m:r>
+            <m:rPr>
+              <m:sty m:val="p"/>
+            </m:rPr>
+            <m:t>∈</m:t>
+          </m:r>
+          <m:r>
+            <m:rPr>
+              <m:sty m:val="p"/>
+            </m:rPr>
+            <m:t>[</m:t>
+          </m:r>
+          <m:r>
+            <m:rPr>
+              <m:sty m:val="p"/>
+            </m:rPr>
+            <m:t>−</m:t>
+          </m:r>
+          <m:r>
+            <m:t>1</m:t>
+          </m:r>
+          <m:r>
+            <m:rPr>
+              <m:sty m:val="p"/>
+            </m:rPr>
+            <m:t>,</m:t>
+          </m:r>
+          <m:r>
+            <m:t>1</m:t>
+          </m:r>
+          <m:r>
+            <m:rPr>
+              <m:sty m:val="p"/>
+            </m:rPr>
+            <m:t>]</m:t>
+          </m:r>
+          <m:r>
+            <m:rPr>
+              <m:sty m:val="p"/>
+            </m:rPr>
+            <m:t>.</m:t>
+          </m:r>
+        </m:oMath>
+      </m:oMathPara>
+    </w:p>
+    <w:p>
+      <w:pPr>
+        <w:pStyle w:val="FirstParagraph"/>
+      </w:pPr>
+      <w:r>
+        <w:t xml:space="preserve">Source:</w:t>
+      </w:r>
+      <w:r>
+        <w:t xml:space="preserve"> </w:t>
+      </w:r>
+      <w:r>
+        <w:t xml:space="preserve">Wikipedia contributors [8]</w:t>
+      </w:r>
+      <w:r>
+        <w:t xml:space="preserve">.</w:t>
+      </w:r>
+    </w:p>
+    <w:bookmarkEnd w:id="37"/>
+    <w:bookmarkStart w:id="38" w:name="exm-hers-risk-difference"/>
+    <w:p>
+      <w:pPr>
+        <w:pStyle w:val="BodyText"/>
+      </w:pPr>
+      <w:r>
+        <w:rPr>
+          <w:b/>
+          <w:bCs/>
+        </w:rPr>
+        <w:t xml:space="preserve">Example 7 (Risk difference of regular exercise in HERS)</w:t>
+      </w:r>
+      <w:r>
+        <w:t xml:space="preserve"> </w:t>
+      </w:r>
+      <w:r>
+        <w:t xml:space="preserve">Take group 1 to be hormone therapy and group 2, the</w:t>
+      </w:r>
+      <w:r>
+        <w:t xml:space="preserve"> </w:t>
+      </w:r>
+      <w:hyperlink w:anchor="def-reference-group">
+        <w:r>
+          <w:rPr>
+            <w:rStyle w:val="Hyperlink"/>
+          </w:rPr>
+          <w:t xml:space="preserve">reference group</w:t>
+        </w:r>
+      </w:hyperlink>
+      <w:r>
+        <w:t xml:space="preserve">, to be placebo.</w:t>
+      </w:r>
+      <w:r>
+        <w:t xml:space="preserve"> </w:t>
+      </w:r>
+      <w:r>
+        <w:t xml:space="preserve">The estimated</w:t>
+      </w:r>
+      <w:r>
+        <w:t xml:space="preserve"> </w:t>
+      </w:r>
+      <w:hyperlink w:anchor="def-risk-difference">
+        <w:r>
+          <w:rPr>
+            <w:rStyle w:val="Hyperlink"/>
+          </w:rPr>
+          <w:t xml:space="preserve">risk difference</w:t>
+        </w:r>
+      </w:hyperlink>
+      <w:r>
+        <w:t xml:space="preserve"> </w:t>
+      </w:r>
+      <w:r>
+        <w:t xml:space="preserve">for the estimated</w:t>
+      </w:r>
+      <w:r>
+        <w:t xml:space="preserve"> </w:t>
+      </w:r>
+      <w:hyperlink w:anchor="def-outcome-risk">
+        <w:r>
+          <w:rPr>
+            <w:rStyle w:val="Hyperlink"/>
+          </w:rPr>
+          <w:t xml:space="preserve">risks</w:t>
+        </w:r>
+      </w:hyperlink>
+      <w:r>
+        <w:t xml:space="preserve"> </w:t>
+      </w:r>
+      <w:r>
+        <w:t xml:space="preserve">of</w:t>
+      </w:r>
+      <w:r>
+        <w:t xml:space="preserve"> </w:t>
+      </w:r>
+      <w:hyperlink w:anchor="exm-hers-outcome-risk">
+        <w:r>
+          <w:rPr>
+            <w:rStyle w:val="Hyperlink"/>
+          </w:rPr>
+          <w:t xml:space="preserve">Example 5</w:t>
+        </w:r>
+      </w:hyperlink>
+      <w:r>
+        <w:t xml:space="preserve"> </w:t>
+      </w:r>
+      <w:r>
+        <w:t xml:space="preserve">is:</w:t>
+      </w:r>
+    </w:p>
+    <w:p>
+      <w:pPr>
+        <w:pStyle w:val="SourceCode"/>
+      </w:pPr>
+      <w:r>
+        <w:rPr>
+          <w:rStyle w:val="NormalTok"/>
+        </w:rPr>
+        <w:t xml:space="preserve">rd_hat </w:t>
+      </w:r>
+      <w:r>
+        <w:rPr>
+          <w:rStyle w:val="OtherTok"/>
+        </w:rPr>
+        <w:t xml:space="preserve">&lt;-</w:t>
+      </w:r>
+      <w:r>
+        <w:rPr>
+          <w:rStyle w:val="NormalTok"/>
+        </w:rPr>
+        <w:t xml:space="preserve"> risk_hat[[</w:t>
+      </w:r>
+      <w:r>
+        <w:rPr>
+          <w:rStyle w:val="StringTok"/>
+        </w:rPr>
+        <w:t xml:space="preserve">"hormone therapy"</w:t>
+      </w:r>
+      <w:r>
+        <w:rPr>
+          <w:rStyle w:val="NormalTok"/>
+        </w:rPr>
+        <w:t xml:space="preserve">]] </w:t>
+      </w:r>
+      <w:r>
+        <w:rPr>
+          <w:rStyle w:val="SpecialCharTok"/>
+        </w:rPr>
+        <w:t xml:space="preserve">-</w:t>
+      </w:r>
+      <w:r>
+        <w:rPr>
+          <w:rStyle w:val="NormalTok"/>
+        </w:rPr>
+        <w:t xml:space="preserve"> risk_hat[[</w:t>
+      </w:r>
+      <w:r>
+        <w:rPr>
+          <w:rStyle w:val="StringTok"/>
+        </w:rPr>
+        <w:t xml:space="preserve">"placebo"</w:t>
+      </w:r>
+      <w:r>
+        <w:rPr>
+          <w:rStyle w:val="NormalTok"/>
+        </w:rPr>
+        <w:t xml:space="preserve">]]</w:t>
+      </w:r>
+      <w:r>
+        <w:br/>
+      </w:r>
+      <w:r>
+        <w:rPr>
+          <w:rStyle w:val="NormalTok"/>
+        </w:rPr>
+        <w:t xml:space="preserve">rd_hat</w:t>
+      </w:r>
+      <w:r>
+        <w:br/>
+      </w:r>
+      <w:r>
+        <w:rPr>
+          <w:rStyle w:val="CommentTok"/>
+        </w:rPr>
+        <w:t xml:space="preserve">#&gt; [1] 0.0066302</w:t>
+      </w:r>
+    </w:p>
+    <w:p>
+      <w:pPr>
+        <w:pStyle w:val="FirstParagraph"/>
+      </w:pPr>
+      <w:r>
+        <w:t xml:space="preserve">The estimated</w:t>
+      </w:r>
+      <w:r>
+        <w:t xml:space="preserve"> </w:t>
+      </w:r>
+      <w:hyperlink w:anchor="def-outcome-risk">
+        <w:r>
+          <w:rPr>
+            <w:rStyle w:val="Hyperlink"/>
+          </w:rPr>
+          <w:t xml:space="preserve">risk</w:t>
+        </w:r>
+      </w:hyperlink>
+      <w:r>
+        <w:t xml:space="preserve"> </w:t>
+      </w:r>
+      <w:r>
+        <w:t xml:space="preserve">of regular exercise is 0.007 higher</w:t>
+      </w:r>
+      <w:r>
+        <w:t xml:space="preserve"> </w:t>
+      </w:r>
+      <w:r>
+        <w:t xml:space="preserve">in the hormone therapy group than in the placebo group.</w:t>
+      </w:r>
+      <w:r>
+        <w:t xml:space="preserve"> </w:t>
+      </w:r>
+      <w:r>
+        <w:t xml:space="preserve">Multiplying by 100 gives 0.7 percentage points.</w:t>
+      </w:r>
+    </w:p>
+    <w:bookmarkEnd w:id="38"/>
+    <w:bookmarkStart w:id="39" w:name="exr-risk-difference-switch-ref"/>
+    <w:p>
+      <w:pPr>
+        <w:pStyle w:val="BodyText"/>
+      </w:pPr>
+      <w:r>
+        <w:rPr>
+          <w:b/>
+          <w:bCs/>
+        </w:rPr>
+        <w:t xml:space="preserve">Exercise 1</w:t>
+      </w:r>
+      <w:r>
+        <w:t xml:space="preserve"> </w:t>
+      </w:r>
+      <w:r>
+        <w:t xml:space="preserve">Let:</w:t>
+      </w:r>
+    </w:p>
+    <w:p>
+      <w:pPr>
+        <w:pStyle w:val="Compact"/>
+        <w:numPr>
+          <w:ilvl w:val="0"/>
+          <w:numId w:val="1004"/>
+        </w:numPr>
+      </w:pPr>
+      <m:oMath>
+        <m:sSub>
+          <m:e>
+            <m:r>
+              <m:t>π</m:t>
+            </m:r>
+          </m:e>
+          <m:sub>
+            <m:r>
+              <m:t>1</m:t>
+            </m:r>
+          </m:sub>
+        </m:sSub>
+      </m:oMath>
+      <w:r>
+        <w:t xml:space="preserve"> </w:t>
+      </w:r>
+      <w:r>
+        <w:t xml:space="preserve">and</w:t>
+      </w:r>
+      <w:r>
+        <w:t xml:space="preserve"> </w:t>
+      </w:r>
+      <m:oMath>
+        <m:sSub>
+          <m:e>
+            <m:r>
+              <m:t>π</m:t>
+            </m:r>
+          </m:e>
+          <m:sub>
+            <m:r>
+              <m:t>2</m:t>
+            </m:r>
+          </m:sub>
+        </m:sSub>
+      </m:oMath>
+      <w:r>
+        <w:t xml:space="preserve"> </w:t>
+      </w:r>
+      <w:r>
+        <w:t xml:space="preserve">be the</w:t>
+      </w:r>
+      <w:r>
+        <w:t xml:space="preserve"> </w:t>
+      </w:r>
+      <w:hyperlink w:anchor="def-outcome-risk">
+        <w:r>
+          <w:rPr>
+            <w:rStyle w:val="Hyperlink"/>
+          </w:rPr>
+          <w:t xml:space="preserve">risks</w:t>
+        </w:r>
+      </w:hyperlink>
+      <w:r>
+        <w:t xml:space="preserve"> </w:t>
+      </w:r>
+      <w:r>
+        <w:t xml:space="preserve">of a</w:t>
+      </w:r>
+      <w:r>
+        <w:t xml:space="preserve"> </w:t>
+      </w:r>
+      <w:hyperlink r:id="rId30">
+        <w:r>
+          <w:rPr>
+            <w:rStyle w:val="Hyperlink"/>
+          </w:rPr>
+          <w:t xml:space="preserve">binary</w:t>
+        </w:r>
+      </w:hyperlink>
+      <w:r>
+        <w:t xml:space="preserve"> </w:t>
+      </w:r>
+      <w:r>
+        <w:t xml:space="preserve">outcome in group 1 and group 2.</w:t>
+      </w:r>
+    </w:p>
+    <w:p>
+      <w:pPr>
+        <w:pStyle w:val="Compact"/>
+        <w:numPr>
+          <w:ilvl w:val="0"/>
+          <w:numId w:val="1004"/>
+        </w:numPr>
+      </w:pPr>
+      <m:oMath>
+        <m:r>
+          <m:rPr>
+            <m:sty m:val="p"/>
+          </m:rPr>
+          <m:t>RD</m:t>
+        </m:r>
+        <m:limUpp>
+          <m:e>
+            <m:r>
+              <m:rPr>
+                <m:sty m:val="p"/>
+              </m:rPr>
+              <m:t>=</m:t>
+            </m:r>
+          </m:e>
+          <m:lim>
+            <m:r>
+              <m:rPr>
+                <m:nor/>
+                <m:sty m:val="p"/>
+              </m:rPr>
+              <m:t>def</m:t>
+            </m:r>
+          </m:lim>
+        </m:limUpp>
+        <m:sSub>
+          <m:e>
+            <m:r>
+              <m:t>π</m:t>
+            </m:r>
+          </m:e>
+          <m:sub>
+            <m:r>
+              <m:t>1</m:t>
+            </m:r>
+          </m:sub>
+        </m:sSub>
+        <m:r>
+          <m:rPr>
+            <m:sty m:val="p"/>
+          </m:rPr>
+          <m:t>−</m:t>
+        </m:r>
+        <m:sSub>
+          <m:e>
+            <m:r>
+              <m:t>π</m:t>
+            </m:r>
+          </m:e>
+          <m:sub>
+            <m:r>
+              <m:t>2</m:t>
+            </m:r>
+          </m:sub>
+        </m:sSub>
+      </m:oMath>
+      <w:r>
+        <w:t xml:space="preserve"> </w:t>
+      </w:r>
+      <w:r>
+        <w:t xml:space="preserve">be the</w:t>
+      </w:r>
+      <w:r>
+        <w:t xml:space="preserve"> </w:t>
+      </w:r>
+      <w:hyperlink w:anchor="def-risk-difference">
+        <w:r>
+          <w:rPr>
+            <w:rStyle w:val="Hyperlink"/>
+          </w:rPr>
+          <w:t xml:space="preserve">risk difference</w:t>
+        </w:r>
+      </w:hyperlink>
+      <w:r>
+        <w:t xml:space="preserve"> </w:t>
+      </w:r>
+      <w:r>
+        <w:t xml:space="preserve">of group 1 compared with group 2.</w:t>
+      </w:r>
+    </w:p>
+    <w:p>
+      <w:pPr>
+        <w:pStyle w:val="FirstParagraph"/>
+      </w:pPr>
+      <w:r>
+        <w:t xml:space="preserve">Express the risk difference of group 2 compared with group 1,</w:t>
+      </w:r>
+      <w:r>
+        <w:t xml:space="preserve"> </w:t>
+      </w:r>
+      <m:oMath>
+        <m:sSub>
+          <m:e>
+            <m:r>
+              <m:t>π</m:t>
+            </m:r>
+          </m:e>
+          <m:sub>
+            <m:r>
+              <m:t>2</m:t>
+            </m:r>
+          </m:sub>
+        </m:sSub>
+        <m:r>
+          <m:rPr>
+            <m:sty m:val="p"/>
+          </m:rPr>
+          <m:t>−</m:t>
+        </m:r>
+        <m:sSub>
+          <m:e>
+            <m:r>
+              <m:t>π</m:t>
+            </m:r>
+          </m:e>
+          <m:sub>
+            <m:r>
+              <m:t>1</m:t>
+            </m:r>
+          </m:sub>
+        </m:sSub>
+      </m:oMath>
+      <w:r>
+        <w:t xml:space="preserve">, in terms of</w:t>
+      </w:r>
+      <w:r>
+        <w:t xml:space="preserve"> </w:t>
+      </w:r>
+      <m:oMath>
+        <m:r>
+          <m:rPr>
+            <m:sty m:val="p"/>
+          </m:rPr>
+          <m:t>RD</m:t>
+        </m:r>
+      </m:oMath>
+      <w:r>
+        <w:t xml:space="preserve">.</w:t>
+      </w:r>
+    </w:p>
+    <w:bookmarkEnd w:id="39"/>
+    <w:bookmarkStart w:id="40" w:name="sol-risk-difference-switch-ref"/>
+    <w:p>
+      <w:pPr>
+        <w:pStyle w:val="BodyText"/>
+      </w:pPr>
       <w:r>
         <w:rPr>
           <w:i/>
           <w:iCs/>
         </w:rPr>
+        <w:t xml:space="preserve">Solution 1</w:t>
+      </w:r>
+      <w:r>
+        <w:t xml:space="preserve">. </w:t>
+      </w:r>
+    </w:p>
+    <w:p>
+      <w:pPr>
+        <w:pStyle w:val="BodyText"/>
+      </w:pPr>
+      <m:oMathPara>
+        <m:oMathParaPr>
+          <m:jc m:val="center"/>
+        </m:oMathParaPr>
+        <m:oMath>
+          <m:eqArr>
+            <m:e>
+              <m:sSub>
+                <m:e>
+                  <m:r>
+                    <m:t>π</m:t>
+                  </m:r>
+                </m:e>
+                <m:sub>
+                  <m:r>
+                    <m:t>2</m:t>
+                  </m:r>
+                </m:sub>
+              </m:sSub>
+              <m:r>
+                <m:rPr>
+                  <m:sty m:val="p"/>
+                </m:rPr>
+                <m:t>−</m:t>
+              </m:r>
+              <m:sSub>
+                <m:e>
+                  <m:r>
+                    <m:t>π</m:t>
+                  </m:r>
+                </m:e>
+                <m:sub>
+                  <m:r>
+                    <m:t>1</m:t>
+                  </m:r>
+                </m:sub>
+              </m:sSub>
+              <m:r>
+                <m:t>&amp;</m:t>
+              </m:r>
+              <m:r>
+                <m:rPr>
+                  <m:sty m:val="p"/>
+                </m:rPr>
+                <m:t>=</m:t>
+              </m:r>
+              <m:r>
+                <m:rPr>
+                  <m:sty m:val="p"/>
+                </m:rPr>
+                <m:t>−</m:t>
+              </m:r>
+              <m:r>
+                <m:t>1</m:t>
+              </m:r>
+              <m:r>
+                <m:rPr>
+                  <m:sty m:val="p"/>
+                </m:rPr>
+                <m:t>⋅</m:t>
+              </m:r>
+              <m:r>
+                <m:t>​</m:t>
+              </m:r>
+              <m:d>
+                <m:dPr>
+                  <m:begChr m:val="("/>
+                  <m:sepChr m:val=""/>
+                  <m:endChr m:val=")"/>
+                  <m:grow/>
+                </m:dPr>
+                <m:e>
+                  <m:sSub>
+                    <m:e>
+                      <m:r>
+                        <m:t>π</m:t>
+                      </m:r>
+                    </m:e>
+                    <m:sub>
+                      <m:r>
+                        <m:t>1</m:t>
+                      </m:r>
+                    </m:sub>
+                  </m:sSub>
+                  <m:r>
+                    <m:rPr>
+                      <m:sty m:val="p"/>
+                    </m:rPr>
+                    <m:t>−</m:t>
+                  </m:r>
+                  <m:sSub>
+                    <m:e>
+                      <m:r>
+                        <m:t>π</m:t>
+                      </m:r>
+                    </m:e>
+                    <m:sub>
+                      <m:r>
+                        <m:t>2</m:t>
+                      </m:r>
+                    </m:sub>
+                  </m:sSub>
+                </m:e>
+              </m:d>
+              <m:r>
+                <m:t>​</m:t>
+              </m:r>
+              <m:r>
+                <m:t>&amp;</m:t>
+              </m:r>
+              <m:r>
+                <m:t>&amp;</m:t>
+              </m:r>
+              <m:r>
+                <m:rPr>
+                  <m:nor/>
+                  <m:sty m:val="p"/>
+                </m:rPr>
+                <m:t>(factor </m:t>
+              </m:r>
+              <m:r>
+                <m:rPr>
+                  <m:sty m:val="p"/>
+                </m:rPr>
+                <m:t>−</m:t>
+              </m:r>
+              <m:r>
+                <m:t>1</m:t>
+              </m:r>
+              <m:r>
+                <m:rPr>
+                  <m:nor/>
+                  <m:sty m:val="p"/>
+                </m:rPr>
+                <m:t> out of both terms)</m:t>
+              </m:r>
+            </m:e>
+            <m:e>
+              <m:r>
+                <m:t>&amp;</m:t>
+              </m:r>
+              <m:r>
+                <m:rPr>
+                  <m:sty m:val="p"/>
+                </m:rPr>
+                <m:t>=</m:t>
+              </m:r>
+              <m:r>
+                <m:rPr>
+                  <m:sty m:val="p"/>
+                </m:rPr>
+                <m:t>−</m:t>
+              </m:r>
+              <m:r>
+                <m:rPr>
+                  <m:sty m:val="p"/>
+                </m:rPr>
+                <m:t>RD</m:t>
+              </m:r>
+              <m:r>
+                <m:t>&amp;</m:t>
+              </m:r>
+              <m:r>
+                <m:t>&amp;</m:t>
+              </m:r>
+              <m:r>
+                <m:rPr>
+                  <m:nor/>
+                  <m:sty m:val="p"/>
+                </m:rPr>
+                <m:t>(definition of </m:t>
+              </m:r>
+              <m:r>
+                <m:rPr>
+                  <m:sty m:val="p"/>
+                </m:rPr>
+                <m:t>RD</m:t>
+              </m:r>
+              <m:r>
+                <m:rPr>
+                  <m:nor/>
+                  <m:sty m:val="p"/>
+                </m:rPr>
+                <m:t>)</m:t>
+              </m:r>
+            </m:e>
+          </m:eqArr>
+        </m:oMath>
+      </m:oMathPara>
+    </w:p>
+    <w:bookmarkEnd w:id="40"/>
+    <w:bookmarkStart w:id="41" w:name="thm-risk-difference-switch-ref"/>
+    <w:p>
+      <w:pPr>
+        <w:pStyle w:val="FirstParagraph"/>
+      </w:pPr>
+      <w:r>
+        <w:rPr>
+          <w:b/>
+          <w:bCs/>
+        </w:rPr>
+        <w:t xml:space="preserve">Theorem 2 (Switching the reference group in a risk difference)</w:t>
+      </w:r>
+      <w:r>
+        <w:t xml:space="preserve"> </w:t>
+      </w:r>
+      <w:r>
+        <w:t xml:space="preserve">Let:</w:t>
+      </w:r>
+    </w:p>
+    <w:p>
+      <w:pPr>
+        <w:pStyle w:val="Compact"/>
+        <w:numPr>
+          <w:ilvl w:val="0"/>
+          <w:numId w:val="1005"/>
+        </w:numPr>
+      </w:pPr>
+      <m:oMath>
+        <m:sSub>
+          <m:e>
+            <m:r>
+              <m:t>π</m:t>
+            </m:r>
+          </m:e>
+          <m:sub>
+            <m:r>
+              <m:t>1</m:t>
+            </m:r>
+          </m:sub>
+        </m:sSub>
+      </m:oMath>
+      <w:r>
+        <w:t xml:space="preserve"> </w:t>
+      </w:r>
+      <w:r>
+        <w:t xml:space="preserve">and</w:t>
+      </w:r>
+      <w:r>
+        <w:t xml:space="preserve"> </w:t>
+      </w:r>
+      <m:oMath>
+        <m:sSub>
+          <m:e>
+            <m:r>
+              <m:t>π</m:t>
+            </m:r>
+          </m:e>
+          <m:sub>
+            <m:r>
+              <m:t>2</m:t>
+            </m:r>
+          </m:sub>
+        </m:sSub>
+      </m:oMath>
+      <w:r>
+        <w:t xml:space="preserve"> </w:t>
+      </w:r>
+      <w:r>
+        <w:t xml:space="preserve">be the</w:t>
+      </w:r>
+      <w:r>
+        <w:t xml:space="preserve"> </w:t>
+      </w:r>
+      <w:hyperlink w:anchor="def-outcome-risk">
+        <w:r>
+          <w:rPr>
+            <w:rStyle w:val="Hyperlink"/>
+          </w:rPr>
+          <w:t xml:space="preserve">risks</w:t>
+        </w:r>
+      </w:hyperlink>
+      <w:r>
+        <w:t xml:space="preserve"> </w:t>
+      </w:r>
+      <w:r>
+        <w:t xml:space="preserve">of a</w:t>
+      </w:r>
+      <w:r>
+        <w:t xml:space="preserve"> </w:t>
+      </w:r>
+      <w:hyperlink r:id="rId30">
+        <w:r>
+          <w:rPr>
+            <w:rStyle w:val="Hyperlink"/>
+          </w:rPr>
+          <w:t xml:space="preserve">binary</w:t>
+        </w:r>
+      </w:hyperlink>
+      <w:r>
+        <w:t xml:space="preserve"> </w:t>
+      </w:r>
+      <w:r>
+        <w:t xml:space="preserve">outcome in group 1 and group 2.</w:t>
+      </w:r>
+    </w:p>
+    <w:p>
+      <w:pPr>
+        <w:pStyle w:val="Compact"/>
+        <w:numPr>
+          <w:ilvl w:val="0"/>
+          <w:numId w:val="1005"/>
+        </w:numPr>
+      </w:pPr>
+      <m:oMath>
+        <m:r>
+          <m:rPr>
+            <m:sty m:val="p"/>
+          </m:rPr>
+          <m:t>RD</m:t>
+        </m:r>
+        <m:limUpp>
+          <m:e>
+            <m:r>
+              <m:rPr>
+                <m:sty m:val="p"/>
+              </m:rPr>
+              <m:t>=</m:t>
+            </m:r>
+          </m:e>
+          <m:lim>
+            <m:r>
+              <m:rPr>
+                <m:nor/>
+                <m:sty m:val="p"/>
+              </m:rPr>
+              <m:t>def</m:t>
+            </m:r>
+          </m:lim>
+        </m:limUpp>
+        <m:sSub>
+          <m:e>
+            <m:r>
+              <m:t>π</m:t>
+            </m:r>
+          </m:e>
+          <m:sub>
+            <m:r>
+              <m:t>1</m:t>
+            </m:r>
+          </m:sub>
+        </m:sSub>
+        <m:r>
+          <m:rPr>
+            <m:sty m:val="p"/>
+          </m:rPr>
+          <m:t>−</m:t>
+        </m:r>
+        <m:sSub>
+          <m:e>
+            <m:r>
+              <m:t>π</m:t>
+            </m:r>
+          </m:e>
+          <m:sub>
+            <m:r>
+              <m:t>2</m:t>
+            </m:r>
+          </m:sub>
+        </m:sSub>
+      </m:oMath>
+      <w:r>
+        <w:t xml:space="preserve"> </w:t>
+      </w:r>
+      <w:r>
+        <w:t xml:space="preserve">be the</w:t>
+      </w:r>
+      <w:r>
+        <w:t xml:space="preserve"> </w:t>
+      </w:r>
+      <w:hyperlink w:anchor="def-risk-difference">
+        <w:r>
+          <w:rPr>
+            <w:rStyle w:val="Hyperlink"/>
+          </w:rPr>
+          <w:t xml:space="preserve">risk difference</w:t>
+        </w:r>
+      </w:hyperlink>
+      <w:r>
+        <w:t xml:space="preserve"> </w:t>
+      </w:r>
+      <w:r>
+        <w:t xml:space="preserve">of group 1 compared with group 2, with group 2 as the</w:t>
+      </w:r>
+      <w:r>
+        <w:t xml:space="preserve"> </w:t>
+      </w:r>
+      <w:hyperlink w:anchor="def-reference-group">
+        <w:r>
+          <w:rPr>
+            <w:rStyle w:val="Hyperlink"/>
+          </w:rPr>
+          <w:t xml:space="preserve">reference group</w:t>
+        </w:r>
+      </w:hyperlink>
+      <w:r>
+        <w:t xml:space="preserve">.</w:t>
+      </w:r>
+    </w:p>
+    <w:p>
+      <w:pPr>
+        <w:pStyle w:val="FirstParagraph"/>
+      </w:pPr>
+      <w:r>
+        <w:t xml:space="preserve">Then the risk difference of group 2 compared with group 1, with group 1 as the reference group, is the negative of</w:t>
+      </w:r>
+      <w:r>
+        <w:t xml:space="preserve"> </w:t>
+      </w:r>
+      <m:oMath>
+        <m:r>
+          <m:rPr>
+            <m:sty m:val="p"/>
+          </m:rPr>
+          <m:t>RD</m:t>
+        </m:r>
+      </m:oMath>
+      <w:r>
+        <w:t xml:space="preserve">:</w:t>
+      </w:r>
+    </w:p>
+    <w:p>
+      <w:pPr>
+        <w:pStyle w:val="BodyText"/>
+      </w:pPr>
+      <m:oMathPara>
+        <m:oMathParaPr>
+          <m:jc m:val="center"/>
+        </m:oMathParaPr>
+        <m:oMath>
+          <m:sSub>
+            <m:e>
+              <m:r>
+                <m:t>π</m:t>
+              </m:r>
+            </m:e>
+            <m:sub>
+              <m:r>
+                <m:t>2</m:t>
+              </m:r>
+            </m:sub>
+          </m:sSub>
+          <m:r>
+            <m:rPr>
+              <m:sty m:val="p"/>
+            </m:rPr>
+            <m:t>−</m:t>
+          </m:r>
+          <m:sSub>
+            <m:e>
+              <m:r>
+                <m:t>π</m:t>
+              </m:r>
+            </m:e>
+            <m:sub>
+              <m:r>
+                <m:t>1</m:t>
+              </m:r>
+            </m:sub>
+          </m:sSub>
+          <m:r>
+            <m:rPr>
+              <m:sty m:val="p"/>
+            </m:rPr>
+            <m:t>=</m:t>
+          </m:r>
+          <m:r>
+            <m:rPr>
+              <m:sty m:val="p"/>
+            </m:rPr>
+            <m:t>−</m:t>
+          </m:r>
+          <m:r>
+            <m:rPr>
+              <m:sty m:val="p"/>
+            </m:rPr>
+            <m:t>RD</m:t>
+          </m:r>
+          <m:r>
+            <m:rPr>
+              <m:sty m:val="p"/>
+            </m:rPr>
+            <m:t>.</m:t>
+          </m:r>
+        </m:oMath>
+      </m:oMathPara>
+    </w:p>
+    <w:bookmarkEnd w:id="41"/>
+    <w:p>
+      <w:pPr>
+        <w:pStyle w:val="FirstParagraph"/>
+      </w:pPr>
+      <w:r>
+        <w:rPr>
+          <w:i/>
+          <w:iCs/>
+        </w:rPr>
+        <w:t xml:space="preserve">Proof</w:t>
+      </w:r>
+      <w:r>
+        <w:t xml:space="preserve">. </w:t>
+      </w:r>
+      <w:r>
+        <w:t xml:space="preserve">This is the result of</w:t>
+      </w:r>
+      <w:r>
+        <w:t xml:space="preserve"> </w:t>
+      </w:r>
+      <w:hyperlink w:anchor="sol-risk-difference-switch-ref">
+        <w:r>
+          <w:rPr>
+            <w:rStyle w:val="Hyperlink"/>
+          </w:rPr>
+          <w:t xml:space="preserve">Solution 1</w:t>
+        </w:r>
+      </w:hyperlink>
+      <w:r>
+        <w:t xml:space="preserve">.</w:t>
+      </w:r>
+    </w:p>
+    <w:bookmarkStart w:id="43" w:name="exm-hers-risk-difference-switch-ref"/>
+    <w:p>
+      <w:pPr>
+        <w:pStyle w:val="BodyText"/>
+      </w:pPr>
+      <w:r>
+        <w:rPr>
+          <w:b/>
+          <w:bCs/>
+        </w:rPr>
+        <w:t xml:space="preserve">Example 8 (Switching the reference group in the HERS risk difference)</w:t>
+      </w:r>
+      <w:r>
+        <w:t xml:space="preserve"> </w:t>
+      </w:r>
+      <w:r>
+        <w:t xml:space="preserve">In</w:t>
+      </w:r>
+      <w:r>
+        <w:t xml:space="preserve"> </w:t>
+      </w:r>
+      <w:hyperlink w:anchor="exm-hers-risk-difference">
+        <w:r>
+          <w:rPr>
+            <w:rStyle w:val="Hyperlink"/>
+          </w:rPr>
+          <w:t xml:space="preserve">Example 7</w:t>
+        </w:r>
+      </w:hyperlink>
+      <w:r>
+        <w:t xml:space="preserve"> </w:t>
+      </w:r>
+      <w:r>
+        <w:t xml:space="preserve">the placebo group is the</w:t>
+      </w:r>
+      <w:r>
+        <w:t xml:space="preserve"> </w:t>
+      </w:r>
+      <w:hyperlink w:anchor="def-reference-group">
+        <w:r>
+          <w:rPr>
+            <w:rStyle w:val="Hyperlink"/>
+          </w:rPr>
+          <w:t xml:space="preserve">reference group</w:t>
+        </w:r>
+      </w:hyperlink>
+      <w:r>
+        <w:t xml:space="preserve">, and the estimated</w:t>
+      </w:r>
+      <w:r>
+        <w:t xml:space="preserve"> </w:t>
+      </w:r>
+      <w:hyperlink w:anchor="def-risk-difference">
+        <w:r>
+          <w:rPr>
+            <w:rStyle w:val="Hyperlink"/>
+          </w:rPr>
+          <w:t xml:space="preserve">risk difference</w:t>
+        </w:r>
+      </w:hyperlink>
+      <w:r>
+        <w:t xml:space="preserve"> </w:t>
+      </w:r>
+      <w:r>
+        <w:t xml:space="preserve">is 0.007.</w:t>
+      </w:r>
+      <w:r>
+        <w:t xml:space="preserve"> </w:t>
+      </w:r>
+      <w:r>
+        <w:t xml:space="preserve">Taking the hormone therapy group as the reference group instead gives:</w:t>
+      </w:r>
+    </w:p>
+    <w:p>
+      <w:pPr>
+        <w:pStyle w:val="SourceCode"/>
+      </w:pPr>
+      <w:r>
+        <w:rPr>
+          <w:rStyle w:val="NormalTok"/>
+        </w:rPr>
+        <w:t xml:space="preserve">rd_hat_switched </w:t>
+      </w:r>
+      <w:r>
+        <w:rPr>
+          <w:rStyle w:val="OtherTok"/>
+        </w:rPr>
+        <w:t xml:space="preserve">&lt;-</w:t>
+      </w:r>
+      <w:r>
+        <w:rPr>
+          <w:rStyle w:val="NormalTok"/>
+        </w:rPr>
+        <w:t xml:space="preserve"> risk_hat[[</w:t>
+      </w:r>
+      <w:r>
+        <w:rPr>
+          <w:rStyle w:val="StringTok"/>
+        </w:rPr>
+        <w:t xml:space="preserve">"placebo"</w:t>
+      </w:r>
+      <w:r>
+        <w:rPr>
+          <w:rStyle w:val="NormalTok"/>
+        </w:rPr>
+        <w:t xml:space="preserve">]] </w:t>
+      </w:r>
+      <w:r>
+        <w:rPr>
+          <w:rStyle w:val="SpecialCharTok"/>
+        </w:rPr>
+        <w:t xml:space="preserve">-</w:t>
+      </w:r>
+      <w:r>
+        <w:rPr>
+          <w:rStyle w:val="NormalTok"/>
+        </w:rPr>
+        <w:t xml:space="preserve"> risk_hat[[</w:t>
+      </w:r>
+      <w:r>
+        <w:rPr>
+          <w:rStyle w:val="StringTok"/>
+        </w:rPr>
+        <w:t xml:space="preserve">"hormone therapy"</w:t>
+      </w:r>
+      <w:r>
+        <w:rPr>
+          <w:rStyle w:val="NormalTok"/>
+        </w:rPr>
+        <w:t xml:space="preserve">]]</w:t>
+      </w:r>
+      <w:r>
+        <w:br/>
+      </w:r>
+      <w:r>
+        <w:rPr>
+          <w:rStyle w:val="NormalTok"/>
+        </w:rPr>
+        <w:t xml:space="preserve">rd_hat_switched</w:t>
+      </w:r>
+      <w:r>
+        <w:br/>
+      </w:r>
+      <w:r>
+        <w:rPr>
+          <w:rStyle w:val="CommentTok"/>
+        </w:rPr>
+        <w:t xml:space="preserve">#&gt; [1] -0.0066302</w:t>
+      </w:r>
+    </w:p>
+    <w:p>
+      <w:pPr>
+        <w:pStyle w:val="FirstParagraph"/>
+      </w:pPr>
+      <w:r>
+        <w:t xml:space="preserve">This</w:t>
+      </w:r>
+      <w:r>
+        <w:t xml:space="preserve"> </w:t>
+      </w:r>
+      <w:hyperlink r:id="rId42">
+        <w:r>
+          <w:rPr>
+            <w:rStyle w:val="Hyperlink"/>
+          </w:rPr>
+          <w:t xml:space="preserve">estimate</w:t>
+        </w:r>
+      </w:hyperlink>
+      <w:r>
+        <w:t xml:space="preserve">, -0.007, is the negative of 0.007, as</w:t>
+      </w:r>
+      <w:r>
+        <w:t xml:space="preserve"> </w:t>
+      </w:r>
+      <w:hyperlink w:anchor="thm-risk-difference-switch-ref">
+        <w:r>
+          <w:rPr>
+            <w:rStyle w:val="Hyperlink"/>
+          </w:rPr>
+          <w:t xml:space="preserve">Theorem 2</w:t>
+        </w:r>
+      </w:hyperlink>
+      <w:r>
+        <w:t xml:space="preserve"> </w:t>
+      </w:r>
+      <w:r>
+        <w:t xml:space="preserve">states.</w:t>
+      </w:r>
+    </w:p>
+    <w:bookmarkEnd w:id="43"/>
+    <w:bookmarkStart w:id="44" w:name="def-risk-ratio"/>
+    <w:p>
+      <w:pPr>
+        <w:pStyle w:val="BodyText"/>
+      </w:pPr>
+      <w:r>
+        <w:rPr>
+          <w:b/>
+          <w:bCs/>
+        </w:rPr>
+        <w:t xml:space="preserve">Definition 7 (Risk ratio (also called the relative risk))</w:t>
+      </w:r>
+      <w:r>
+        <w:t xml:space="preserve"> </w:t>
+      </w:r>
+      <w:r>
+        <w:t xml:space="preserve">Let:</w:t>
+      </w:r>
+    </w:p>
+    <w:p>
+      <w:pPr>
+        <w:pStyle w:val="Compact"/>
+        <w:numPr>
+          <w:ilvl w:val="0"/>
+          <w:numId w:val="1006"/>
+        </w:numPr>
+      </w:pPr>
+      <m:oMath>
+        <m:sSub>
+          <m:e>
+            <m:r>
+              <m:t>π</m:t>
+            </m:r>
+          </m:e>
+          <m:sub>
+            <m:r>
+              <m:t>1</m:t>
+            </m:r>
+          </m:sub>
+        </m:sSub>
+      </m:oMath>
+      <w:r>
+        <w:t xml:space="preserve"> </w:t>
+      </w:r>
+      <w:r>
+        <w:t xml:space="preserve">be the</w:t>
+      </w:r>
+      <w:r>
+        <w:t xml:space="preserve"> </w:t>
+      </w:r>
+      <w:hyperlink w:anchor="def-outcome-risk">
+        <w:r>
+          <w:rPr>
+            <w:rStyle w:val="Hyperlink"/>
+          </w:rPr>
+          <w:t xml:space="preserve">risk</w:t>
+        </w:r>
+      </w:hyperlink>
+      <w:r>
+        <w:t xml:space="preserve"> </w:t>
+      </w:r>
+      <w:r>
+        <w:t xml:space="preserve">of a</w:t>
+      </w:r>
+      <w:r>
+        <w:t xml:space="preserve"> </w:t>
+      </w:r>
+      <w:hyperlink r:id="rId30">
+        <w:r>
+          <w:rPr>
+            <w:rStyle w:val="Hyperlink"/>
+          </w:rPr>
+          <w:t xml:space="preserve">binary</w:t>
+        </w:r>
+      </w:hyperlink>
+      <w:r>
+        <w:t xml:space="preserve"> </w:t>
+      </w:r>
+      <w:r>
+        <w:t xml:space="preserve">outcome in group 1.</w:t>
+      </w:r>
+    </w:p>
+    <w:p>
+      <w:pPr>
+        <w:pStyle w:val="Compact"/>
+        <w:numPr>
+          <w:ilvl w:val="0"/>
+          <w:numId w:val="1006"/>
+        </w:numPr>
+      </w:pPr>
+      <m:oMath>
+        <m:sSub>
+          <m:e>
+            <m:r>
+              <m:t>π</m:t>
+            </m:r>
+          </m:e>
+          <m:sub>
+            <m:r>
+              <m:t>2</m:t>
+            </m:r>
+          </m:sub>
+        </m:sSub>
+        <m:r>
+          <m:rPr>
+            <m:sty m:val="p"/>
+          </m:rPr>
+          <m:t>&gt;</m:t>
+        </m:r>
+        <m:r>
+          <m:t>0</m:t>
+        </m:r>
+      </m:oMath>
+      <w:r>
+        <w:t xml:space="preserve"> </w:t>
+      </w:r>
+      <w:r>
+        <w:t xml:space="preserve">be the risk of the same outcome in the</w:t>
+      </w:r>
+      <w:r>
+        <w:t xml:space="preserve"> </w:t>
+      </w:r>
+      <w:hyperlink w:anchor="def-reference-group">
+        <w:r>
+          <w:rPr>
+            <w:rStyle w:val="Hyperlink"/>
+          </w:rPr>
+          <w:t xml:space="preserve">reference group</w:t>
+        </w:r>
+      </w:hyperlink>
+      <w:r>
+        <w:t xml:space="preserve">, group 2.</w:t>
+      </w:r>
+    </w:p>
+    <w:p>
+      <w:pPr>
+        <w:pStyle w:val="FirstParagraph"/>
+      </w:pPr>
+      <w:r>
+        <w:t xml:space="preserve">The</w:t>
+      </w:r>
+      <w:r>
+        <w:t xml:space="preserve"> </w:t>
+      </w:r>
+      <w:r>
+        <w:rPr>
+          <w:b/>
+          <w:bCs/>
+        </w:rPr>
+        <w:t xml:space="preserve">risk ratio</w:t>
+      </w:r>
+      <w:r>
+        <w:t xml:space="preserve">, also called the</w:t>
+      </w:r>
+      <w:r>
+        <w:t xml:space="preserve"> </w:t>
+      </w:r>
+      <w:r>
+        <w:rPr>
+          <w:b/>
+          <w:bCs/>
+        </w:rPr>
+        <w:t xml:space="preserve">relative risk</w:t>
+      </w:r>
+      <w:r>
+        <w:t xml:space="preserve">, of group 1 compared with group 2 is</w:t>
+      </w:r>
+    </w:p>
+    <w:p>
+      <w:pPr>
+        <w:pStyle w:val="BodyText"/>
+      </w:pPr>
+      <m:oMathPara>
+        <m:oMathParaPr>
+          <m:jc m:val="center"/>
+        </m:oMathParaPr>
+        <m:oMath>
+          <m:sSub>
+            <m:e>
+              <m:r>
+                <m:rPr>
+                  <m:nor/>
+                  <m:sty m:val="p"/>
+                </m:rPr>
+                <m:t>ϙ</m:t>
+              </m:r>
+            </m:e>
+            <m:sub>
+              <m:r>
+                <m:t>π</m:t>
+              </m:r>
+            </m:sub>
+          </m:sSub>
+          <m:limUpp>
+            <m:e>
+              <m:r>
+                <m:rPr>
+                  <m:sty m:val="p"/>
+                </m:rPr>
+                <m:t>=</m:t>
+              </m:r>
+            </m:e>
+            <m:lim>
+              <m:r>
+                <m:rPr>
+                  <m:nor/>
+                  <m:sty m:val="p"/>
+                </m:rPr>
+                <m:t>def</m:t>
+              </m:r>
+            </m:lim>
+          </m:limUpp>
+          <m:f>
+            <m:fPr>
+              <m:type m:val="bar"/>
+            </m:fPr>
+            <m:num>
+              <m:sSub>
+                <m:e>
+                  <m:r>
+                    <m:t>π</m:t>
+                  </m:r>
+                </m:e>
+                <m:sub>
+                  <m:r>
+                    <m:t>1</m:t>
+                  </m:r>
+                </m:sub>
+              </m:sSub>
+            </m:num>
+            <m:den>
+              <m:sSub>
+                <m:e>
+                  <m:r>
+                    <m:t>π</m:t>
+                  </m:r>
+                </m:e>
+                <m:sub>
+                  <m:r>
+                    <m:t>2</m:t>
+                  </m:r>
+                </m:sub>
+              </m:sSub>
+            </m:den>
+          </m:f>
+          <m:r>
+            <m:rPr>
+              <m:sty m:val="p"/>
+            </m:rPr>
+            <m:t>∈</m:t>
+          </m:r>
+          <m:r>
+            <m:rPr>
+              <m:sty m:val="p"/>
+            </m:rPr>
+            <m:t>[</m:t>
+          </m:r>
+          <m:r>
+            <m:t>0</m:t>
+          </m:r>
+          <m:r>
+            <m:rPr>
+              <m:sty m:val="p"/>
+            </m:rPr>
+            <m:t>,</m:t>
+          </m:r>
+          <m:r>
+            <m:rPr>
+              <m:sty m:val="p"/>
+            </m:rPr>
+            <m:t>∞</m:t>
+          </m:r>
+          <m:r>
+            <m:rPr>
+              <m:sty m:val="p"/>
+            </m:rPr>
+            <m:t>)</m:t>
+          </m:r>
+          <m:r>
+            <m:rPr>
+              <m:sty m:val="p"/>
+            </m:rPr>
+            <m:t>.</m:t>
+          </m:r>
+        </m:oMath>
+      </m:oMathPara>
+    </w:p>
+    <w:p>
+      <w:pPr>
+        <w:pStyle w:val="FirstParagraph"/>
+      </w:pPr>
+      <w:r>
+        <w:t xml:space="preserve">Source:</w:t>
+      </w:r>
+      <w:r>
+        <w:t xml:space="preserve"> </w:t>
+      </w:r>
+      <w:r>
+        <w:t xml:space="preserve">Wikipedia contributors [7]</w:t>
+      </w:r>
+      <w:r>
+        <w:t xml:space="preserve">.</w:t>
+      </w:r>
+    </w:p>
+    <w:bookmarkEnd w:id="44"/>
+    <w:bookmarkStart w:id="46" w:name="exm-hers-risk-ratio"/>
+    <w:p>
+      <w:pPr>
+        <w:pStyle w:val="BodyText"/>
+      </w:pPr>
+      <w:r>
+        <w:rPr>
+          <w:b/>
+          <w:bCs/>
+        </w:rPr>
+        <w:t xml:space="preserve">Example 9 (Risk ratio of regular exercise in HERS)</w:t>
+      </w:r>
+      <w:r>
+        <w:t xml:space="preserve"> </w:t>
+      </w:r>
+      <w:r>
+        <w:t xml:space="preserve">Take group 1 to be hormone therapy and group 2, the</w:t>
+      </w:r>
+      <w:r>
+        <w:t xml:space="preserve"> </w:t>
+      </w:r>
+      <w:hyperlink w:anchor="def-reference-group">
+        <w:r>
+          <w:rPr>
+            <w:rStyle w:val="Hyperlink"/>
+          </w:rPr>
+          <w:t xml:space="preserve">reference group</w:t>
+        </w:r>
+      </w:hyperlink>
+      <w:r>
+        <w:t xml:space="preserve">, to be placebo.</w:t>
+      </w:r>
+      <w:r>
+        <w:t xml:space="preserve"> </w:t>
+      </w:r>
+      <w:r>
+        <w:t xml:space="preserve">The estimated</w:t>
+      </w:r>
+      <w:r>
+        <w:t xml:space="preserve"> </w:t>
+      </w:r>
+      <w:hyperlink w:anchor="def-risk-ratio">
+        <w:r>
+          <w:rPr>
+            <w:rStyle w:val="Hyperlink"/>
+          </w:rPr>
+          <w:t xml:space="preserve">risk ratio</w:t>
+        </w:r>
+      </w:hyperlink>
+      <w:r>
+        <w:t xml:space="preserve"> </w:t>
+      </w:r>
+      <w:r>
+        <w:t xml:space="preserve">for the estimated</w:t>
+      </w:r>
+      <w:r>
+        <w:t xml:space="preserve"> </w:t>
+      </w:r>
+      <w:hyperlink w:anchor="def-outcome-risk">
+        <w:r>
+          <w:rPr>
+            <w:rStyle w:val="Hyperlink"/>
+          </w:rPr>
+          <w:t xml:space="preserve">risks</w:t>
+        </w:r>
+      </w:hyperlink>
+      <w:r>
+        <w:t xml:space="preserve"> </w:t>
+      </w:r>
+      <w:r>
+        <w:t xml:space="preserve">of</w:t>
+      </w:r>
+      <w:r>
+        <w:t xml:space="preserve"> </w:t>
+      </w:r>
+      <w:hyperlink w:anchor="exm-hers-outcome-risk">
+        <w:r>
+          <w:rPr>
+            <w:rStyle w:val="Hyperlink"/>
+          </w:rPr>
+          <w:t xml:space="preserve">Example 5</w:t>
+        </w:r>
+      </w:hyperlink>
+      <w:r>
+        <w:t xml:space="preserve"> </w:t>
+      </w:r>
+      <w:r>
+        <w:t xml:space="preserve">is:</w:t>
+      </w:r>
+    </w:p>
+    <w:p>
+      <w:pPr>
+        <w:pStyle w:val="SourceCode"/>
+      </w:pPr>
+      <w:r>
+        <w:rPr>
+          <w:rStyle w:val="NormalTok"/>
+        </w:rPr>
+        <w:t xml:space="preserve">rr_hat </w:t>
+      </w:r>
+      <w:r>
+        <w:rPr>
+          <w:rStyle w:val="OtherTok"/>
+        </w:rPr>
+        <w:t xml:space="preserve">&lt;-</w:t>
+      </w:r>
+      <w:r>
+        <w:rPr>
+          <w:rStyle w:val="NormalTok"/>
+        </w:rPr>
+        <w:t xml:space="preserve"> risk_hat[[</w:t>
+      </w:r>
+      <w:r>
+        <w:rPr>
+          <w:rStyle w:val="StringTok"/>
+        </w:rPr>
+        <w:t xml:space="preserve">"hormone therapy"</w:t>
+      </w:r>
+      <w:r>
+        <w:rPr>
+          <w:rStyle w:val="NormalTok"/>
+        </w:rPr>
+        <w:t xml:space="preserve">]] </w:t>
+      </w:r>
+      <w:r>
+        <w:rPr>
+          <w:rStyle w:val="SpecialCharTok"/>
+        </w:rPr>
+        <w:t xml:space="preserve">/</w:t>
+      </w:r>
+      <w:r>
+        <w:rPr>
+          <w:rStyle w:val="NormalTok"/>
+        </w:rPr>
+        <w:t xml:space="preserve"> risk_hat[[</w:t>
+      </w:r>
+      <w:r>
+        <w:rPr>
+          <w:rStyle w:val="StringTok"/>
+        </w:rPr>
+        <w:t xml:space="preserve">"placebo"</w:t>
+      </w:r>
+      <w:r>
+        <w:rPr>
+          <w:rStyle w:val="NormalTok"/>
+        </w:rPr>
+        <w:t xml:space="preserve">]]</w:t>
+      </w:r>
+      <w:r>
+        <w:br/>
+      </w:r>
+      <w:r>
+        <w:rPr>
+          <w:rStyle w:val="NormalTok"/>
+        </w:rPr>
+        <w:t xml:space="preserve">rr_hat</w:t>
+      </w:r>
+      <w:r>
+        <w:br/>
+      </w:r>
+      <w:r>
+        <w:rPr>
+          <w:rStyle w:val="CommentTok"/>
+        </w:rPr>
+        <w:t xml:space="preserve">#&gt; [1] 1.0173</w:t>
+      </w:r>
+    </w:p>
+    <w:p>
+      <w:pPr>
+        <w:pStyle w:val="FirstParagraph"/>
+      </w:pPr>
+      <w:r>
+        <w:t xml:space="preserve">The estimated</w:t>
+      </w:r>
+      <w:r>
+        <w:t xml:space="preserve"> </w:t>
+      </w:r>
+      <w:hyperlink w:anchor="def-outcome-risk">
+        <w:r>
+          <w:rPr>
+            <w:rStyle w:val="Hyperlink"/>
+          </w:rPr>
+          <w:t xml:space="preserve">risk</w:t>
+        </w:r>
+      </w:hyperlink>
+      <w:r>
+        <w:t xml:space="preserve"> </w:t>
+      </w:r>
+      <w:r>
+        <w:t xml:space="preserve">of regular exercise in the hormone therapy group</w:t>
+      </w:r>
+      <w:r>
+        <w:t xml:space="preserve"> </w:t>
+      </w:r>
+      <w:r>
+        <w:t xml:space="preserve">is 1.017 times the estimated risk in the placebo group.</w:t>
+      </w:r>
+      <w:r>
+        <w:t xml:space="preserve"> </w:t>
+      </w:r>
+      <w:r>
+        <w:t xml:space="preserve">This</w:t>
+      </w:r>
+      <w:r>
+        <w:t xml:space="preserve"> </w:t>
+      </w:r>
+      <w:hyperlink r:id="rId42">
+        <w:r>
+          <w:rPr>
+            <w:rStyle w:val="Hyperlink"/>
+          </w:rPr>
+          <w:t xml:space="preserve">estimate</w:t>
+        </w:r>
+      </w:hyperlink>
+      <w:r>
+        <w:t xml:space="preserve"> </w:t>
+      </w:r>
+      <w:r>
+        <w:t xml:space="preserve">is close to 1,</w:t>
+      </w:r>
+      <w:r>
+        <w:t xml:space="preserve"> </w:t>
+      </w:r>
+      <w:r>
+        <w:t xml:space="preserve">which agrees with the large</w:t>
+      </w:r>
+      <w:r>
+        <w:t xml:space="preserve"> </w:t>
+      </w:r>
+      <w:hyperlink r:id="rId45">
+        <w:r>
+          <w:rPr>
+            <w:rStyle w:val="Hyperlink"/>
+          </w:rPr>
+          <w:t xml:space="preserve">p-value</w:t>
+        </w:r>
+      </w:hyperlink>
+      <w:r>
+        <w:t xml:space="preserve"> </w:t>
+      </w:r>
+      <w:r>
+        <w:t xml:space="preserve">of</w:t>
+      </w:r>
+      <w:r>
+        <w:t xml:space="preserve"> </w:t>
+      </w:r>
+      <w:hyperlink w:anchor="exm-hers-chisq">
+        <w:r>
+          <w:rPr>
+            <w:rStyle w:val="Hyperlink"/>
+          </w:rPr>
+          <w:t xml:space="preserve">Example 3</w:t>
+        </w:r>
+      </w:hyperlink>
+      <w:r>
+        <w:t xml:space="preserve">:</w:t>
+      </w:r>
+      <w:r>
+        <w:t xml:space="preserve"> </w:t>
+      </w:r>
+      <w:r>
+        <w:t xml:space="preserve">the two groups have about the same estimated risk.</w:t>
+      </w:r>
+      <w:r>
+        <w:t xml:space="preserve"> </w:t>
+      </w:r>
+      <w:r>
+        <w:t xml:space="preserve">The estimate alone does not show how precise it is.</w:t>
+      </w:r>
+    </w:p>
+    <w:bookmarkEnd w:id="46"/>
+    <w:bookmarkStart w:id="47" w:name="exr-risk-ratio-switch-ref"/>
+    <w:p>
+      <w:pPr>
+        <w:pStyle w:val="BodyText"/>
+      </w:pPr>
+      <w:r>
+        <w:rPr>
+          <w:b/>
+          <w:bCs/>
+        </w:rPr>
+        <w:t xml:space="preserve">Exercise 2</w:t>
+      </w:r>
+      <w:r>
+        <w:t xml:space="preserve"> </w:t>
+      </w:r>
+      <w:r>
+        <w:t xml:space="preserve">Let:</w:t>
+      </w:r>
+    </w:p>
+    <w:p>
+      <w:pPr>
+        <w:pStyle w:val="Compact"/>
+        <w:numPr>
+          <w:ilvl w:val="0"/>
+          <w:numId w:val="1007"/>
+        </w:numPr>
+      </w:pPr>
+      <m:oMath>
+        <m:sSub>
+          <m:e>
+            <m:r>
+              <m:t>π</m:t>
+            </m:r>
+          </m:e>
+          <m:sub>
+            <m:r>
+              <m:t>1</m:t>
+            </m:r>
+          </m:sub>
+        </m:sSub>
+      </m:oMath>
+      <w:r>
+        <w:t xml:space="preserve"> </w:t>
+      </w:r>
+      <w:r>
+        <w:t xml:space="preserve">and</w:t>
+      </w:r>
+      <w:r>
+        <w:t xml:space="preserve"> </w:t>
+      </w:r>
+      <m:oMath>
+        <m:sSub>
+          <m:e>
+            <m:r>
+              <m:t>π</m:t>
+            </m:r>
+          </m:e>
+          <m:sub>
+            <m:r>
+              <m:t>2</m:t>
+            </m:r>
+          </m:sub>
+        </m:sSub>
+        <m:r>
+          <m:rPr>
+            <m:sty m:val="p"/>
+          </m:rPr>
+          <m:t>&gt;</m:t>
+        </m:r>
+        <m:r>
+          <m:t>0</m:t>
+        </m:r>
+      </m:oMath>
+      <w:r>
+        <w:t xml:space="preserve"> </w:t>
+      </w:r>
+      <w:r>
+        <w:t xml:space="preserve">be the</w:t>
+      </w:r>
+      <w:r>
+        <w:t xml:space="preserve"> </w:t>
+      </w:r>
+      <w:hyperlink w:anchor="def-outcome-risk">
+        <w:r>
+          <w:rPr>
+            <w:rStyle w:val="Hyperlink"/>
+          </w:rPr>
+          <w:t xml:space="preserve">risks</w:t>
+        </w:r>
+      </w:hyperlink>
+      <w:r>
+        <w:t xml:space="preserve"> </w:t>
+      </w:r>
+      <w:r>
+        <w:t xml:space="preserve">of a</w:t>
+      </w:r>
+      <w:r>
+        <w:t xml:space="preserve"> </w:t>
+      </w:r>
+      <w:hyperlink r:id="rId30">
+        <w:r>
+          <w:rPr>
+            <w:rStyle w:val="Hyperlink"/>
+          </w:rPr>
+          <w:t xml:space="preserve">binary</w:t>
+        </w:r>
+      </w:hyperlink>
+      <w:r>
+        <w:t xml:space="preserve"> </w:t>
+      </w:r>
+      <w:r>
+        <w:t xml:space="preserve">outcome in group 1 and group 2.</w:t>
+      </w:r>
+    </w:p>
+    <w:p>
+      <w:pPr>
+        <w:pStyle w:val="Compact"/>
+        <w:numPr>
+          <w:ilvl w:val="0"/>
+          <w:numId w:val="1007"/>
+        </w:numPr>
+      </w:pPr>
+      <m:oMath>
+        <m:sSub>
+          <m:e>
+            <m:r>
+              <m:rPr>
+                <m:nor/>
+                <m:sty m:val="p"/>
+              </m:rPr>
+              <m:t>ϙ</m:t>
+            </m:r>
+          </m:e>
+          <m:sub>
+            <m:r>
+              <m:t>π</m:t>
+            </m:r>
+          </m:sub>
+        </m:sSub>
+        <m:limUpp>
+          <m:e>
+            <m:r>
+              <m:rPr>
+                <m:sty m:val="p"/>
+              </m:rPr>
+              <m:t>=</m:t>
+            </m:r>
+          </m:e>
+          <m:lim>
+            <m:r>
+              <m:rPr>
+                <m:nor/>
+                <m:sty m:val="p"/>
+              </m:rPr>
+              <m:t>def</m:t>
+            </m:r>
+          </m:lim>
+        </m:limUpp>
+        <m:sSub>
+          <m:e>
+            <m:r>
+              <m:t>π</m:t>
+            </m:r>
+          </m:e>
+          <m:sub>
+            <m:r>
+              <m:t>1</m:t>
+            </m:r>
+          </m:sub>
+        </m:sSub>
+        <m:r>
+          <m:rPr>
+            <m:sty m:val="p"/>
+          </m:rPr>
+          <m:t>/</m:t>
+        </m:r>
+        <m:sSub>
+          <m:e>
+            <m:r>
+              <m:t>π</m:t>
+            </m:r>
+          </m:e>
+          <m:sub>
+            <m:r>
+              <m:t>2</m:t>
+            </m:r>
+          </m:sub>
+        </m:sSub>
+      </m:oMath>
+      <w:r>
+        <w:t xml:space="preserve"> </w:t>
+      </w:r>
+      <w:r>
+        <w:t xml:space="preserve">be the</w:t>
+      </w:r>
+      <w:r>
+        <w:t xml:space="preserve"> </w:t>
+      </w:r>
+      <w:hyperlink w:anchor="def-risk-ratio">
+        <w:r>
+          <w:rPr>
+            <w:rStyle w:val="Hyperlink"/>
+          </w:rPr>
+          <w:t xml:space="preserve">risk ratio</w:t>
+        </w:r>
+      </w:hyperlink>
+      <w:r>
+        <w:t xml:space="preserve"> </w:t>
+      </w:r>
+      <w:r>
+        <w:t xml:space="preserve">of group 1 compared with group 2.</w:t>
+      </w:r>
+    </w:p>
+    <w:p>
+      <w:pPr>
+        <w:pStyle w:val="Compact"/>
+        <w:numPr>
+          <w:ilvl w:val="0"/>
+          <w:numId w:val="1007"/>
+        </w:numPr>
+      </w:pPr>
+      <m:oMath>
+        <m:sSub>
+          <m:e>
+            <m:r>
+              <m:rPr>
+                <m:nor/>
+                <m:sty m:val="p"/>
+              </m:rPr>
+              <m:t>ϙ</m:t>
+            </m:r>
+          </m:e>
+          <m:sub>
+            <m:r>
+              <m:t>π</m:t>
+            </m:r>
+          </m:sub>
+        </m:sSub>
+        <m:r>
+          <m:rPr>
+            <m:sty m:val="p"/>
+          </m:rPr>
+          <m:t>&gt;</m:t>
+        </m:r>
+        <m:r>
+          <m:t>0</m:t>
+        </m:r>
+      </m:oMath>
+      <w:r>
+        <w:t xml:space="preserve">.</w:t>
+      </w:r>
+    </w:p>
+    <w:p>
+      <w:pPr>
+        <w:pStyle w:val="FirstParagraph"/>
+      </w:pPr>
+      <w:r>
+        <w:t xml:space="preserve">Express the risk ratio of group 2 compared with group 1,</w:t>
+      </w:r>
+      <w:r>
+        <w:t xml:space="preserve"> </w:t>
+      </w:r>
+      <m:oMath>
+        <m:sSub>
+          <m:e>
+            <m:r>
+              <m:t>π</m:t>
+            </m:r>
+          </m:e>
+          <m:sub>
+            <m:r>
+              <m:t>2</m:t>
+            </m:r>
+          </m:sub>
+        </m:sSub>
+        <m:r>
+          <m:rPr>
+            <m:sty m:val="p"/>
+          </m:rPr>
+          <m:t>/</m:t>
+        </m:r>
+        <m:sSub>
+          <m:e>
+            <m:r>
+              <m:t>π</m:t>
+            </m:r>
+          </m:e>
+          <m:sub>
+            <m:r>
+              <m:t>1</m:t>
+            </m:r>
+          </m:sub>
+        </m:sSub>
+      </m:oMath>
+      <w:r>
+        <w:t xml:space="preserve">, in terms of</w:t>
+      </w:r>
+      <w:r>
+        <w:t xml:space="preserve"> </w:t>
+      </w:r>
+      <m:oMath>
+        <m:sSub>
+          <m:e>
+            <m:r>
+              <m:rPr>
+                <m:nor/>
+                <m:sty m:val="p"/>
+              </m:rPr>
+              <m:t>ϙ</m:t>
+            </m:r>
+          </m:e>
+          <m:sub>
+            <m:r>
+              <m:t>π</m:t>
+            </m:r>
+          </m:sub>
+        </m:sSub>
+      </m:oMath>
+      <w:r>
+        <w:t xml:space="preserve">.</w:t>
+      </w:r>
+    </w:p>
+    <w:bookmarkEnd w:id="47"/>
+    <w:bookmarkStart w:id="48" w:name="sol-risk-ratio-switch-ref"/>
+    <w:p>
+      <w:pPr>
+        <w:pStyle w:val="BodyText"/>
+      </w:pPr>
+      <w:r>
+        <w:rPr>
+          <w:i/>
+          <w:iCs/>
+        </w:rPr>
+        <w:t xml:space="preserve">Solution 2</w:t>
+      </w:r>
+      <w:r>
+        <w:t xml:space="preserve">. </w:t>
+      </w:r>
+    </w:p>
+    <w:p>
+      <w:pPr>
+        <w:pStyle w:val="BodyText"/>
+      </w:pPr>
+      <m:oMathPara>
+        <m:oMathParaPr>
+          <m:jc m:val="center"/>
+        </m:oMathParaPr>
+        <m:oMath>
+          <m:eqArr>
+            <m:e>
+              <m:f>
+                <m:fPr>
+                  <m:type m:val="bar"/>
+                </m:fPr>
+                <m:num>
+                  <m:sSub>
+                    <m:e>
+                      <m:r>
+                        <m:t>π</m:t>
+                      </m:r>
+                    </m:e>
+                    <m:sub>
+                      <m:r>
+                        <m:t>2</m:t>
+                      </m:r>
+                    </m:sub>
+                  </m:sSub>
+                </m:num>
+                <m:den>
+                  <m:sSub>
+                    <m:e>
+                      <m:r>
+                        <m:t>π</m:t>
+                      </m:r>
+                    </m:e>
+                    <m:sub>
+                      <m:r>
+                        <m:t>1</m:t>
+                      </m:r>
+                    </m:sub>
+                  </m:sSub>
+                </m:den>
+              </m:f>
+              <m:r>
+                <m:t>&amp;</m:t>
+              </m:r>
+              <m:r>
+                <m:rPr>
+                  <m:sty m:val="p"/>
+                </m:rPr>
+                <m:t>=</m:t>
+              </m:r>
+              <m:f>
+                <m:fPr>
+                  <m:type m:val="bar"/>
+                </m:fPr>
+                <m:num>
+                  <m:r>
+                    <m:t>1</m:t>
+                  </m:r>
+                </m:num>
+                <m:den>
+                  <m:sSub>
+                    <m:e>
+                      <m:r>
+                        <m:t>π</m:t>
+                      </m:r>
+                    </m:e>
+                    <m:sub>
+                      <m:r>
+                        <m:t>1</m:t>
+                      </m:r>
+                    </m:sub>
+                  </m:sSub>
+                  <m:r>
+                    <m:rPr>
+                      <m:sty m:val="p"/>
+                    </m:rPr>
+                    <m:t>/</m:t>
+                  </m:r>
+                  <m:sSub>
+                    <m:e>
+                      <m:r>
+                        <m:t>π</m:t>
+                      </m:r>
+                    </m:e>
+                    <m:sub>
+                      <m:r>
+                        <m:t>2</m:t>
+                      </m:r>
+                    </m:sub>
+                  </m:sSub>
+                </m:den>
+              </m:f>
+              <m:r>
+                <m:t>&amp;</m:t>
+              </m:r>
+              <m:r>
+                <m:t>&amp;</m:t>
+              </m:r>
+              <m:r>
+                <m:rPr>
+                  <m:nor/>
+                  <m:sty m:val="p"/>
+                </m:rPr>
+                <m:t>(the reciprocal of a quotient swaps numerator and denominator)</m:t>
+              </m:r>
+            </m:e>
+            <m:e>
+              <m:r>
+                <m:t>&amp;</m:t>
+              </m:r>
+              <m:r>
+                <m:rPr>
+                  <m:sty m:val="p"/>
+                </m:rPr>
+                <m:t>=</m:t>
+              </m:r>
+              <m:f>
+                <m:fPr>
+                  <m:type m:val="bar"/>
+                </m:fPr>
+                <m:num>
+                  <m:r>
+                    <m:t>1</m:t>
+                  </m:r>
+                </m:num>
+                <m:den>
+                  <m:sSub>
+                    <m:e>
+                      <m:r>
+                        <m:rPr>
+                          <m:nor/>
+                          <m:sty m:val="p"/>
+                        </m:rPr>
+                        <m:t>ϙ</m:t>
+                      </m:r>
+                    </m:e>
+                    <m:sub>
+                      <m:r>
+                        <m:t>π</m:t>
+                      </m:r>
+                    </m:sub>
+                  </m:sSub>
+                </m:den>
+              </m:f>
+              <m:r>
+                <m:t>&amp;</m:t>
+              </m:r>
+              <m:r>
+                <m:t>&amp;</m:t>
+              </m:r>
+              <m:r>
+                <m:rPr>
+                  <m:nor/>
+                  <m:sty m:val="p"/>
+                </m:rPr>
+                <m:t>(definition of </m:t>
+              </m:r>
+              <m:sSub>
+                <m:e>
+                  <m:r>
+                    <m:rPr>
+                      <m:nor/>
+                      <m:sty m:val="p"/>
+                    </m:rPr>
+                    <m:t>ϙ</m:t>
+                  </m:r>
+                </m:e>
+                <m:sub>
+                  <m:r>
+                    <m:t>π</m:t>
+                  </m:r>
+                </m:sub>
+              </m:sSub>
+              <m:r>
+                <m:rPr>
+                  <m:nor/>
+                  <m:sty m:val="p"/>
+                </m:rPr>
+                <m:t>)</m:t>
+              </m:r>
+            </m:e>
+          </m:eqArr>
+        </m:oMath>
+      </m:oMathPara>
+    </w:p>
+    <w:bookmarkEnd w:id="48"/>
+    <w:bookmarkStart w:id="49" w:name="thm-risk-ratio-switch-ref"/>
+    <w:p>
+      <w:pPr>
+        <w:pStyle w:val="FirstParagraph"/>
+      </w:pPr>
+      <w:r>
+        <w:rPr>
+          <w:b/>
+          <w:bCs/>
+        </w:rPr>
+        <w:t xml:space="preserve">Theorem 3 (Switching the reference group in a risk ratio)</w:t>
+      </w:r>
+      <w:r>
+        <w:t xml:space="preserve"> </w:t>
+      </w:r>
+      <w:r>
+        <w:t xml:space="preserve">Let:</w:t>
+      </w:r>
+    </w:p>
+    <w:p>
+      <w:pPr>
+        <w:pStyle w:val="Compact"/>
+        <w:numPr>
+          <w:ilvl w:val="0"/>
+          <w:numId w:val="1008"/>
+        </w:numPr>
+      </w:pPr>
+      <m:oMath>
+        <m:sSub>
+          <m:e>
+            <m:r>
+              <m:t>π</m:t>
+            </m:r>
+          </m:e>
+          <m:sub>
+            <m:r>
+              <m:t>1</m:t>
+            </m:r>
+          </m:sub>
+        </m:sSub>
+      </m:oMath>
+      <w:r>
+        <w:t xml:space="preserve"> </w:t>
+      </w:r>
+      <w:r>
+        <w:t xml:space="preserve">and</w:t>
+      </w:r>
+      <w:r>
+        <w:t xml:space="preserve"> </w:t>
+      </w:r>
+      <m:oMath>
+        <m:sSub>
+          <m:e>
+            <m:r>
+              <m:t>π</m:t>
+            </m:r>
+          </m:e>
+          <m:sub>
+            <m:r>
+              <m:t>2</m:t>
+            </m:r>
+          </m:sub>
+        </m:sSub>
+        <m:r>
+          <m:rPr>
+            <m:sty m:val="p"/>
+          </m:rPr>
+          <m:t>&gt;</m:t>
+        </m:r>
+        <m:r>
+          <m:t>0</m:t>
+        </m:r>
+      </m:oMath>
+      <w:r>
+        <w:t xml:space="preserve"> </w:t>
+      </w:r>
+      <w:r>
+        <w:t xml:space="preserve">be the</w:t>
+      </w:r>
+      <w:r>
+        <w:t xml:space="preserve"> </w:t>
+      </w:r>
+      <w:hyperlink w:anchor="def-outcome-risk">
+        <w:r>
+          <w:rPr>
+            <w:rStyle w:val="Hyperlink"/>
+          </w:rPr>
+          <w:t xml:space="preserve">risks</w:t>
+        </w:r>
+      </w:hyperlink>
+      <w:r>
+        <w:t xml:space="preserve"> </w:t>
+      </w:r>
+      <w:r>
+        <w:t xml:space="preserve">of a</w:t>
+      </w:r>
+      <w:r>
+        <w:t xml:space="preserve"> </w:t>
+      </w:r>
+      <w:hyperlink r:id="rId30">
+        <w:r>
+          <w:rPr>
+            <w:rStyle w:val="Hyperlink"/>
+          </w:rPr>
+          <w:t xml:space="preserve">binary</w:t>
+        </w:r>
+      </w:hyperlink>
+      <w:r>
+        <w:t xml:space="preserve"> </w:t>
+      </w:r>
+      <w:r>
+        <w:t xml:space="preserve">outcome in group 1 and group 2.</w:t>
+      </w:r>
+    </w:p>
+    <w:p>
+      <w:pPr>
+        <w:pStyle w:val="Compact"/>
+        <w:numPr>
+          <w:ilvl w:val="0"/>
+          <w:numId w:val="1008"/>
+        </w:numPr>
+      </w:pPr>
+      <m:oMath>
+        <m:sSub>
+          <m:e>
+            <m:r>
+              <m:rPr>
+                <m:nor/>
+                <m:sty m:val="p"/>
+              </m:rPr>
+              <m:t>ϙ</m:t>
+            </m:r>
+          </m:e>
+          <m:sub>
+            <m:r>
+              <m:t>π</m:t>
+            </m:r>
+          </m:sub>
+        </m:sSub>
+        <m:limUpp>
+          <m:e>
+            <m:r>
+              <m:rPr>
+                <m:sty m:val="p"/>
+              </m:rPr>
+              <m:t>=</m:t>
+            </m:r>
+          </m:e>
+          <m:lim>
+            <m:r>
+              <m:rPr>
+                <m:nor/>
+                <m:sty m:val="p"/>
+              </m:rPr>
+              <m:t>def</m:t>
+            </m:r>
+          </m:lim>
+        </m:limUpp>
+        <m:sSub>
+          <m:e>
+            <m:r>
+              <m:t>π</m:t>
+            </m:r>
+          </m:e>
+          <m:sub>
+            <m:r>
+              <m:t>1</m:t>
+            </m:r>
+          </m:sub>
+        </m:sSub>
+        <m:r>
+          <m:rPr>
+            <m:sty m:val="p"/>
+          </m:rPr>
+          <m:t>/</m:t>
+        </m:r>
+        <m:sSub>
+          <m:e>
+            <m:r>
+              <m:t>π</m:t>
+            </m:r>
+          </m:e>
+          <m:sub>
+            <m:r>
+              <m:t>2</m:t>
+            </m:r>
+          </m:sub>
+        </m:sSub>
+      </m:oMath>
+      <w:r>
+        <w:t xml:space="preserve"> </w:t>
+      </w:r>
+      <w:r>
+        <w:t xml:space="preserve">be the</w:t>
+      </w:r>
+      <w:r>
+        <w:t xml:space="preserve"> </w:t>
+      </w:r>
+      <w:hyperlink w:anchor="def-risk-ratio">
+        <w:r>
+          <w:rPr>
+            <w:rStyle w:val="Hyperlink"/>
+          </w:rPr>
+          <w:t xml:space="preserve">risk ratio</w:t>
+        </w:r>
+      </w:hyperlink>
+      <w:r>
+        <w:t xml:space="preserve"> </w:t>
+      </w:r>
+      <w:r>
+        <w:t xml:space="preserve">of group 1 compared with group 2, with group 2 as the</w:t>
+      </w:r>
+      <w:r>
+        <w:t xml:space="preserve"> </w:t>
+      </w:r>
+      <w:hyperlink w:anchor="def-reference-group">
+        <w:r>
+          <w:rPr>
+            <w:rStyle w:val="Hyperlink"/>
+          </w:rPr>
+          <w:t xml:space="preserve">reference group</w:t>
+        </w:r>
+      </w:hyperlink>
+      <w:r>
+        <w:t xml:space="preserve">.</w:t>
+      </w:r>
+    </w:p>
+    <w:p>
+      <w:pPr>
+        <w:pStyle w:val="Compact"/>
+        <w:numPr>
+          <w:ilvl w:val="0"/>
+          <w:numId w:val="1008"/>
+        </w:numPr>
+      </w:pPr>
+      <m:oMath>
+        <m:sSub>
+          <m:e>
+            <m:r>
+              <m:rPr>
+                <m:nor/>
+                <m:sty m:val="p"/>
+              </m:rPr>
+              <m:t>ϙ</m:t>
+            </m:r>
+          </m:e>
+          <m:sub>
+            <m:r>
+              <m:t>π</m:t>
+            </m:r>
+          </m:sub>
+        </m:sSub>
+        <m:r>
+          <m:rPr>
+            <m:sty m:val="p"/>
+          </m:rPr>
+          <m:t>&gt;</m:t>
+        </m:r>
+        <m:r>
+          <m:t>0</m:t>
+        </m:r>
+      </m:oMath>
+      <w:r>
+        <w:t xml:space="preserve">.</w:t>
+      </w:r>
+    </w:p>
+    <w:p>
+      <w:pPr>
+        <w:pStyle w:val="FirstParagraph"/>
+      </w:pPr>
+      <w:r>
+        <w:t xml:space="preserve">Then the risk ratio of group 2 compared with group 1, with group 1 as the reference group, is the reciprocal of</w:t>
+      </w:r>
+      <w:r>
+        <w:t xml:space="preserve"> </w:t>
+      </w:r>
+      <m:oMath>
+        <m:sSub>
+          <m:e>
+            <m:r>
+              <m:rPr>
+                <m:nor/>
+                <m:sty m:val="p"/>
+              </m:rPr>
+              <m:t>ϙ</m:t>
+            </m:r>
+          </m:e>
+          <m:sub>
+            <m:r>
+              <m:t>π</m:t>
+            </m:r>
+          </m:sub>
+        </m:sSub>
+      </m:oMath>
+      <w:r>
+        <w:t xml:space="preserve">:</w:t>
+      </w:r>
+    </w:p>
+    <w:p>
+      <w:pPr>
+        <w:pStyle w:val="BodyText"/>
+      </w:pPr>
+      <m:oMathPara>
+        <m:oMathParaPr>
+          <m:jc m:val="center"/>
+        </m:oMathParaPr>
+        <m:oMath>
+          <m:f>
+            <m:fPr>
+              <m:type m:val="bar"/>
+            </m:fPr>
+            <m:num>
+              <m:sSub>
+                <m:e>
+                  <m:r>
+                    <m:t>π</m:t>
+                  </m:r>
+                </m:e>
+                <m:sub>
+                  <m:r>
+                    <m:t>2</m:t>
+                  </m:r>
+                </m:sub>
+              </m:sSub>
+            </m:num>
+            <m:den>
+              <m:sSub>
+                <m:e>
+                  <m:r>
+                    <m:t>π</m:t>
+                  </m:r>
+                </m:e>
+                <m:sub>
+                  <m:r>
+                    <m:t>1</m:t>
+                  </m:r>
+                </m:sub>
+              </m:sSub>
+            </m:den>
+          </m:f>
+          <m:r>
+            <m:rPr>
+              <m:sty m:val="p"/>
+            </m:rPr>
+            <m:t>=</m:t>
+          </m:r>
+          <m:f>
+            <m:fPr>
+              <m:type m:val="bar"/>
+            </m:fPr>
+            <m:num>
+              <m:r>
+                <m:t>1</m:t>
+              </m:r>
+            </m:num>
+            <m:den>
+              <m:sSub>
+                <m:e>
+                  <m:r>
+                    <m:rPr>
+                      <m:nor/>
+                      <m:sty m:val="p"/>
+                    </m:rPr>
+                    <m:t>ϙ</m:t>
+                  </m:r>
+                </m:e>
+                <m:sub>
+                  <m:r>
+                    <m:t>π</m:t>
+                  </m:r>
+                </m:sub>
+              </m:sSub>
+            </m:den>
+          </m:f>
+          <m:r>
+            <m:rPr>
+              <m:sty m:val="p"/>
+            </m:rPr>
+            <m:t>.</m:t>
+          </m:r>
+        </m:oMath>
+      </m:oMathPara>
+    </w:p>
+    <w:bookmarkEnd w:id="49"/>
+    <w:p>
+      <w:pPr>
+        <w:pStyle w:val="FirstParagraph"/>
+      </w:pPr>
+      <w:r>
+        <w:rPr>
+          <w:i/>
+          <w:iCs/>
+        </w:rPr>
+        <w:t xml:space="preserve">Proof</w:t>
+      </w:r>
+      <w:r>
+        <w:t xml:space="preserve">. </w:t>
+      </w:r>
+      <w:r>
+        <w:t xml:space="preserve">This is the result of</w:t>
+      </w:r>
+      <w:r>
+        <w:t xml:space="preserve"> </w:t>
+      </w:r>
+      <w:hyperlink w:anchor="sol-risk-ratio-switch-ref">
+        <w:r>
+          <w:rPr>
+            <w:rStyle w:val="Hyperlink"/>
+          </w:rPr>
+          <w:t xml:space="preserve">Solution 2</w:t>
+        </w:r>
+      </w:hyperlink>
+      <w:r>
+        <w:t xml:space="preserve">.</w:t>
+      </w:r>
+    </w:p>
+    <w:bookmarkStart w:id="50" w:name="exm-hers-risk-ratio-switch-ref"/>
+    <w:p>
+      <w:pPr>
+        <w:pStyle w:val="BodyText"/>
+      </w:pPr>
+      <w:r>
+        <w:rPr>
+          <w:b/>
+          <w:bCs/>
+        </w:rPr>
+        <w:t xml:space="preserve">Example 10 (Switching the reference group in the HERS risk ratio)</w:t>
+      </w:r>
+      <w:r>
+        <w:t xml:space="preserve"> </w:t>
+      </w:r>
+      <w:r>
+        <w:t xml:space="preserve">In</w:t>
+      </w:r>
+      <w:r>
+        <w:t xml:space="preserve"> </w:t>
+      </w:r>
+      <w:hyperlink w:anchor="exm-hers-risk-ratio">
+        <w:r>
+          <w:rPr>
+            <w:rStyle w:val="Hyperlink"/>
+          </w:rPr>
+          <w:t xml:space="preserve">Example 9</w:t>
+        </w:r>
+      </w:hyperlink>
+      <w:r>
+        <w:t xml:space="preserve"> </w:t>
+      </w:r>
+      <w:r>
+        <w:t xml:space="preserve">the placebo group is the</w:t>
+      </w:r>
+      <w:r>
+        <w:t xml:space="preserve"> </w:t>
+      </w:r>
+      <w:hyperlink w:anchor="def-reference-group">
+        <w:r>
+          <w:rPr>
+            <w:rStyle w:val="Hyperlink"/>
+          </w:rPr>
+          <w:t xml:space="preserve">reference group</w:t>
+        </w:r>
+      </w:hyperlink>
+      <w:r>
+        <w:t xml:space="preserve">, and the estimated</w:t>
+      </w:r>
+      <w:r>
+        <w:t xml:space="preserve"> </w:t>
+      </w:r>
+      <w:hyperlink w:anchor="def-risk-ratio">
+        <w:r>
+          <w:rPr>
+            <w:rStyle w:val="Hyperlink"/>
+          </w:rPr>
+          <w:t xml:space="preserve">risk ratio</w:t>
+        </w:r>
+      </w:hyperlink>
+      <w:r>
+        <w:t xml:space="preserve"> </w:t>
+      </w:r>
+      <w:r>
+        <w:t xml:space="preserve">is 1.017.</w:t>
+      </w:r>
+      <w:r>
+        <w:t xml:space="preserve"> </w:t>
+      </w:r>
+      <w:r>
+        <w:t xml:space="preserve">Taking the hormone therapy group as the reference group instead gives:</w:t>
+      </w:r>
+    </w:p>
+    <w:p>
+      <w:pPr>
+        <w:pStyle w:val="SourceCode"/>
+      </w:pPr>
+      <w:r>
+        <w:rPr>
+          <w:rStyle w:val="NormalTok"/>
+        </w:rPr>
+        <w:t xml:space="preserve">rr_hat_switched </w:t>
+      </w:r>
+      <w:r>
+        <w:rPr>
+          <w:rStyle w:val="OtherTok"/>
+        </w:rPr>
+        <w:t xml:space="preserve">&lt;-</w:t>
+      </w:r>
+      <w:r>
+        <w:rPr>
+          <w:rStyle w:val="NormalTok"/>
+        </w:rPr>
+        <w:t xml:space="preserve"> risk_hat[[</w:t>
+      </w:r>
+      <w:r>
+        <w:rPr>
+          <w:rStyle w:val="StringTok"/>
+        </w:rPr>
+        <w:t xml:space="preserve">"placebo"</w:t>
+      </w:r>
+      <w:r>
+        <w:rPr>
+          <w:rStyle w:val="NormalTok"/>
+        </w:rPr>
+        <w:t xml:space="preserve">]] </w:t>
+      </w:r>
+      <w:r>
+        <w:rPr>
+          <w:rStyle w:val="SpecialCharTok"/>
+        </w:rPr>
+        <w:t xml:space="preserve">/</w:t>
+      </w:r>
+      <w:r>
+        <w:rPr>
+          <w:rStyle w:val="NormalTok"/>
+        </w:rPr>
+        <w:t xml:space="preserve"> risk_hat[[</w:t>
+      </w:r>
+      <w:r>
+        <w:rPr>
+          <w:rStyle w:val="StringTok"/>
+        </w:rPr>
+        <w:t xml:space="preserve">"hormone therapy"</w:t>
+      </w:r>
+      <w:r>
+        <w:rPr>
+          <w:rStyle w:val="NormalTok"/>
+        </w:rPr>
+        <w:t xml:space="preserve">]]</w:t>
+      </w:r>
+      <w:r>
+        <w:br/>
+      </w:r>
+      <w:r>
+        <w:rPr>
+          <w:rStyle w:val="NormalTok"/>
+        </w:rPr>
+        <w:t xml:space="preserve">rr_hat_switched</w:t>
+      </w:r>
+      <w:r>
+        <w:br/>
+      </w:r>
+      <w:r>
+        <w:rPr>
+          <w:rStyle w:val="CommentTok"/>
+        </w:rPr>
+        <w:t xml:space="preserve">#&gt; [1] 0.982993</w:t>
+      </w:r>
+    </w:p>
+    <w:p>
+      <w:pPr>
+        <w:pStyle w:val="FirstParagraph"/>
+      </w:pPr>
+      <w:r>
+        <w:t xml:space="preserve">This</w:t>
+      </w:r>
+      <w:r>
+        <w:t xml:space="preserve"> </w:t>
+      </w:r>
+      <w:hyperlink r:id="rId42">
+        <w:r>
+          <w:rPr>
+            <w:rStyle w:val="Hyperlink"/>
+          </w:rPr>
+          <w:t xml:space="preserve">estimate</w:t>
+        </w:r>
+      </w:hyperlink>
+      <w:r>
+        <w:t xml:space="preserve">, 0.983, is the reciprocal of 1.017, 0.983, as</w:t>
+      </w:r>
+      <w:r>
+        <w:t xml:space="preserve"> </w:t>
+      </w:r>
+      <w:hyperlink w:anchor="thm-risk-ratio-switch-ref">
+        <w:r>
+          <w:rPr>
+            <w:rStyle w:val="Hyperlink"/>
+          </w:rPr>
+          <w:t xml:space="preserve">Theorem 3</w:t>
+        </w:r>
+      </w:hyperlink>
+      <w:r>
+        <w:t xml:space="preserve"> </w:t>
+      </w:r>
+      <w:r>
+        <w:t xml:space="preserve">states.</w:t>
+      </w:r>
+    </w:p>
+    <w:bookmarkEnd w:id="50"/>
+    <w:bookmarkStart w:id="52" w:name="def-odds-ratio"/>
+    <w:p>
+      <w:pPr>
+        <w:pStyle w:val="BodyText"/>
+      </w:pPr>
+      <w:r>
+        <w:rPr>
+          <w:b/>
+          <w:bCs/>
+        </w:rPr>
+        <w:t xml:space="preserve">Definition 8 (Odds ratio)</w:t>
+      </w:r>
+      <w:r>
+        <w:t xml:space="preserve"> </w:t>
+      </w:r>
+      <w:r>
+        <w:t xml:space="preserve">Let:</w:t>
+      </w:r>
+    </w:p>
+    <w:p>
+      <w:pPr>
+        <w:pStyle w:val="Compact"/>
+        <w:numPr>
+          <w:ilvl w:val="0"/>
+          <w:numId w:val="1009"/>
+        </w:numPr>
+      </w:pPr>
+      <m:oMath>
+        <m:sSub>
+          <m:e>
+            <m:r>
+              <m:t>ω</m:t>
+            </m:r>
+          </m:e>
+          <m:sub>
+            <m:r>
+              <m:t>1</m:t>
+            </m:r>
+          </m:sub>
+        </m:sSub>
+      </m:oMath>
+      <w:r>
+        <w:t xml:space="preserve"> </w:t>
+      </w:r>
+      <w:r>
+        <w:t xml:space="preserve">be the</w:t>
+      </w:r>
+      <w:r>
+        <w:t xml:space="preserve"> </w:t>
+      </w:r>
+      <w:hyperlink r:id="rId51">
+        <w:r>
+          <w:rPr>
+            <w:rStyle w:val="Hyperlink"/>
+          </w:rPr>
+          <w:t xml:space="preserve">odds</w:t>
+        </w:r>
+      </w:hyperlink>
+      <w:r>
+        <w:t xml:space="preserve"> </w:t>
+      </w:r>
+      <w:r>
+        <w:t xml:space="preserve">of a</w:t>
+      </w:r>
+      <w:r>
+        <w:t xml:space="preserve"> </w:t>
+      </w:r>
+      <w:hyperlink r:id="rId30">
+        <w:r>
+          <w:rPr>
+            <w:rStyle w:val="Hyperlink"/>
+          </w:rPr>
+          <w:t xml:space="preserve">binary</w:t>
+        </w:r>
+      </w:hyperlink>
+      <w:r>
+        <w:t xml:space="preserve"> </w:t>
+      </w:r>
+      <w:r>
+        <w:t xml:space="preserve">outcome in group 1.</w:t>
+      </w:r>
+    </w:p>
+    <w:p>
+      <w:pPr>
+        <w:pStyle w:val="Compact"/>
+        <w:numPr>
+          <w:ilvl w:val="0"/>
+          <w:numId w:val="1009"/>
+        </w:numPr>
+      </w:pPr>
+      <m:oMath>
+        <m:sSub>
+          <m:e>
+            <m:r>
+              <m:t>ω</m:t>
+            </m:r>
+          </m:e>
+          <m:sub>
+            <m:r>
+              <m:t>2</m:t>
+            </m:r>
+          </m:sub>
+        </m:sSub>
+      </m:oMath>
+      <w:r>
+        <w:t xml:space="preserve"> </w:t>
+      </w:r>
+      <w:r>
+        <w:t xml:space="preserve">be the odds of the same outcome in the</w:t>
+      </w:r>
+      <w:r>
+        <w:t xml:space="preserve"> </w:t>
+      </w:r>
+      <w:hyperlink w:anchor="def-reference-group">
+        <w:r>
+          <w:rPr>
+            <w:rStyle w:val="Hyperlink"/>
+          </w:rPr>
+          <w:t xml:space="preserve">reference group</w:t>
+        </w:r>
+      </w:hyperlink>
+      <w:r>
+        <w:t xml:space="preserve">, group 2.</w:t>
+      </w:r>
+    </w:p>
+    <w:p>
+      <w:pPr>
+        <w:pStyle w:val="FirstParagraph"/>
+      </w:pPr>
+      <w:r>
+        <w:t xml:space="preserve">The</w:t>
+      </w:r>
+      <w:r>
+        <w:t xml:space="preserve"> </w:t>
+      </w:r>
+      <w:r>
+        <w:rPr>
+          <w:b/>
+          <w:bCs/>
+        </w:rPr>
+        <w:t xml:space="preserve">odds ratio</w:t>
+      </w:r>
+      <w:r>
+        <w:t xml:space="preserve"> </w:t>
+      </w:r>
+      <w:r>
+        <w:t xml:space="preserve">of group 1 compared with group 2 is</w:t>
+      </w:r>
+    </w:p>
+    <w:p>
+      <w:pPr>
+        <w:pStyle w:val="BodyText"/>
+      </w:pPr>
+      <m:oMathPara>
+        <m:oMathParaPr>
+          <m:jc m:val="center"/>
+        </m:oMathParaPr>
+        <m:oMath>
+          <m:sSub>
+            <m:e>
+              <m:r>
+                <m:rPr>
+                  <m:nor/>
+                  <m:sty m:val="p"/>
+                </m:rPr>
+                <m:t>ϙ</m:t>
+              </m:r>
+            </m:e>
+            <m:sub>
+              <m:r>
+                <m:t>ω</m:t>
+              </m:r>
+            </m:sub>
+          </m:sSub>
+          <m:limUpp>
+            <m:e>
+              <m:r>
+                <m:rPr>
+                  <m:sty m:val="p"/>
+                </m:rPr>
+                <m:t>=</m:t>
+              </m:r>
+            </m:e>
+            <m:lim>
+              <m:r>
+                <m:rPr>
+                  <m:nor/>
+                  <m:sty m:val="p"/>
+                </m:rPr>
+                <m:t>def</m:t>
+              </m:r>
+            </m:lim>
+          </m:limUpp>
+          <m:f>
+            <m:fPr>
+              <m:type m:val="bar"/>
+            </m:fPr>
+            <m:num>
+              <m:sSub>
+                <m:e>
+                  <m:r>
+                    <m:t>ω</m:t>
+                  </m:r>
+                </m:e>
+                <m:sub>
+                  <m:r>
+                    <m:t>1</m:t>
+                  </m:r>
+                </m:sub>
+              </m:sSub>
+            </m:num>
+            <m:den>
+              <m:sSub>
+                <m:e>
+                  <m:r>
+                    <m:t>ω</m:t>
+                  </m:r>
+                </m:e>
+                <m:sub>
+                  <m:r>
+                    <m:t>2</m:t>
+                  </m:r>
+                </m:sub>
+              </m:sSub>
+            </m:den>
+          </m:f>
+          <m:r>
+            <m:rPr>
+              <m:sty m:val="p"/>
+            </m:rPr>
+            <m:t>∈</m:t>
+          </m:r>
+          <m:r>
+            <m:rPr>
+              <m:sty m:val="p"/>
+            </m:rPr>
+            <m:t>(</m:t>
+          </m:r>
+          <m:r>
+            <m:t>0</m:t>
+          </m:r>
+          <m:r>
+            <m:rPr>
+              <m:sty m:val="p"/>
+            </m:rPr>
+            <m:t>,</m:t>
+          </m:r>
+          <m:r>
+            <m:rPr>
+              <m:sty m:val="p"/>
+            </m:rPr>
+            <m:t>∞</m:t>
+          </m:r>
+          <m:r>
+            <m:rPr>
+              <m:sty m:val="p"/>
+            </m:rPr>
+            <m:t>)</m:t>
+          </m:r>
+          <m:r>
+            <m:rPr>
+              <m:sty m:val="p"/>
+            </m:rPr>
+            <m:t>.</m:t>
+          </m:r>
+        </m:oMath>
+      </m:oMathPara>
+    </w:p>
+    <w:p>
+      <w:pPr>
+        <w:pStyle w:val="FirstParagraph"/>
+      </w:pPr>
+      <w:r>
+        <w:t xml:space="preserve">Here</w:t>
+      </w:r>
+      <w:r>
+        <w:t xml:space="preserve"> </w:t>
+      </w:r>
+      <m:oMath>
+        <m:sSub>
+          <m:e>
+            <m:r>
+              <m:t>ω</m:t>
+            </m:r>
+          </m:e>
+          <m:sub>
+            <m:r>
+              <m:t>g</m:t>
+            </m:r>
+          </m:sub>
+        </m:sSub>
+        <m:r>
+          <m:rPr>
+            <m:sty m:val="p"/>
+          </m:rPr>
+          <m:t>=</m:t>
+        </m:r>
+        <m:sSub>
+          <m:e>
+            <m:r>
+              <m:t>π</m:t>
+            </m:r>
+          </m:e>
+          <m:sub>
+            <m:r>
+              <m:t>g</m:t>
+            </m:r>
+          </m:sub>
+        </m:sSub>
+        <m:r>
+          <m:rPr>
+            <m:sty m:val="p"/>
+          </m:rPr>
+          <m:t>/</m:t>
+        </m:r>
+        <m:r>
+          <m:rPr>
+            <m:sty m:val="p"/>
+          </m:rPr>
+          <m:t>(</m:t>
+        </m:r>
+        <m:r>
+          <m:t>1</m:t>
+        </m:r>
+        <m:r>
+          <m:rPr>
+            <m:sty m:val="p"/>
+          </m:rPr>
+          <m:t>−</m:t>
+        </m:r>
+        <m:sSub>
+          <m:e>
+            <m:r>
+              <m:t>π</m:t>
+            </m:r>
+          </m:e>
+          <m:sub>
+            <m:r>
+              <m:t>g</m:t>
+            </m:r>
+          </m:sub>
+        </m:sSub>
+        <m:r>
+          <m:rPr>
+            <m:sty m:val="p"/>
+          </m:rPr>
+          <m:t>)</m:t>
+        </m:r>
+      </m:oMath>
+      <w:r>
+        <w:t xml:space="preserve"> </w:t>
+      </w:r>
+      <w:r>
+        <w:t xml:space="preserve">for the</w:t>
+      </w:r>
+      <w:r>
+        <w:t xml:space="preserve"> </w:t>
+      </w:r>
+      <w:hyperlink w:anchor="def-outcome-risk">
+        <w:r>
+          <w:rPr>
+            <w:rStyle w:val="Hyperlink"/>
+          </w:rPr>
+          <w:t xml:space="preserve">risk</w:t>
+        </w:r>
+      </w:hyperlink>
+      <w:r>
+        <w:t xml:space="preserve"> </w:t>
+      </w:r>
+      <m:oMath>
+        <m:sSub>
+          <m:e>
+            <m:r>
+              <m:t>π</m:t>
+            </m:r>
+          </m:e>
+          <m:sub>
+            <m:r>
+              <m:t>g</m:t>
+            </m:r>
+          </m:sub>
+        </m:sSub>
+      </m:oMath>
+      <w:r>
+        <w:t xml:space="preserve"> </w:t>
+      </w:r>
+      <w:r>
+        <w:t xml:space="preserve">of group</w:t>
+      </w:r>
+      <w:r>
+        <w:t xml:space="preserve"> </w:t>
+      </w:r>
+      <m:oMath>
+        <m:r>
+          <m:t>g</m:t>
+        </m:r>
+      </m:oMath>
+      <w:r>
+        <w:t xml:space="preserve">.</w:t>
+      </w:r>
+    </w:p>
+    <w:p>
+      <w:pPr>
+        <w:pStyle w:val="BodyText"/>
+      </w:pPr>
+      <w:r>
+        <w:t xml:space="preserve">Source:</w:t>
+      </w:r>
+      <w:r>
+        <w:t xml:space="preserve"> </w:t>
+      </w:r>
+      <w:r>
+        <w:t xml:space="preserve">Wikipedia contributors [9]</w:t>
+      </w:r>
+      <w:r>
+        <w:t xml:space="preserve">.</w:t>
+      </w:r>
+    </w:p>
+    <w:bookmarkEnd w:id="52"/>
+    <w:bookmarkStart w:id="53" w:name="exm-hers-odds-ratio"/>
+    <w:p>
+      <w:pPr>
+        <w:pStyle w:val="BodyText"/>
+      </w:pPr>
+      <w:r>
+        <w:rPr>
+          <w:b/>
+          <w:bCs/>
+        </w:rPr>
+        <w:t xml:space="preserve">Example 11 (Odds ratio of regular exercise in HERS)</w:t>
+      </w:r>
+      <w:r>
+        <w:t xml:space="preserve"> </w:t>
+      </w:r>
+      <w:r>
+        <w:t xml:space="preserve">Take group 1 to be hormone therapy and group 2, the</w:t>
+      </w:r>
+      <w:r>
+        <w:t xml:space="preserve"> </w:t>
+      </w:r>
+      <w:hyperlink w:anchor="def-reference-group">
+        <w:r>
+          <w:rPr>
+            <w:rStyle w:val="Hyperlink"/>
+          </w:rPr>
+          <w:t xml:space="preserve">reference group</w:t>
+        </w:r>
+      </w:hyperlink>
+      <w:r>
+        <w:t xml:space="preserve">, to be placebo.</w:t>
+      </w:r>
+      <w:r>
+        <w:t xml:space="preserve"> </w:t>
+      </w:r>
+      <w:r>
+        <w:t xml:space="preserve">The</w:t>
+      </w:r>
+      <w:r>
+        <w:t xml:space="preserve"> </w:t>
+      </w:r>
+      <w:hyperlink r:id="rId51">
+        <w:r>
+          <w:rPr>
+            <w:rStyle w:val="Hyperlink"/>
+          </w:rPr>
+          <w:t xml:space="preserve">odds</w:t>
+        </w:r>
+      </w:hyperlink>
+      <w:r>
+        <w:t xml:space="preserve"> </w:t>
+      </w:r>
+      <w:r>
+        <w:t xml:space="preserve">of regular exercise in each group</w:t>
+      </w:r>
+      <w:r>
+        <w:t xml:space="preserve"> </w:t>
+      </w:r>
+      <w:r>
+        <w:t xml:space="preserve">follow from the estimated</w:t>
+      </w:r>
+      <w:r>
+        <w:t xml:space="preserve"> </w:t>
+      </w:r>
+      <w:hyperlink w:anchor="def-outcome-risk">
+        <w:r>
+          <w:rPr>
+            <w:rStyle w:val="Hyperlink"/>
+          </w:rPr>
+          <w:t xml:space="preserve">risks</w:t>
+        </w:r>
+      </w:hyperlink>
+      <w:r>
+        <w:t xml:space="preserve"> </w:t>
+      </w:r>
+      <w:r>
+        <w:t xml:space="preserve">of</w:t>
+      </w:r>
+      <w:r>
+        <w:t xml:space="preserve"> </w:t>
+      </w:r>
+      <w:hyperlink w:anchor="exm-hers-outcome-risk">
+        <w:r>
+          <w:rPr>
+            <w:rStyle w:val="Hyperlink"/>
+          </w:rPr>
+          <w:t xml:space="preserve">Example 5</w:t>
+        </w:r>
+      </w:hyperlink>
+      <w:r>
+        <w:t xml:space="preserve">.</w:t>
+      </w:r>
+      <w:r>
+        <w:t xml:space="preserve"> </w:t>
+      </w:r>
+      <w:r>
+        <w:t xml:space="preserve">The estimated</w:t>
+      </w:r>
+      <w:r>
+        <w:t xml:space="preserve"> </w:t>
+      </w:r>
+      <w:hyperlink w:anchor="def-odds-ratio">
+        <w:r>
+          <w:rPr>
+            <w:rStyle w:val="Hyperlink"/>
+          </w:rPr>
+          <w:t xml:space="preserve">odds ratio</w:t>
+        </w:r>
+      </w:hyperlink>
+      <w:r>
+        <w:t xml:space="preserve"> </w:t>
+      </w:r>
+      <w:r>
+        <w:t xml:space="preserve">divides the odds in the hormone therapy group</w:t>
+      </w:r>
+      <w:r>
+        <w:t xml:space="preserve"> </w:t>
+      </w:r>
+      <w:r>
+        <w:t xml:space="preserve">by the odds in the placebo group:</w:t>
+      </w:r>
+    </w:p>
+    <w:p>
+      <w:pPr>
+        <w:pStyle w:val="SourceCode"/>
+      </w:pPr>
+      <w:r>
+        <w:rPr>
+          <w:rStyle w:val="NormalTok"/>
+        </w:rPr>
+        <w:t xml:space="preserve">odds_hat </w:t>
+      </w:r>
+      <w:r>
+        <w:rPr>
+          <w:rStyle w:val="OtherTok"/>
+        </w:rPr>
+        <w:t xml:space="preserve">&lt;-</w:t>
+      </w:r>
+      <w:r>
+        <w:rPr>
+          <w:rStyle w:val="NormalTok"/>
+        </w:rPr>
+        <w:t xml:space="preserve"> risk_hat </w:t>
+      </w:r>
+      <w:r>
+        <w:rPr>
+          <w:rStyle w:val="SpecialCharTok"/>
+        </w:rPr>
+        <w:t xml:space="preserve">/</w:t>
+      </w:r>
+      <w:r>
+        <w:rPr>
+          <w:rStyle w:val="NormalTok"/>
+        </w:rPr>
+        <w:t xml:space="preserve"> (</w:t>
+      </w:r>
+      <w:r>
+        <w:rPr>
+          <w:rStyle w:val="DecValTok"/>
+        </w:rPr>
+        <w:t xml:space="preserve">1</w:t>
+      </w:r>
+      <w:r>
+        <w:rPr>
+          <w:rStyle w:val="NormalTok"/>
+        </w:rPr>
+        <w:t xml:space="preserve"> </w:t>
+      </w:r>
+      <w:r>
+        <w:rPr>
+          <w:rStyle w:val="SpecialCharTok"/>
+        </w:rPr>
+        <w:t xml:space="preserve">-</w:t>
+      </w:r>
+      <w:r>
+        <w:rPr>
+          <w:rStyle w:val="NormalTok"/>
+        </w:rPr>
+        <w:t xml:space="preserve"> risk_hat)</w:t>
+      </w:r>
+      <w:r>
+        <w:br/>
+      </w:r>
+      <w:r>
+        <w:rPr>
+          <w:rStyle w:val="NormalTok"/>
+        </w:rPr>
+        <w:t xml:space="preserve">or_hat </w:t>
+      </w:r>
+      <w:r>
+        <w:rPr>
+          <w:rStyle w:val="OtherTok"/>
+        </w:rPr>
+        <w:t xml:space="preserve">&lt;-</w:t>
+      </w:r>
+      <w:r>
+        <w:rPr>
+          <w:rStyle w:val="NormalTok"/>
+        </w:rPr>
+        <w:t xml:space="preserve"> odds_hat[[</w:t>
+      </w:r>
+      <w:r>
+        <w:rPr>
+          <w:rStyle w:val="StringTok"/>
+        </w:rPr>
+        <w:t xml:space="preserve">"hormone therapy"</w:t>
+      </w:r>
+      <w:r>
+        <w:rPr>
+          <w:rStyle w:val="NormalTok"/>
+        </w:rPr>
+        <w:t xml:space="preserve">]] </w:t>
+      </w:r>
+      <w:r>
+        <w:rPr>
+          <w:rStyle w:val="SpecialCharTok"/>
+        </w:rPr>
+        <w:t xml:space="preserve">/</w:t>
+      </w:r>
+      <w:r>
+        <w:rPr>
+          <w:rStyle w:val="NormalTok"/>
+        </w:rPr>
+        <w:t xml:space="preserve"> odds_hat[[</w:t>
+      </w:r>
+      <w:r>
+        <w:rPr>
+          <w:rStyle w:val="StringTok"/>
+        </w:rPr>
+        <w:t xml:space="preserve">"placebo"</w:t>
+      </w:r>
+      <w:r>
+        <w:rPr>
+          <w:rStyle w:val="NormalTok"/>
+        </w:rPr>
+        <w:t xml:space="preserve">]]</w:t>
+      </w:r>
+      <w:r>
+        <w:br/>
+      </w:r>
+      <w:r>
+        <w:rPr>
+          <w:rStyle w:val="FunctionTok"/>
+        </w:rPr>
+        <w:t xml:space="preserve">c</w:t>
+      </w:r>
+      <w:r>
+        <w:rPr>
+          <w:rStyle w:val="NormalTok"/>
+        </w:rPr>
+        <w:t xml:space="preserve">(odds_hat, </w:t>
+      </w:r>
+      <w:r>
+        <w:rPr>
+          <w:rStyle w:val="AttributeTok"/>
+        </w:rPr>
+        <w:t xml:space="preserve">odds_ratio =</w:t>
+      </w:r>
+      <w:r>
+        <w:rPr>
+          <w:rStyle w:val="NormalTok"/>
+        </w:rPr>
+        <w:t xml:space="preserve"> or_hat)</w:t>
+      </w:r>
+      <w:r>
+        <w:br/>
+      </w:r>
+      <w:r>
+        <w:rPr>
+          <w:rStyle w:val="CommentTok"/>
+        </w:rPr>
+        <w:t xml:space="preserve">#&gt;         placebo hormone therapy      odds_ratio </w:t>
+      </w:r>
+      <w:r>
+        <w:br/>
+      </w:r>
+      <w:r>
+        <w:rPr>
+          <w:rStyle w:val="CommentTok"/>
+        </w:rPr>
+        <w:t xml:space="preserve">#&gt;        0.621336        0.638955        1.028356</w:t>
+      </w:r>
+    </w:p>
+    <w:p>
+      <w:pPr>
+        <w:pStyle w:val="FirstParagraph"/>
+      </w:pPr>
+      <w:r>
+        <w:t xml:space="preserve">The estimated odds ratio 1.028 is close to the</w:t>
+      </w:r>
+      <w:r>
+        <w:t xml:space="preserve"> </w:t>
+      </w:r>
+      <w:hyperlink w:anchor="def-risk-ratio">
+        <w:r>
+          <w:rPr>
+            <w:rStyle w:val="Hyperlink"/>
+          </w:rPr>
+          <w:t xml:space="preserve">risk ratio</w:t>
+        </w:r>
+      </w:hyperlink>
+      <w:r>
+        <w:t xml:space="preserve"> </w:t>
+      </w:r>
+      <w:r>
+        <w:t xml:space="preserve">1.017 of</w:t>
+      </w:r>
+      <w:r>
+        <w:t xml:space="preserve"> </w:t>
+      </w:r>
+      <w:hyperlink w:anchor="exm-hers-risk-ratio">
+        <w:r>
+          <w:rPr>
+            <w:rStyle w:val="Hyperlink"/>
+          </w:rPr>
+          <w:t xml:space="preserve">Example 9</w:t>
+        </w:r>
+      </w:hyperlink>
+      <w:r>
+        <w:t xml:space="preserve">,</w:t>
+      </w:r>
+      <w:r>
+        <w:t xml:space="preserve"> </w:t>
+      </w:r>
+      <w:r>
+        <w:t xml:space="preserve">because the two groups have nearly equal risks.</w:t>
+      </w:r>
+      <w:r>
+        <w:t xml:space="preserve"> </w:t>
+      </w:r>
+      <w:r>
+        <w:t xml:space="preserve">The odds ratio is 1 exactly when the risk ratio is 1,</w:t>
+      </w:r>
+      <w:r>
+        <w:t xml:space="preserve"> </w:t>
+      </w:r>
+      <w:r>
+        <w:t xml:space="preserve">so it also agrees with the large</w:t>
+      </w:r>
+      <w:r>
+        <w:t xml:space="preserve"> </w:t>
+      </w:r>
+      <w:hyperlink r:id="rId45">
+        <w:r>
+          <w:rPr>
+            <w:rStyle w:val="Hyperlink"/>
+          </w:rPr>
+          <w:t xml:space="preserve">p-value</w:t>
+        </w:r>
+      </w:hyperlink>
+      <w:r>
+        <w:t xml:space="preserve"> </w:t>
+      </w:r>
+      <w:r>
+        <w:t xml:space="preserve">of</w:t>
+      </w:r>
+      <w:r>
+        <w:t xml:space="preserve"> </w:t>
+      </w:r>
+      <w:hyperlink w:anchor="exm-hers-chisq">
+        <w:r>
+          <w:rPr>
+            <w:rStyle w:val="Hyperlink"/>
+          </w:rPr>
+          <w:t xml:space="preserve">Example 3</w:t>
+        </w:r>
+      </w:hyperlink>
+      <w:r>
+        <w:t xml:space="preserve">.</w:t>
+      </w:r>
+    </w:p>
+    <w:bookmarkEnd w:id="53"/>
+    <w:bookmarkStart w:id="54" w:name="exr-odds-from-joint-probs"/>
+    <w:p>
+      <w:pPr>
+        <w:pStyle w:val="BodyText"/>
+      </w:pPr>
+      <w:r>
+        <w:rPr>
+          <w:b/>
+          <w:bCs/>
+        </w:rPr>
+        <w:t xml:space="preserve">Exercise 3</w:t>
+      </w:r>
+      <w:r>
+        <w:t xml:space="preserve"> </w:t>
+      </w:r>
+      <w:r>
+        <w:t xml:space="preserve">Let:</w:t>
+      </w:r>
+    </w:p>
+    <w:p>
+      <w:pPr>
+        <w:pStyle w:val="Compact"/>
+        <w:numPr>
+          <w:ilvl w:val="0"/>
+          <w:numId w:val="1010"/>
+        </w:numPr>
+      </w:pPr>
+      <m:oMath>
+        <m:r>
+          <m:t>X</m:t>
+        </m:r>
+      </m:oMath>
+      <w:r>
+        <w:t xml:space="preserve"> </w:t>
+      </w:r>
+      <w:r>
+        <w:t xml:space="preserve">and</w:t>
+      </w:r>
+      <w:r>
+        <w:t xml:space="preserve"> </w:t>
+      </w:r>
+      <m:oMath>
+        <m:r>
+          <m:t>Y</m:t>
+        </m:r>
+      </m:oMath>
+      <w:r>
+        <w:t xml:space="preserve"> </w:t>
+      </w:r>
+      <w:r>
+        <w:t xml:space="preserve">be</w:t>
+      </w:r>
+      <w:r>
+        <w:t xml:space="preserve"> </w:t>
+      </w:r>
+      <w:hyperlink r:id="rId30">
+        <w:r>
+          <w:rPr>
+            <w:rStyle w:val="Hyperlink"/>
+          </w:rPr>
+          <w:t xml:space="preserve">binary</w:t>
+        </w:r>
+      </w:hyperlink>
+      <w:r>
+        <w:t xml:space="preserve"> </w:t>
+      </w:r>
+      <w:r>
+        <w:t xml:space="preserve">random variables, each with values</w:t>
+      </w:r>
+      <w:r>
+        <w:t xml:space="preserve"> </w:t>
+      </w:r>
+      <m:oMath>
+        <m:r>
+          <m:t>0</m:t>
+        </m:r>
+      </m:oMath>
+      <w:r>
+        <w:t xml:space="preserve"> </w:t>
+      </w:r>
+      <w:r>
+        <w:t xml:space="preserve">and</w:t>
+      </w:r>
+      <w:r>
+        <w:t xml:space="preserve"> </w:t>
+      </w:r>
+      <m:oMath>
+        <m:r>
+          <m:t>1</m:t>
+        </m:r>
+      </m:oMath>
+      <w:r>
+        <w:t xml:space="preserve">.</w:t>
+      </w:r>
+    </w:p>
+    <w:p>
+      <w:pPr>
+        <w:pStyle w:val="Compact"/>
+        <w:numPr>
+          <w:ilvl w:val="0"/>
+          <w:numId w:val="1010"/>
+        </w:numPr>
+      </w:pPr>
+      <m:oMath>
+        <m:r>
+          <m:rPr>
+            <m:sty m:val="p"/>
+          </m:rPr>
+          <m:t>P</m:t>
+        </m:r>
+        <m:r>
+          <m:t>​</m:t>
+        </m:r>
+        <m:d>
+          <m:dPr>
+            <m:begChr m:val="("/>
+            <m:sepChr m:val=""/>
+            <m:endChr m:val=")"/>
+            <m:grow/>
+          </m:dPr>
+          <m:e>
+            <m:r>
+              <m:t>X</m:t>
+            </m:r>
+            <m:r>
+              <m:rPr>
+                <m:sty m:val="p"/>
+              </m:rPr>
+              <m:t>=</m:t>
+            </m:r>
+            <m:r>
+              <m:t>x</m:t>
+            </m:r>
+            <m:r>
+              <m:rPr>
+                <m:sty m:val="p"/>
+              </m:rPr>
+              <m:t>,</m:t>
+            </m:r>
+            <m:r>
+              <m:t>Y</m:t>
+            </m:r>
+            <m:r>
+              <m:rPr>
+                <m:sty m:val="p"/>
+              </m:rPr>
+              <m:t>=</m:t>
+            </m:r>
+            <m:r>
+              <m:t>y</m:t>
+            </m:r>
+          </m:e>
+        </m:d>
+        <m:r>
+          <m:t>​</m:t>
+        </m:r>
+        <m:r>
+          <m:rPr>
+            <m:sty m:val="p"/>
+          </m:rPr>
+          <m:t>&gt;</m:t>
+        </m:r>
+        <m:r>
+          <m:t>0</m:t>
+        </m:r>
+      </m:oMath>
+      <w:r>
+        <w:t xml:space="preserve"> </w:t>
+      </w:r>
+      <w:r>
+        <w:t xml:space="preserve">for each</w:t>
+      </w:r>
+      <w:r>
+        <w:t xml:space="preserve"> </w:t>
+      </w:r>
+      <m:oMath>
+        <m:r>
+          <m:t>x</m:t>
+        </m:r>
+        <m:r>
+          <m:rPr>
+            <m:sty m:val="p"/>
+          </m:rPr>
+          <m:t>,</m:t>
+        </m:r>
+        <m:r>
+          <m:t>y</m:t>
+        </m:r>
+        <m:r>
+          <m:rPr>
+            <m:sty m:val="p"/>
+          </m:rPr>
+          <m:t>∈</m:t>
+        </m:r>
+        <m:r>
+          <m:t>​</m:t>
+        </m:r>
+        <m:d>
+          <m:dPr>
+            <m:begChr m:val="{"/>
+            <m:sepChr m:val=""/>
+            <m:endChr m:val="}"/>
+            <m:grow/>
+          </m:dPr>
+          <m:e>
+            <m:r>
+              <m:t>0</m:t>
+            </m:r>
+            <m:r>
+              <m:rPr>
+                <m:sty m:val="p"/>
+              </m:rPr>
+              <m:t>,</m:t>
+            </m:r>
+            <m:r>
+              <m:t>1</m:t>
+            </m:r>
+          </m:e>
+        </m:d>
+        <m:r>
+          <m:t>​</m:t>
+        </m:r>
+      </m:oMath>
+      <w:r>
+        <w:t xml:space="preserve">.</w:t>
+      </w:r>
+    </w:p>
+    <w:p>
+      <w:pPr>
+        <w:pStyle w:val="FirstParagraph"/>
+      </w:pPr>
+      <w:r>
+        <w:t xml:space="preserve">Express the</w:t>
+      </w:r>
+      <w:r>
+        <w:t xml:space="preserve"> </w:t>
+      </w:r>
+      <w:hyperlink r:id="rId51">
+        <w:r>
+          <w:rPr>
+            <w:rStyle w:val="Hyperlink"/>
+          </w:rPr>
+          <w:t xml:space="preserve">odds</w:t>
+        </w:r>
+      </w:hyperlink>
+      <w:r>
+        <w:t xml:space="preserve"> </w:t>
+      </w:r>
+      <w:r>
+        <w:t xml:space="preserve">of</w:t>
+      </w:r>
+      <w:r>
+        <w:t xml:space="preserve"> </w:t>
+      </w:r>
+      <m:oMath>
+        <m:r>
+          <m:t>Y</m:t>
+        </m:r>
+        <m:r>
+          <m:rPr>
+            <m:sty m:val="p"/>
+          </m:rPr>
+          <m:t>=</m:t>
+        </m:r>
+        <m:r>
+          <m:t>1</m:t>
+        </m:r>
+      </m:oMath>
+      <w:r>
+        <w:t xml:space="preserve"> </w:t>
+      </w:r>
+      <w:r>
+        <w:t xml:space="preserve">given</w:t>
+      </w:r>
+      <w:r>
+        <w:t xml:space="preserve"> </w:t>
+      </w:r>
+      <m:oMath>
+        <m:r>
+          <m:t>X</m:t>
+        </m:r>
+        <m:r>
+          <m:rPr>
+            <m:sty m:val="p"/>
+          </m:rPr>
+          <m:t>=</m:t>
+        </m:r>
+        <m:r>
+          <m:t>x</m:t>
+        </m:r>
+      </m:oMath>
+      <w:r>
+        <w:t xml:space="preserve"> </w:t>
+      </w:r>
+      <w:r>
+        <w:t xml:space="preserve">in terms of the joint probabilities</w:t>
+      </w:r>
+      <w:r>
+        <w:t xml:space="preserve"> </w:t>
+      </w:r>
+      <m:oMath>
+        <m:r>
+          <m:rPr>
+            <m:sty m:val="p"/>
+          </m:rPr>
+          <m:t>P</m:t>
+        </m:r>
+        <m:r>
+          <m:t>​</m:t>
+        </m:r>
+        <m:d>
+          <m:dPr>
+            <m:begChr m:val="("/>
+            <m:sepChr m:val=""/>
+            <m:endChr m:val=")"/>
+            <m:grow/>
+          </m:dPr>
+          <m:e>
+            <m:r>
+              <m:t>X</m:t>
+            </m:r>
+            <m:r>
+              <m:rPr>
+                <m:sty m:val="p"/>
+              </m:rPr>
+              <m:t>=</m:t>
+            </m:r>
+            <m:r>
+              <m:t>x</m:t>
+            </m:r>
+            <m:r>
+              <m:rPr>
+                <m:sty m:val="p"/>
+              </m:rPr>
+              <m:t>,</m:t>
+            </m:r>
+            <m:r>
+              <m:t>Y</m:t>
+            </m:r>
+            <m:r>
+              <m:rPr>
+                <m:sty m:val="p"/>
+              </m:rPr>
+              <m:t>=</m:t>
+            </m:r>
+            <m:r>
+              <m:t>1</m:t>
+            </m:r>
+          </m:e>
+        </m:d>
+        <m:r>
+          <m:t>​</m:t>
+        </m:r>
+      </m:oMath>
+      <w:r>
+        <w:t xml:space="preserve"> </w:t>
+      </w:r>
+      <w:r>
+        <w:t xml:space="preserve">and</w:t>
+      </w:r>
+      <w:r>
+        <w:t xml:space="preserve"> </w:t>
+      </w:r>
+      <m:oMath>
+        <m:r>
+          <m:rPr>
+            <m:sty m:val="p"/>
+          </m:rPr>
+          <m:t>P</m:t>
+        </m:r>
+        <m:r>
+          <m:t>​</m:t>
+        </m:r>
+        <m:d>
+          <m:dPr>
+            <m:begChr m:val="("/>
+            <m:sepChr m:val=""/>
+            <m:endChr m:val=")"/>
+            <m:grow/>
+          </m:dPr>
+          <m:e>
+            <m:r>
+              <m:t>X</m:t>
+            </m:r>
+            <m:r>
+              <m:rPr>
+                <m:sty m:val="p"/>
+              </m:rPr>
+              <m:t>=</m:t>
+            </m:r>
+            <m:r>
+              <m:t>x</m:t>
+            </m:r>
+            <m:r>
+              <m:rPr>
+                <m:sty m:val="p"/>
+              </m:rPr>
+              <m:t>,</m:t>
+            </m:r>
+            <m:r>
+              <m:t>Y</m:t>
+            </m:r>
+            <m:r>
+              <m:rPr>
+                <m:sty m:val="p"/>
+              </m:rPr>
+              <m:t>=</m:t>
+            </m:r>
+            <m:r>
+              <m:t>0</m:t>
+            </m:r>
+          </m:e>
+        </m:d>
+        <m:r>
+          <m:t>​</m:t>
+        </m:r>
+      </m:oMath>
+      <w:r>
+        <w:t xml:space="preserve">.</w:t>
+      </w:r>
+    </w:p>
+    <w:bookmarkEnd w:id="54"/>
+    <w:bookmarkStart w:id="55" w:name="sol-odds-from-joint-probs"/>
+    <w:p>
+      <w:pPr>
+        <w:pStyle w:val="BodyText"/>
+      </w:pPr>
+      <w:r>
+        <w:rPr>
+          <w:i/>
+          <w:iCs/>
+        </w:rPr>
+        <w:t xml:space="preserve">Solution 3</w:t>
+      </w:r>
+      <w:r>
+        <w:t xml:space="preserve">. </w:t>
+      </w:r>
+    </w:p>
+    <w:p>
+      <w:pPr>
+        <w:pStyle w:val="BodyText"/>
+      </w:pPr>
+      <m:oMathPara>
+        <m:oMathParaPr>
+          <m:jc m:val="center"/>
+        </m:oMathParaPr>
+        <m:oMath>
+          <m:eqArr>
+            <m:e>
+              <m:r>
+                <m:t>ω</m:t>
+              </m:r>
+              <m:r>
+                <m:t>&amp;</m:t>
+              </m:r>
+              <m:r>
+                <m:rPr>
+                  <m:sty m:val="p"/>
+                </m:rPr>
+                <m:t>=</m:t>
+              </m:r>
+              <m:f>
+                <m:fPr>
+                  <m:type m:val="bar"/>
+                </m:fPr>
+                <m:num>
+                  <m:r>
+                    <m:rPr>
+                      <m:sty m:val="p"/>
+                    </m:rPr>
+                    <m:t>P</m:t>
+                  </m:r>
+                  <m:r>
+                    <m:t>​</m:t>
+                  </m:r>
+                  <m:d>
+                    <m:dPr>
+                      <m:begChr m:val="("/>
+                      <m:sepChr m:val=""/>
+                      <m:endChr m:val=")"/>
+                      <m:grow/>
+                    </m:dPr>
+                    <m:e>
+                      <m:r>
+                        <m:t>Y</m:t>
+                      </m:r>
+                      <m:r>
+                        <m:rPr>
+                          <m:sty m:val="p"/>
+                        </m:rPr>
+                        <m:t>=</m:t>
+                      </m:r>
+                      <m:r>
+                        <m:t>1</m:t>
+                      </m:r>
+                      <m:r>
+                        <m:rPr>
+                          <m:sty m:val="p"/>
+                        </m:rPr>
+                        <m:t>∣</m:t>
+                      </m:r>
+                      <m:r>
+                        <m:t>X</m:t>
+                      </m:r>
+                      <m:r>
+                        <m:rPr>
+                          <m:sty m:val="p"/>
+                        </m:rPr>
+                        <m:t>=</m:t>
+                      </m:r>
+                      <m:r>
+                        <m:t>x</m:t>
+                      </m:r>
+                    </m:e>
+                  </m:d>
+                  <m:r>
+                    <m:t>​</m:t>
+                  </m:r>
+                </m:num>
+                <m:den>
+                  <m:r>
+                    <m:t>1</m:t>
+                  </m:r>
+                  <m:r>
+                    <m:rPr>
+                      <m:sty m:val="p"/>
+                    </m:rPr>
+                    <m:t>−</m:t>
+                  </m:r>
+                  <m:r>
+                    <m:rPr>
+                      <m:sty m:val="p"/>
+                    </m:rPr>
+                    <m:t>P</m:t>
+                  </m:r>
+                  <m:r>
+                    <m:t>​</m:t>
+                  </m:r>
+                  <m:d>
+                    <m:dPr>
+                      <m:begChr m:val="("/>
+                      <m:sepChr m:val=""/>
+                      <m:endChr m:val=")"/>
+                      <m:grow/>
+                    </m:dPr>
+                    <m:e>
+                      <m:r>
+                        <m:t>Y</m:t>
+                      </m:r>
+                      <m:r>
+                        <m:rPr>
+                          <m:sty m:val="p"/>
+                        </m:rPr>
+                        <m:t>=</m:t>
+                      </m:r>
+                      <m:r>
+                        <m:t>1</m:t>
+                      </m:r>
+                      <m:r>
+                        <m:rPr>
+                          <m:sty m:val="p"/>
+                        </m:rPr>
+                        <m:t>∣</m:t>
+                      </m:r>
+                      <m:r>
+                        <m:t>X</m:t>
+                      </m:r>
+                      <m:r>
+                        <m:rPr>
+                          <m:sty m:val="p"/>
+                        </m:rPr>
+                        <m:t>=</m:t>
+                      </m:r>
+                      <m:r>
+                        <m:t>x</m:t>
+                      </m:r>
+                    </m:e>
+                  </m:d>
+                  <m:r>
+                    <m:t>​</m:t>
+                  </m:r>
+                </m:den>
+              </m:f>
+              <m:r>
+                <m:t>&amp;</m:t>
+              </m:r>
+              <m:r>
+                <m:t>&amp;</m:t>
+              </m:r>
+              <m:r>
+                <m:rPr>
+                  <m:nor/>
+                  <m:sty m:val="p"/>
+                </m:rPr>
+                <m:t>(definition of odds)</m:t>
+              </m:r>
+            </m:e>
+            <m:e>
+              <m:r>
+                <m:t>&amp;</m:t>
+              </m:r>
+              <m:r>
+                <m:rPr>
+                  <m:sty m:val="p"/>
+                </m:rPr>
+                <m:t>=</m:t>
+              </m:r>
+              <m:f>
+                <m:fPr>
+                  <m:type m:val="bar"/>
+                </m:fPr>
+                <m:num>
+                  <m:r>
+                    <m:rPr>
+                      <m:sty m:val="p"/>
+                    </m:rPr>
+                    <m:t>P</m:t>
+                  </m:r>
+                  <m:r>
+                    <m:t>​</m:t>
+                  </m:r>
+                  <m:d>
+                    <m:dPr>
+                      <m:begChr m:val="("/>
+                      <m:sepChr m:val=""/>
+                      <m:endChr m:val=")"/>
+                      <m:grow/>
+                    </m:dPr>
+                    <m:e>
+                      <m:r>
+                        <m:t>Y</m:t>
+                      </m:r>
+                      <m:r>
+                        <m:rPr>
+                          <m:sty m:val="p"/>
+                        </m:rPr>
+                        <m:t>=</m:t>
+                      </m:r>
+                      <m:r>
+                        <m:t>1</m:t>
+                      </m:r>
+                      <m:r>
+                        <m:rPr>
+                          <m:sty m:val="p"/>
+                        </m:rPr>
+                        <m:t>∣</m:t>
+                      </m:r>
+                      <m:r>
+                        <m:t>X</m:t>
+                      </m:r>
+                      <m:r>
+                        <m:rPr>
+                          <m:sty m:val="p"/>
+                        </m:rPr>
+                        <m:t>=</m:t>
+                      </m:r>
+                      <m:r>
+                        <m:t>x</m:t>
+                      </m:r>
+                    </m:e>
+                  </m:d>
+                  <m:r>
+                    <m:t>​</m:t>
+                  </m:r>
+                </m:num>
+                <m:den>
+                  <m:r>
+                    <m:rPr>
+                      <m:sty m:val="p"/>
+                    </m:rPr>
+                    <m:t>P</m:t>
+                  </m:r>
+                  <m:r>
+                    <m:t>​</m:t>
+                  </m:r>
+                  <m:d>
+                    <m:dPr>
+                      <m:begChr m:val="("/>
+                      <m:sepChr m:val=""/>
+                      <m:endChr m:val=")"/>
+                      <m:grow/>
+                    </m:dPr>
+                    <m:e>
+                      <m:r>
+                        <m:t>Y</m:t>
+                      </m:r>
+                      <m:r>
+                        <m:rPr>
+                          <m:sty m:val="p"/>
+                        </m:rPr>
+                        <m:t>=</m:t>
+                      </m:r>
+                      <m:r>
+                        <m:t>0</m:t>
+                      </m:r>
+                      <m:r>
+                        <m:rPr>
+                          <m:sty m:val="p"/>
+                        </m:rPr>
+                        <m:t>∣</m:t>
+                      </m:r>
+                      <m:r>
+                        <m:t>X</m:t>
+                      </m:r>
+                      <m:r>
+                        <m:rPr>
+                          <m:sty m:val="p"/>
+                        </m:rPr>
+                        <m:t>=</m:t>
+                      </m:r>
+                      <m:r>
+                        <m:t>x</m:t>
+                      </m:r>
+                    </m:e>
+                  </m:d>
+                  <m:r>
+                    <m:t>​</m:t>
+                  </m:r>
+                </m:den>
+              </m:f>
+              <m:r>
+                <m:t>&amp;</m:t>
+              </m:r>
+              <m:r>
+                <m:t>&amp;</m:t>
+              </m:r>
+              <m:r>
+                <m:rPr>
+                  <m:nor/>
+                  <m:sty m:val="p"/>
+                </m:rPr>
+                <m:t>(the two values of </m:t>
+              </m:r>
+              <m:r>
+                <m:t>Y</m:t>
+              </m:r>
+              <m:r>
+                <m:rPr>
+                  <m:nor/>
+                  <m:sty m:val="p"/>
+                </m:rPr>
+                <m:t> have conditional probabilities that sum to 1)</m:t>
+              </m:r>
+            </m:e>
+            <m:e>
+              <m:r>
+                <m:t>&amp;</m:t>
+              </m:r>
+              <m:r>
+                <m:rPr>
+                  <m:sty m:val="p"/>
+                </m:rPr>
+                <m:t>=</m:t>
+              </m:r>
+              <m:f>
+                <m:fPr>
+                  <m:type m:val="bar"/>
+                </m:fPr>
+                <m:num>
+                  <m:r>
+                    <m:rPr>
+                      <m:sty m:val="p"/>
+                    </m:rPr>
+                    <m:t>P</m:t>
+                  </m:r>
+                  <m:r>
+                    <m:t>​</m:t>
+                  </m:r>
+                  <m:d>
+                    <m:dPr>
+                      <m:begChr m:val="("/>
+                      <m:sepChr m:val=""/>
+                      <m:endChr m:val=")"/>
+                      <m:grow/>
+                    </m:dPr>
+                    <m:e>
+                      <m:r>
+                        <m:t>X</m:t>
+                      </m:r>
+                      <m:r>
+                        <m:rPr>
+                          <m:sty m:val="p"/>
+                        </m:rPr>
+                        <m:t>=</m:t>
+                      </m:r>
+                      <m:r>
+                        <m:t>x</m:t>
+                      </m:r>
+                      <m:r>
+                        <m:rPr>
+                          <m:sty m:val="p"/>
+                        </m:rPr>
+                        <m:t>,</m:t>
+                      </m:r>
+                      <m:r>
+                        <m:t>Y</m:t>
+                      </m:r>
+                      <m:r>
+                        <m:rPr>
+                          <m:sty m:val="p"/>
+                        </m:rPr>
+                        <m:t>=</m:t>
+                      </m:r>
+                      <m:r>
+                        <m:t>1</m:t>
+                      </m:r>
+                    </m:e>
+                  </m:d>
+                  <m:r>
+                    <m:t>​</m:t>
+                  </m:r>
+                  <m:r>
+                    <m:rPr>
+                      <m:sty m:val="p"/>
+                    </m:rPr>
+                    <m:t>/</m:t>
+                  </m:r>
+                  <m:r>
+                    <m:rPr>
+                      <m:sty m:val="p"/>
+                    </m:rPr>
+                    <m:t>P</m:t>
+                  </m:r>
+                  <m:r>
+                    <m:t>​</m:t>
+                  </m:r>
+                  <m:d>
+                    <m:dPr>
+                      <m:begChr m:val="("/>
+                      <m:sepChr m:val=""/>
+                      <m:endChr m:val=")"/>
+                      <m:grow/>
+                    </m:dPr>
+                    <m:e>
+                      <m:r>
+                        <m:t>X</m:t>
+                      </m:r>
+                      <m:r>
+                        <m:rPr>
+                          <m:sty m:val="p"/>
+                        </m:rPr>
+                        <m:t>=</m:t>
+                      </m:r>
+                      <m:r>
+                        <m:t>x</m:t>
+                      </m:r>
+                    </m:e>
+                  </m:d>
+                  <m:r>
+                    <m:t>​</m:t>
+                  </m:r>
+                </m:num>
+                <m:den>
+                  <m:r>
+                    <m:rPr>
+                      <m:sty m:val="p"/>
+                    </m:rPr>
+                    <m:t>P</m:t>
+                  </m:r>
+                  <m:r>
+                    <m:t>​</m:t>
+                  </m:r>
+                  <m:d>
+                    <m:dPr>
+                      <m:begChr m:val="("/>
+                      <m:sepChr m:val=""/>
+                      <m:endChr m:val=")"/>
+                      <m:grow/>
+                    </m:dPr>
+                    <m:e>
+                      <m:r>
+                        <m:t>X</m:t>
+                      </m:r>
+                      <m:r>
+                        <m:rPr>
+                          <m:sty m:val="p"/>
+                        </m:rPr>
+                        <m:t>=</m:t>
+                      </m:r>
+                      <m:r>
+                        <m:t>x</m:t>
+                      </m:r>
+                      <m:r>
+                        <m:rPr>
+                          <m:sty m:val="p"/>
+                        </m:rPr>
+                        <m:t>,</m:t>
+                      </m:r>
+                      <m:r>
+                        <m:t>Y</m:t>
+                      </m:r>
+                      <m:r>
+                        <m:rPr>
+                          <m:sty m:val="p"/>
+                        </m:rPr>
+                        <m:t>=</m:t>
+                      </m:r>
+                      <m:r>
+                        <m:t>0</m:t>
+                      </m:r>
+                    </m:e>
+                  </m:d>
+                  <m:r>
+                    <m:t>​</m:t>
+                  </m:r>
+                  <m:r>
+                    <m:rPr>
+                      <m:sty m:val="p"/>
+                    </m:rPr>
+                    <m:t>/</m:t>
+                  </m:r>
+                  <m:r>
+                    <m:rPr>
+                      <m:sty m:val="p"/>
+                    </m:rPr>
+                    <m:t>P</m:t>
+                  </m:r>
+                  <m:r>
+                    <m:t>​</m:t>
+                  </m:r>
+                  <m:d>
+                    <m:dPr>
+                      <m:begChr m:val="("/>
+                      <m:sepChr m:val=""/>
+                      <m:endChr m:val=")"/>
+                      <m:grow/>
+                    </m:dPr>
+                    <m:e>
+                      <m:r>
+                        <m:t>X</m:t>
+                      </m:r>
+                      <m:r>
+                        <m:rPr>
+                          <m:sty m:val="p"/>
+                        </m:rPr>
+                        <m:t>=</m:t>
+                      </m:r>
+                      <m:r>
+                        <m:t>x</m:t>
+                      </m:r>
+                    </m:e>
+                  </m:d>
+                  <m:r>
+                    <m:t>​</m:t>
+                  </m:r>
+                </m:den>
+              </m:f>
+              <m:r>
+                <m:t>&amp;</m:t>
+              </m:r>
+              <m:r>
+                <m:t>&amp;</m:t>
+              </m:r>
+              <m:r>
+                <m:rPr>
+                  <m:nor/>
+                  <m:sty m:val="p"/>
+                </m:rPr>
+                <m:t>(definition of conditional probability, in numerator and denominator)</m:t>
+              </m:r>
+            </m:e>
+            <m:e>
+              <m:r>
+                <m:t>&amp;</m:t>
+              </m:r>
+              <m:r>
+                <m:rPr>
+                  <m:sty m:val="p"/>
+                </m:rPr>
+                <m:t>=</m:t>
+              </m:r>
+              <m:f>
+                <m:fPr>
+                  <m:type m:val="bar"/>
+                </m:fPr>
+                <m:num>
+                  <m:r>
+                    <m:rPr>
+                      <m:sty m:val="p"/>
+                    </m:rPr>
+                    <m:t>P</m:t>
+                  </m:r>
+                  <m:r>
+                    <m:t>​</m:t>
+                  </m:r>
+                  <m:d>
+                    <m:dPr>
+                      <m:begChr m:val="("/>
+                      <m:sepChr m:val=""/>
+                      <m:endChr m:val=")"/>
+                      <m:grow/>
+                    </m:dPr>
+                    <m:e>
+                      <m:r>
+                        <m:t>X</m:t>
+                      </m:r>
+                      <m:r>
+                        <m:rPr>
+                          <m:sty m:val="p"/>
+                        </m:rPr>
+                        <m:t>=</m:t>
+                      </m:r>
+                      <m:r>
+                        <m:t>x</m:t>
+                      </m:r>
+                      <m:r>
+                        <m:rPr>
+                          <m:sty m:val="p"/>
+                        </m:rPr>
+                        <m:t>,</m:t>
+                      </m:r>
+                      <m:r>
+                        <m:t>Y</m:t>
+                      </m:r>
+                      <m:r>
+                        <m:rPr>
+                          <m:sty m:val="p"/>
+                        </m:rPr>
+                        <m:t>=</m:t>
+                      </m:r>
+                      <m:r>
+                        <m:t>1</m:t>
+                      </m:r>
+                    </m:e>
+                  </m:d>
+                  <m:r>
+                    <m:t>​</m:t>
+                  </m:r>
+                </m:num>
+                <m:den>
+                  <m:r>
+                    <m:rPr>
+                      <m:sty m:val="p"/>
+                    </m:rPr>
+                    <m:t>P</m:t>
+                  </m:r>
+                  <m:r>
+                    <m:t>​</m:t>
+                  </m:r>
+                  <m:d>
+                    <m:dPr>
+                      <m:begChr m:val="("/>
+                      <m:sepChr m:val=""/>
+                      <m:endChr m:val=")"/>
+                      <m:grow/>
+                    </m:dPr>
+                    <m:e>
+                      <m:r>
+                        <m:t>X</m:t>
+                      </m:r>
+                      <m:r>
+                        <m:rPr>
+                          <m:sty m:val="p"/>
+                        </m:rPr>
+                        <m:t>=</m:t>
+                      </m:r>
+                      <m:r>
+                        <m:t>x</m:t>
+                      </m:r>
+                      <m:r>
+                        <m:rPr>
+                          <m:sty m:val="p"/>
+                        </m:rPr>
+                        <m:t>,</m:t>
+                      </m:r>
+                      <m:r>
+                        <m:t>Y</m:t>
+                      </m:r>
+                      <m:r>
+                        <m:rPr>
+                          <m:sty m:val="p"/>
+                        </m:rPr>
+                        <m:t>=</m:t>
+                      </m:r>
+                      <m:r>
+                        <m:t>0</m:t>
+                      </m:r>
+                    </m:e>
+                  </m:d>
+                  <m:r>
+                    <m:t>​</m:t>
+                  </m:r>
+                </m:den>
+              </m:f>
+              <m:r>
+                <m:t>&amp;</m:t>
+              </m:r>
+              <m:r>
+                <m:t>&amp;</m:t>
+              </m:r>
+              <m:r>
+                <m:rPr>
+                  <m:nor/>
+                  <m:sty m:val="p"/>
+                </m:rPr>
+                <m:t>(divide the numerator and the denominator by the same positive number </m:t>
+              </m:r>
+              <m:r>
+                <m:rPr>
+                  <m:sty m:val="p"/>
+                </m:rPr>
+                <m:t>P</m:t>
+              </m:r>
+              <m:r>
+                <m:t>​</m:t>
+              </m:r>
+              <m:d>
+                <m:dPr>
+                  <m:begChr m:val="("/>
+                  <m:sepChr m:val=""/>
+                  <m:endChr m:val=")"/>
+                  <m:grow/>
+                </m:dPr>
+                <m:e>
+                  <m:r>
+                    <m:t>X</m:t>
+                  </m:r>
+                  <m:r>
+                    <m:rPr>
+                      <m:sty m:val="p"/>
+                    </m:rPr>
+                    <m:t>=</m:t>
+                  </m:r>
+                  <m:r>
+                    <m:t>x</m:t>
+                  </m:r>
+                </m:e>
+              </m:d>
+              <m:r>
+                <m:t>​</m:t>
+              </m:r>
+              <m:r>
+                <m:rPr>
+                  <m:nor/>
+                  <m:sty m:val="p"/>
+                </m:rPr>
+                <m:t>)</m:t>
+              </m:r>
+            </m:e>
+          </m:eqArr>
+        </m:oMath>
+      </m:oMathPara>
+    </w:p>
+    <w:bookmarkEnd w:id="55"/>
+    <w:bookmarkStart w:id="56" w:name="thm-odds-ratio-cross-product"/>
+    <w:p>
+      <w:pPr>
+        <w:pStyle w:val="FirstParagraph"/>
+      </w:pPr>
+      <w:r>
+        <w:rPr>
+          <w:b/>
+          <w:bCs/>
+        </w:rPr>
+        <w:t xml:space="preserve">Theorem 4 (The odds ratio as a ratio of cross products)</w:t>
+      </w:r>
+      <w:r>
+        <w:t xml:space="preserve"> </w:t>
+      </w:r>
+      <w:r>
+        <w:t xml:space="preserve">Let:</w:t>
+      </w:r>
+    </w:p>
+    <w:p>
+      <w:pPr>
+        <w:pStyle w:val="Compact"/>
+        <w:numPr>
+          <w:ilvl w:val="0"/>
+          <w:numId w:val="1011"/>
+        </w:numPr>
+      </w:pPr>
+      <m:oMath>
+        <m:r>
+          <m:t>X</m:t>
+        </m:r>
+      </m:oMath>
+      <w:r>
+        <w:t xml:space="preserve"> </w:t>
+      </w:r>
+      <w:r>
+        <w:t xml:space="preserve">and</w:t>
+      </w:r>
+      <w:r>
+        <w:t xml:space="preserve"> </w:t>
+      </w:r>
+      <m:oMath>
+        <m:r>
+          <m:t>Y</m:t>
+        </m:r>
+      </m:oMath>
+      <w:r>
+        <w:t xml:space="preserve"> </w:t>
+      </w:r>
+      <w:r>
+        <w:t xml:space="preserve">be</w:t>
+      </w:r>
+      <w:r>
+        <w:t xml:space="preserve"> </w:t>
+      </w:r>
+      <w:hyperlink r:id="rId30">
+        <w:r>
+          <w:rPr>
+            <w:rStyle w:val="Hyperlink"/>
+          </w:rPr>
+          <w:t xml:space="preserve">binary</w:t>
+        </w:r>
+      </w:hyperlink>
+      <w:r>
+        <w:t xml:space="preserve"> </w:t>
+      </w:r>
+      <w:r>
+        <w:t xml:space="preserve">random variables, each with values</w:t>
+      </w:r>
+      <w:r>
+        <w:t xml:space="preserve"> </w:t>
+      </w:r>
+      <m:oMath>
+        <m:r>
+          <m:t>0</m:t>
+        </m:r>
+      </m:oMath>
+      <w:r>
+        <w:t xml:space="preserve"> </w:t>
+      </w:r>
+      <w:r>
+        <w:t xml:space="preserve">and</w:t>
+      </w:r>
+      <w:r>
+        <w:t xml:space="preserve"> </w:t>
+      </w:r>
+      <m:oMath>
+        <m:r>
+          <m:t>1</m:t>
+        </m:r>
+      </m:oMath>
+      <w:r>
+        <w:t xml:space="preserve">.</w:t>
+      </w:r>
+    </w:p>
+    <w:p>
+      <w:pPr>
+        <w:pStyle w:val="Compact"/>
+        <w:numPr>
+          <w:ilvl w:val="0"/>
+          <w:numId w:val="1011"/>
+        </w:numPr>
+      </w:pPr>
+      <m:oMath>
+        <m:r>
+          <m:rPr>
+            <m:sty m:val="p"/>
+          </m:rPr>
+          <m:t>P</m:t>
+        </m:r>
+        <m:r>
+          <m:t>​</m:t>
+        </m:r>
+        <m:d>
+          <m:dPr>
+            <m:begChr m:val="("/>
+            <m:sepChr m:val=""/>
+            <m:endChr m:val=")"/>
+            <m:grow/>
+          </m:dPr>
+          <m:e>
+            <m:r>
+              <m:t>X</m:t>
+            </m:r>
+            <m:r>
+              <m:rPr>
+                <m:sty m:val="p"/>
+              </m:rPr>
+              <m:t>=</m:t>
+            </m:r>
+            <m:r>
+              <m:t>x</m:t>
+            </m:r>
+            <m:r>
+              <m:rPr>
+                <m:sty m:val="p"/>
+              </m:rPr>
+              <m:t>,</m:t>
+            </m:r>
+            <m:r>
+              <m:t>Y</m:t>
+            </m:r>
+            <m:r>
+              <m:rPr>
+                <m:sty m:val="p"/>
+              </m:rPr>
+              <m:t>=</m:t>
+            </m:r>
+            <m:r>
+              <m:t>y</m:t>
+            </m:r>
+          </m:e>
+        </m:d>
+        <m:r>
+          <m:t>​</m:t>
+        </m:r>
+        <m:r>
+          <m:rPr>
+            <m:sty m:val="p"/>
+          </m:rPr>
+          <m:t>&gt;</m:t>
+        </m:r>
+        <m:r>
+          <m:t>0</m:t>
+        </m:r>
+      </m:oMath>
+      <w:r>
+        <w:t xml:space="preserve"> </w:t>
+      </w:r>
+      <w:r>
+        <w:t xml:space="preserve">for each</w:t>
+      </w:r>
+      <w:r>
+        <w:t xml:space="preserve"> </w:t>
+      </w:r>
+      <m:oMath>
+        <m:r>
+          <m:t>x</m:t>
+        </m:r>
+        <m:r>
+          <m:rPr>
+            <m:sty m:val="p"/>
+          </m:rPr>
+          <m:t>,</m:t>
+        </m:r>
+        <m:r>
+          <m:t>y</m:t>
+        </m:r>
+        <m:r>
+          <m:rPr>
+            <m:sty m:val="p"/>
+          </m:rPr>
+          <m:t>∈</m:t>
+        </m:r>
+        <m:r>
+          <m:t>​</m:t>
+        </m:r>
+        <m:d>
+          <m:dPr>
+            <m:begChr m:val="{"/>
+            <m:sepChr m:val=""/>
+            <m:endChr m:val="}"/>
+            <m:grow/>
+          </m:dPr>
+          <m:e>
+            <m:r>
+              <m:t>0</m:t>
+            </m:r>
+            <m:r>
+              <m:rPr>
+                <m:sty m:val="p"/>
+              </m:rPr>
+              <m:t>,</m:t>
+            </m:r>
+            <m:r>
+              <m:t>1</m:t>
+            </m:r>
+          </m:e>
+        </m:d>
+        <m:r>
+          <m:t>​</m:t>
+        </m:r>
+      </m:oMath>
+      <w:r>
+        <w:t xml:space="preserve">.</w:t>
+      </w:r>
+    </w:p>
+    <w:p>
+      <w:pPr>
+        <w:pStyle w:val="FirstParagraph"/>
+      </w:pPr>
+      <w:r>
+        <w:t xml:space="preserve">The</w:t>
+      </w:r>
+      <w:r>
+        <w:t xml:space="preserve"> </w:t>
+      </w:r>
+      <w:hyperlink w:anchor="def-odds-ratio">
+        <w:r>
+          <w:rPr>
+            <w:rStyle w:val="Hyperlink"/>
+          </w:rPr>
+          <w:t xml:space="preserve">odds ratio</w:t>
+        </w:r>
+      </w:hyperlink>
+      <w:r>
+        <w:t xml:space="preserve"> </w:t>
+      </w:r>
+      <w:r>
+        <w:t xml:space="preserve">of</w:t>
+      </w:r>
+      <w:r>
+        <w:t xml:space="preserve"> </w:t>
+      </w:r>
+      <m:oMath>
+        <m:r>
+          <m:t>Y</m:t>
+        </m:r>
+        <m:r>
+          <m:rPr>
+            <m:sty m:val="p"/>
+          </m:rPr>
+          <m:t>=</m:t>
+        </m:r>
+        <m:r>
+          <m:t>1</m:t>
+        </m:r>
+      </m:oMath>
+      <w:r>
+        <w:t xml:space="preserve"> </w:t>
+      </w:r>
+      <w:r>
+        <w:t xml:space="preserve">comparing the group</w:t>
+      </w:r>
+      <w:r>
+        <w:t xml:space="preserve"> </w:t>
+      </w:r>
+      <m:oMath>
+        <m:r>
+          <m:t>X</m:t>
+        </m:r>
+        <m:r>
+          <m:rPr>
+            <m:sty m:val="p"/>
+          </m:rPr>
+          <m:t>=</m:t>
+        </m:r>
+        <m:r>
+          <m:t>1</m:t>
+        </m:r>
+      </m:oMath>
+      <w:r>
+        <w:t xml:space="preserve"> </w:t>
+      </w:r>
+      <w:r>
+        <w:t xml:space="preserve">with the</w:t>
+      </w:r>
+      <w:r>
+        <w:t xml:space="preserve"> </w:t>
+      </w:r>
+      <w:hyperlink w:anchor="def-reference-group">
+        <w:r>
+          <w:rPr>
+            <w:rStyle w:val="Hyperlink"/>
+          </w:rPr>
+          <w:t xml:space="preserve">reference group</w:t>
+        </w:r>
+      </w:hyperlink>
+      <w:r>
+        <w:t xml:space="preserve"> </w:t>
+      </w:r>
+      <m:oMath>
+        <m:r>
+          <m:t>X</m:t>
+        </m:r>
+        <m:r>
+          <m:rPr>
+            <m:sty m:val="p"/>
+          </m:rPr>
+          <m:t>=</m:t>
+        </m:r>
+        <m:r>
+          <m:t>0</m:t>
+        </m:r>
+      </m:oMath>
+      <w:r>
+        <w:t xml:space="preserve"> </w:t>
+      </w:r>
+      <w:r>
+        <w:t xml:space="preserve">is</w:t>
+      </w:r>
+    </w:p>
+    <w:p>
+      <w:pPr>
+        <w:pStyle w:val="BodyText"/>
+      </w:pPr>
+      <m:oMathPara>
+        <m:oMathParaPr>
+          <m:jc m:val="center"/>
+        </m:oMathParaPr>
+        <m:oMath>
+          <m:sSub>
+            <m:e>
+              <m:r>
+                <m:rPr>
+                  <m:nor/>
+                  <m:sty m:val="p"/>
+                </m:rPr>
+                <m:t>ϙ</m:t>
+              </m:r>
+            </m:e>
+            <m:sub>
+              <m:r>
+                <m:t>ω</m:t>
+              </m:r>
+            </m:sub>
+          </m:sSub>
+          <m:r>
+            <m:t>​</m:t>
+          </m:r>
+          <m:d>
+            <m:dPr>
+              <m:begChr m:val="("/>
+              <m:sepChr m:val=""/>
+              <m:endChr m:val=")"/>
+              <m:grow/>
+            </m:dPr>
+            <m:e>
+              <m:r>
+                <m:t>Y</m:t>
+              </m:r>
+              <m:r>
+                <m:rPr>
+                  <m:sty m:val="p"/>
+                </m:rPr>
+                <m:t>∣</m:t>
+              </m:r>
+              <m:r>
+                <m:t>X</m:t>
+              </m:r>
+            </m:e>
+          </m:d>
+          <m:r>
+            <m:t>​</m:t>
+          </m:r>
+          <m:r>
+            <m:rPr>
+              <m:sty m:val="p"/>
+            </m:rPr>
+            <m:t>=</m:t>
+          </m:r>
+          <m:f>
+            <m:fPr>
+              <m:type m:val="bar"/>
+            </m:fPr>
+            <m:num>
+              <m:r>
+                <m:rPr>
+                  <m:sty m:val="p"/>
+                </m:rPr>
+                <m:t>P</m:t>
+              </m:r>
+              <m:r>
+                <m:t>​</m:t>
+              </m:r>
+              <m:d>
+                <m:dPr>
+                  <m:begChr m:val="("/>
+                  <m:sepChr m:val=""/>
+                  <m:endChr m:val=")"/>
+                  <m:grow/>
+                </m:dPr>
+                <m:e>
+                  <m:r>
+                    <m:t>X</m:t>
+                  </m:r>
+                  <m:r>
+                    <m:rPr>
+                      <m:sty m:val="p"/>
+                    </m:rPr>
+                    <m:t>=</m:t>
+                  </m:r>
+                  <m:r>
+                    <m:t>1</m:t>
+                  </m:r>
+                  <m:r>
+                    <m:rPr>
+                      <m:sty m:val="p"/>
+                    </m:rPr>
+                    <m:t>,</m:t>
+                  </m:r>
+                  <m:r>
+                    <m:t>Y</m:t>
+                  </m:r>
+                  <m:r>
+                    <m:rPr>
+                      <m:sty m:val="p"/>
+                    </m:rPr>
+                    <m:t>=</m:t>
+                  </m:r>
+                  <m:r>
+                    <m:t>1</m:t>
+                  </m:r>
+                </m:e>
+              </m:d>
+              <m:r>
+                <m:t>​</m:t>
+              </m:r>
+              <m:r>
+                <m:rPr>
+                  <m:sty m:val="p"/>
+                </m:rPr>
+                <m:t>P</m:t>
+              </m:r>
+              <m:r>
+                <m:t>​</m:t>
+              </m:r>
+              <m:d>
+                <m:dPr>
+                  <m:begChr m:val="("/>
+                  <m:sepChr m:val=""/>
+                  <m:endChr m:val=")"/>
+                  <m:grow/>
+                </m:dPr>
+                <m:e>
+                  <m:r>
+                    <m:t>X</m:t>
+                  </m:r>
+                  <m:r>
+                    <m:rPr>
+                      <m:sty m:val="p"/>
+                    </m:rPr>
+                    <m:t>=</m:t>
+                  </m:r>
+                  <m:r>
+                    <m:t>0</m:t>
+                  </m:r>
+                  <m:r>
+                    <m:rPr>
+                      <m:sty m:val="p"/>
+                    </m:rPr>
+                    <m:t>,</m:t>
+                  </m:r>
+                  <m:r>
+                    <m:t>Y</m:t>
+                  </m:r>
+                  <m:r>
+                    <m:rPr>
+                      <m:sty m:val="p"/>
+                    </m:rPr>
+                    <m:t>=</m:t>
+                  </m:r>
+                  <m:r>
+                    <m:t>0</m:t>
+                  </m:r>
+                </m:e>
+              </m:d>
+              <m:r>
+                <m:t>​</m:t>
+              </m:r>
+            </m:num>
+            <m:den>
+              <m:r>
+                <m:rPr>
+                  <m:sty m:val="p"/>
+                </m:rPr>
+                <m:t>P</m:t>
+              </m:r>
+              <m:r>
+                <m:t>​</m:t>
+              </m:r>
+              <m:d>
+                <m:dPr>
+                  <m:begChr m:val="("/>
+                  <m:sepChr m:val=""/>
+                  <m:endChr m:val=")"/>
+                  <m:grow/>
+                </m:dPr>
+                <m:e>
+                  <m:r>
+                    <m:t>X</m:t>
+                  </m:r>
+                  <m:r>
+                    <m:rPr>
+                      <m:sty m:val="p"/>
+                    </m:rPr>
+                    <m:t>=</m:t>
+                  </m:r>
+                  <m:r>
+                    <m:t>1</m:t>
+                  </m:r>
+                  <m:r>
+                    <m:rPr>
+                      <m:sty m:val="p"/>
+                    </m:rPr>
+                    <m:t>,</m:t>
+                  </m:r>
+                  <m:r>
+                    <m:t>Y</m:t>
+                  </m:r>
+                  <m:r>
+                    <m:rPr>
+                      <m:sty m:val="p"/>
+                    </m:rPr>
+                    <m:t>=</m:t>
+                  </m:r>
+                  <m:r>
+                    <m:t>0</m:t>
+                  </m:r>
+                </m:e>
+              </m:d>
+              <m:r>
+                <m:t>​</m:t>
+              </m:r>
+              <m:r>
+                <m:rPr>
+                  <m:sty m:val="p"/>
+                </m:rPr>
+                <m:t>P</m:t>
+              </m:r>
+              <m:r>
+                <m:t>​</m:t>
+              </m:r>
+              <m:d>
+                <m:dPr>
+                  <m:begChr m:val="("/>
+                  <m:sepChr m:val=""/>
+                  <m:endChr m:val=")"/>
+                  <m:grow/>
+                </m:dPr>
+                <m:e>
+                  <m:r>
+                    <m:t>X</m:t>
+                  </m:r>
+                  <m:r>
+                    <m:rPr>
+                      <m:sty m:val="p"/>
+                    </m:rPr>
+                    <m:t>=</m:t>
+                  </m:r>
+                  <m:r>
+                    <m:t>0</m:t>
+                  </m:r>
+                  <m:r>
+                    <m:rPr>
+                      <m:sty m:val="p"/>
+                    </m:rPr>
+                    <m:t>,</m:t>
+                  </m:r>
+                  <m:r>
+                    <m:t>Y</m:t>
+                  </m:r>
+                  <m:r>
+                    <m:rPr>
+                      <m:sty m:val="p"/>
+                    </m:rPr>
+                    <m:t>=</m:t>
+                  </m:r>
+                  <m:r>
+                    <m:t>1</m:t>
+                  </m:r>
+                </m:e>
+              </m:d>
+              <m:r>
+                <m:t>​</m:t>
+              </m:r>
+            </m:den>
+          </m:f>
+          <m:r>
+            <m:rPr>
+              <m:sty m:val="p"/>
+            </m:rPr>
+            <m:t>.</m:t>
+          </m:r>
+        </m:oMath>
+      </m:oMathPara>
+    </w:p>
+    <w:bookmarkEnd w:id="56"/>
+    <w:p>
+      <w:pPr>
+        <w:pStyle w:val="FirstParagraph"/>
+      </w:pPr>
+      <w:r>
+        <w:rPr>
+          <w:i/>
+          <w:iCs/>
+        </w:rPr>
+        <w:t xml:space="preserve">Proof</w:t>
+      </w:r>
+      <w:r>
+        <w:t xml:space="preserve">. </w:t>
+      </w:r>
+      <w:r>
+        <w:t xml:space="preserve">By</w:t>
+      </w:r>
+      <w:r>
+        <w:t xml:space="preserve"> </w:t>
+      </w:r>
+      <w:hyperlink w:anchor="sol-odds-from-joint-probs">
+        <w:r>
+          <w:rPr>
+            <w:rStyle w:val="Hyperlink"/>
+          </w:rPr>
+          <w:t xml:space="preserve">Solution 3</w:t>
+        </w:r>
+      </w:hyperlink>
+      <w:r>
+        <w:t xml:space="preserve">, the</w:t>
+      </w:r>
+      <w:r>
+        <w:t xml:space="preserve"> </w:t>
+      </w:r>
+      <w:hyperlink r:id="rId51">
+        <w:r>
+          <w:rPr>
+            <w:rStyle w:val="Hyperlink"/>
+          </w:rPr>
+          <w:t xml:space="preserve">odds</w:t>
+        </w:r>
+      </w:hyperlink>
+      <w:r>
+        <w:t xml:space="preserve"> </w:t>
+      </w:r>
+      <w:r>
+        <w:t xml:space="preserve">of</w:t>
+      </w:r>
+      <w:r>
+        <w:t xml:space="preserve"> </w:t>
+      </w:r>
+      <m:oMath>
+        <m:r>
+          <m:t>Y</m:t>
+        </m:r>
+        <m:r>
+          <m:rPr>
+            <m:sty m:val="p"/>
+          </m:rPr>
+          <m:t>=</m:t>
+        </m:r>
+        <m:r>
+          <m:t>1</m:t>
+        </m:r>
+      </m:oMath>
+      <w:r>
+        <w:t xml:space="preserve"> </w:t>
+      </w:r>
+      <w:r>
+        <w:t xml:space="preserve">in the group</w:t>
+      </w:r>
+      <w:r>
+        <w:t xml:space="preserve"> </w:t>
+      </w:r>
+      <m:oMath>
+        <m:r>
+          <m:t>X</m:t>
+        </m:r>
+        <m:r>
+          <m:rPr>
+            <m:sty m:val="p"/>
+          </m:rPr>
+          <m:t>=</m:t>
+        </m:r>
+        <m:r>
+          <m:t>1</m:t>
+        </m:r>
+      </m:oMath>
+      <w:r>
+        <w:t xml:space="preserve"> </w:t>
+      </w:r>
+      <w:r>
+        <w:t xml:space="preserve">are</w:t>
+      </w:r>
+      <w:r>
+        <w:t xml:space="preserve"> </w:t>
+      </w:r>
+      <m:oMath>
+        <m:r>
+          <m:rPr>
+            <m:sty m:val="p"/>
+          </m:rPr>
+          <m:t>P</m:t>
+        </m:r>
+        <m:r>
+          <m:t>​</m:t>
+        </m:r>
+        <m:d>
+          <m:dPr>
+            <m:begChr m:val="("/>
+            <m:sepChr m:val=""/>
+            <m:endChr m:val=")"/>
+            <m:grow/>
+          </m:dPr>
+          <m:e>
+            <m:r>
+              <m:t>X</m:t>
+            </m:r>
+            <m:r>
+              <m:rPr>
+                <m:sty m:val="p"/>
+              </m:rPr>
+              <m:t>=</m:t>
+            </m:r>
+            <m:r>
+              <m:t>1</m:t>
+            </m:r>
+            <m:r>
+              <m:rPr>
+                <m:sty m:val="p"/>
+              </m:rPr>
+              <m:t>,</m:t>
+            </m:r>
+            <m:r>
+              <m:t>Y</m:t>
+            </m:r>
+            <m:r>
+              <m:rPr>
+                <m:sty m:val="p"/>
+              </m:rPr>
+              <m:t>=</m:t>
+            </m:r>
+            <m:r>
+              <m:t>1</m:t>
+            </m:r>
+          </m:e>
+        </m:d>
+        <m:r>
+          <m:t>​</m:t>
+        </m:r>
+        <m:r>
+          <m:rPr>
+            <m:sty m:val="p"/>
+          </m:rPr>
+          <m:t>/</m:t>
+        </m:r>
+        <m:r>
+          <m:rPr>
+            <m:sty m:val="p"/>
+          </m:rPr>
+          <m:t>P</m:t>
+        </m:r>
+        <m:r>
+          <m:t>​</m:t>
+        </m:r>
+        <m:d>
+          <m:dPr>
+            <m:begChr m:val="("/>
+            <m:sepChr m:val=""/>
+            <m:endChr m:val=")"/>
+            <m:grow/>
+          </m:dPr>
+          <m:e>
+            <m:r>
+              <m:t>X</m:t>
+            </m:r>
+            <m:r>
+              <m:rPr>
+                <m:sty m:val="p"/>
+              </m:rPr>
+              <m:t>=</m:t>
+            </m:r>
+            <m:r>
+              <m:t>1</m:t>
+            </m:r>
+            <m:r>
+              <m:rPr>
+                <m:sty m:val="p"/>
+              </m:rPr>
+              <m:t>,</m:t>
+            </m:r>
+            <m:r>
+              <m:t>Y</m:t>
+            </m:r>
+            <m:r>
+              <m:rPr>
+                <m:sty m:val="p"/>
+              </m:rPr>
+              <m:t>=</m:t>
+            </m:r>
+            <m:r>
+              <m:t>0</m:t>
+            </m:r>
+          </m:e>
+        </m:d>
+        <m:r>
+          <m:t>​</m:t>
+        </m:r>
+      </m:oMath>
+      <w:r>
+        <w:t xml:space="preserve">.</w:t>
+      </w:r>
+      <w:r>
+        <w:t xml:space="preserve"> </w:t>
+      </w:r>
+      <w:r>
+        <w:t xml:space="preserve">By the same solution, the odds of</w:t>
+      </w:r>
+      <w:r>
+        <w:t xml:space="preserve"> </w:t>
+      </w:r>
+      <m:oMath>
+        <m:r>
+          <m:t>Y</m:t>
+        </m:r>
+        <m:r>
+          <m:rPr>
+            <m:sty m:val="p"/>
+          </m:rPr>
+          <m:t>=</m:t>
+        </m:r>
+        <m:r>
+          <m:t>1</m:t>
+        </m:r>
+      </m:oMath>
+      <w:r>
+        <w:t xml:space="preserve"> </w:t>
+      </w:r>
+      <w:r>
+        <w:t xml:space="preserve">in the group</w:t>
+      </w:r>
+      <w:r>
+        <w:t xml:space="preserve"> </w:t>
+      </w:r>
+      <m:oMath>
+        <m:r>
+          <m:t>X</m:t>
+        </m:r>
+        <m:r>
+          <m:rPr>
+            <m:sty m:val="p"/>
+          </m:rPr>
+          <m:t>=</m:t>
+        </m:r>
+        <m:r>
+          <m:t>0</m:t>
+        </m:r>
+      </m:oMath>
+      <w:r>
+        <w:t xml:space="preserve"> </w:t>
+      </w:r>
+      <w:r>
+        <w:t xml:space="preserve">are</w:t>
+      </w:r>
+      <w:r>
+        <w:t xml:space="preserve"> </w:t>
+      </w:r>
+      <m:oMath>
+        <m:r>
+          <m:rPr>
+            <m:sty m:val="p"/>
+          </m:rPr>
+          <m:t>P</m:t>
+        </m:r>
+        <m:r>
+          <m:t>​</m:t>
+        </m:r>
+        <m:d>
+          <m:dPr>
+            <m:begChr m:val="("/>
+            <m:sepChr m:val=""/>
+            <m:endChr m:val=")"/>
+            <m:grow/>
+          </m:dPr>
+          <m:e>
+            <m:r>
+              <m:t>X</m:t>
+            </m:r>
+            <m:r>
+              <m:rPr>
+                <m:sty m:val="p"/>
+              </m:rPr>
+              <m:t>=</m:t>
+            </m:r>
+            <m:r>
+              <m:t>0</m:t>
+            </m:r>
+            <m:r>
+              <m:rPr>
+                <m:sty m:val="p"/>
+              </m:rPr>
+              <m:t>,</m:t>
+            </m:r>
+            <m:r>
+              <m:t>Y</m:t>
+            </m:r>
+            <m:r>
+              <m:rPr>
+                <m:sty m:val="p"/>
+              </m:rPr>
+              <m:t>=</m:t>
+            </m:r>
+            <m:r>
+              <m:t>1</m:t>
+            </m:r>
+          </m:e>
+        </m:d>
+        <m:r>
+          <m:t>​</m:t>
+        </m:r>
+        <m:r>
+          <m:rPr>
+            <m:sty m:val="p"/>
+          </m:rPr>
+          <m:t>/</m:t>
+        </m:r>
+        <m:r>
+          <m:rPr>
+            <m:sty m:val="p"/>
+          </m:rPr>
+          <m:t>P</m:t>
+        </m:r>
+        <m:r>
+          <m:t>​</m:t>
+        </m:r>
+        <m:d>
+          <m:dPr>
+            <m:begChr m:val="("/>
+            <m:sepChr m:val=""/>
+            <m:endChr m:val=")"/>
+            <m:grow/>
+          </m:dPr>
+          <m:e>
+            <m:r>
+              <m:t>X</m:t>
+            </m:r>
+            <m:r>
+              <m:rPr>
+                <m:sty m:val="p"/>
+              </m:rPr>
+              <m:t>=</m:t>
+            </m:r>
+            <m:r>
+              <m:t>0</m:t>
+            </m:r>
+            <m:r>
+              <m:rPr>
+                <m:sty m:val="p"/>
+              </m:rPr>
+              <m:t>,</m:t>
+            </m:r>
+            <m:r>
+              <m:t>Y</m:t>
+            </m:r>
+            <m:r>
+              <m:rPr>
+                <m:sty m:val="p"/>
+              </m:rPr>
+              <m:t>=</m:t>
+            </m:r>
+            <m:r>
+              <m:t>0</m:t>
+            </m:r>
+          </m:e>
+        </m:d>
+        <m:r>
+          <m:t>​</m:t>
+        </m:r>
+      </m:oMath>
+      <w:r>
+        <w:t xml:space="preserve">.</w:t>
+      </w:r>
+      <w:r>
+        <w:t xml:space="preserve"> </w:t>
+      </w:r>
+      <w:r>
+        <w:t xml:space="preserve">The</w:t>
+      </w:r>
+      <w:r>
+        <w:t xml:space="preserve"> </w:t>
+      </w:r>
+      <w:hyperlink w:anchor="def-odds-ratio">
+        <w:r>
+          <w:rPr>
+            <w:rStyle w:val="Hyperlink"/>
+          </w:rPr>
+          <w:t xml:space="preserve">odds ratio</w:t>
+        </w:r>
+      </w:hyperlink>
+      <w:r>
+        <w:t xml:space="preserve"> </w:t>
+      </w:r>
+      <w:r>
+        <w:t xml:space="preserve">is the first odds divided by the second.</w:t>
+      </w:r>
+      <w:r>
+        <w:t xml:space="preserve"> </w:t>
+      </w:r>
+      <w:r>
+        <w:t xml:space="preserve">Dividing by a fraction is multiplying by its reciprocal, which gives the stated product of the four joint probabilities.</w:t>
+      </w:r>
+    </w:p>
+    <w:bookmarkStart w:id="57" w:name="exm-hers-odds-ratio-cross-product"/>
+    <w:p>
+      <w:pPr>
+        <w:pStyle w:val="BodyText"/>
+      </w:pPr>
+      <w:r>
+        <w:rPr>
+          <w:b/>
+          <w:bCs/>
+        </w:rPr>
+        <w:t xml:space="preserve">Example 12 (The HERS odds ratio from the cell proportions)</w:t>
+      </w:r>
+      <w:r>
+        <w:t xml:space="preserve"> </w:t>
+      </w:r>
+      <w:r>
+        <w:t xml:space="preserve">Take</w:t>
+      </w:r>
+      <w:r>
+        <w:t xml:space="preserve"> </w:t>
+      </w:r>
+      <m:oMath>
+        <m:r>
+          <m:t>X</m:t>
+        </m:r>
+        <m:r>
+          <m:rPr>
+            <m:sty m:val="p"/>
+          </m:rPr>
+          <m:t>=</m:t>
+        </m:r>
+        <m:r>
+          <m:t>1</m:t>
+        </m:r>
+      </m:oMath>
+      <w:r>
+        <w:t xml:space="preserve"> </w:t>
+      </w:r>
+      <w:r>
+        <w:t xml:space="preserve">for hormone therapy and</w:t>
+      </w:r>
+      <w:r>
+        <w:t xml:space="preserve"> </w:t>
+      </w:r>
+      <m:oMath>
+        <m:r>
+          <m:t>X</m:t>
+        </m:r>
+        <m:r>
+          <m:rPr>
+            <m:sty m:val="p"/>
+          </m:rPr>
+          <m:t>=</m:t>
+        </m:r>
+        <m:r>
+          <m:t>0</m:t>
+        </m:r>
+      </m:oMath>
+      <w:r>
+        <w:t xml:space="preserve"> </w:t>
+      </w:r>
+      <w:r>
+        <w:t xml:space="preserve">for placebo, and</w:t>
+      </w:r>
+      <w:r>
+        <w:t xml:space="preserve"> </w:t>
+      </w:r>
+      <m:oMath>
+        <m:r>
+          <m:t>Y</m:t>
+        </m:r>
+        <m:r>
+          <m:rPr>
+            <m:sty m:val="p"/>
+          </m:rPr>
+          <m:t>=</m:t>
+        </m:r>
+        <m:r>
+          <m:t>1</m:t>
+        </m:r>
+      </m:oMath>
+      <w:r>
+        <w:t xml:space="preserve"> </w:t>
+      </w:r>
+      <w:r>
+        <w:t xml:space="preserve">for regular exercise.</w:t>
+      </w:r>
+      <w:r>
+        <w:t xml:space="preserve"> </w:t>
+      </w:r>
+      <w:r>
+        <w:t xml:space="preserve">The estimated joint probabilities are the cell proportions of the HERS table:</w:t>
+      </w:r>
+    </w:p>
+    <w:p>
+      <w:pPr>
+        <w:pStyle w:val="SourceCode"/>
+      </w:pPr>
+      <w:r>
+        <w:rPr>
+          <w:rStyle w:val="NormalTok"/>
+        </w:rPr>
+        <w:t xml:space="preserve">joint_hat </w:t>
+      </w:r>
+      <w:r>
+        <w:rPr>
+          <w:rStyle w:val="OtherTok"/>
+        </w:rPr>
+        <w:t xml:space="preserve">&lt;-</w:t>
+      </w:r>
+      <w:r>
+        <w:rPr>
+          <w:rStyle w:val="NormalTok"/>
+        </w:rPr>
+        <w:t xml:space="preserve"> </w:t>
+      </w:r>
+      <w:r>
+        <w:rPr>
+          <w:rStyle w:val="FunctionTok"/>
+        </w:rPr>
+        <w:t xml:space="preserve">prop.table</w:t>
+      </w:r>
+      <w:r>
+        <w:rPr>
+          <w:rStyle w:val="NormalTok"/>
+        </w:rPr>
+        <w:t xml:space="preserve">(</w:t>
+      </w:r>
+      <w:r>
+        <w:rPr>
+          <w:rStyle w:val="FunctionTok"/>
+        </w:rPr>
+        <w:t xml:space="preserve">table</w:t>
+      </w:r>
+      <w:r>
+        <w:rPr>
+          <w:rStyle w:val="NormalTok"/>
+        </w:rPr>
+        <w:t xml:space="preserve">(</w:t>
+      </w:r>
+      <w:r>
+        <w:rPr>
+          <w:rStyle w:val="AttributeTok"/>
+        </w:rPr>
+        <w:t xml:space="preserve">HT =</w:t>
+      </w:r>
+      <w:r>
+        <w:rPr>
+          <w:rStyle w:val="NormalTok"/>
+        </w:rPr>
+        <w:t xml:space="preserve"> hers</w:t>
+      </w:r>
+      <w:r>
+        <w:rPr>
+          <w:rStyle w:val="SpecialCharTok"/>
+        </w:rPr>
+        <w:t xml:space="preserve">$</w:t>
+      </w:r>
+      <w:r>
+        <w:rPr>
+          <w:rStyle w:val="NormalTok"/>
+        </w:rPr>
+        <w:t xml:space="preserve">HT, </w:t>
+      </w:r>
+      <w:r>
+        <w:rPr>
+          <w:rStyle w:val="AttributeTok"/>
+        </w:rPr>
+        <w:t xml:space="preserve">exercise =</w:t>
+      </w:r>
+      <w:r>
+        <w:rPr>
+          <w:rStyle w:val="NormalTok"/>
+        </w:rPr>
+        <w:t xml:space="preserve"> hers</w:t>
+      </w:r>
+      <w:r>
+        <w:rPr>
+          <w:rStyle w:val="SpecialCharTok"/>
+        </w:rPr>
+        <w:t xml:space="preserve">$</w:t>
+      </w:r>
+      <w:r>
+        <w:rPr>
+          <w:rStyle w:val="NormalTok"/>
+        </w:rPr>
+        <w:t xml:space="preserve">exercise))</w:t>
+      </w:r>
+      <w:r>
+        <w:br/>
+      </w:r>
+      <w:r>
+        <w:rPr>
+          <w:rStyle w:val="NormalTok"/>
+        </w:rPr>
+        <w:t xml:space="preserve">cross_ratio </w:t>
+      </w:r>
+      <w:r>
+        <w:rPr>
+          <w:rStyle w:val="OtherTok"/>
+        </w:rPr>
+        <w:t xml:space="preserve">&lt;-</w:t>
+      </w:r>
+      <w:r>
+        <w:br/>
+      </w:r>
+      <w:r>
+        <w:rPr>
+          <w:rStyle w:val="NormalTok"/>
+        </w:rPr>
+        <w:t xml:space="preserve">  joint_hat[</w:t>
+      </w:r>
+      <w:r>
+        <w:rPr>
+          <w:rStyle w:val="StringTok"/>
+        </w:rPr>
+        <w:t xml:space="preserve">"hormone therapy"</w:t>
+      </w:r>
+      <w:r>
+        <w:rPr>
+          <w:rStyle w:val="NormalTok"/>
+        </w:rPr>
+        <w:t xml:space="preserve">, </w:t>
+      </w:r>
+      <w:r>
+        <w:rPr>
+          <w:rStyle w:val="StringTok"/>
+        </w:rPr>
+        <w:t xml:space="preserve">"yes"</w:t>
+      </w:r>
+      <w:r>
+        <w:rPr>
+          <w:rStyle w:val="NormalTok"/>
+        </w:rPr>
+        <w:t xml:space="preserve">] </w:t>
+      </w:r>
+      <w:r>
+        <w:rPr>
+          <w:rStyle w:val="SpecialCharTok"/>
+        </w:rPr>
+        <w:t xml:space="preserve">*</w:t>
+      </w:r>
+      <w:r>
+        <w:rPr>
+          <w:rStyle w:val="NormalTok"/>
+        </w:rPr>
+        <w:t xml:space="preserve"> joint_hat[</w:t>
+      </w:r>
+      <w:r>
+        <w:rPr>
+          <w:rStyle w:val="StringTok"/>
+        </w:rPr>
+        <w:t xml:space="preserve">"placebo"</w:t>
+      </w:r>
+      <w:r>
+        <w:rPr>
+          <w:rStyle w:val="NormalTok"/>
+        </w:rPr>
+        <w:t xml:space="preserve">, </w:t>
+      </w:r>
+      <w:r>
+        <w:rPr>
+          <w:rStyle w:val="StringTok"/>
+        </w:rPr>
+        <w:t xml:space="preserve">"no"</w:t>
+      </w:r>
+      <w:r>
+        <w:rPr>
+          <w:rStyle w:val="NormalTok"/>
+        </w:rPr>
+        <w:t xml:space="preserve">] </w:t>
+      </w:r>
+      <w:r>
+        <w:rPr>
+          <w:rStyle w:val="SpecialCharTok"/>
+        </w:rPr>
+        <w:t xml:space="preserve">/</w:t>
+      </w:r>
+      <w:r>
+        <w:br/>
+      </w:r>
+      <w:r>
+        <w:rPr>
+          <w:rStyle w:val="NormalTok"/>
+        </w:rPr>
+        <w:t xml:space="preserve">  (joint_hat[</w:t>
+      </w:r>
+      <w:r>
+        <w:rPr>
+          <w:rStyle w:val="StringTok"/>
+        </w:rPr>
+        <w:t xml:space="preserve">"hormone therapy"</w:t>
+      </w:r>
+      <w:r>
+        <w:rPr>
+          <w:rStyle w:val="NormalTok"/>
+        </w:rPr>
+        <w:t xml:space="preserve">, </w:t>
+      </w:r>
+      <w:r>
+        <w:rPr>
+          <w:rStyle w:val="StringTok"/>
+        </w:rPr>
+        <w:t xml:space="preserve">"no"</w:t>
+      </w:r>
+      <w:r>
+        <w:rPr>
+          <w:rStyle w:val="NormalTok"/>
+        </w:rPr>
+        <w:t xml:space="preserve">] </w:t>
+      </w:r>
+      <w:r>
+        <w:rPr>
+          <w:rStyle w:val="SpecialCharTok"/>
+        </w:rPr>
+        <w:t xml:space="preserve">*</w:t>
+      </w:r>
+      <w:r>
+        <w:rPr>
+          <w:rStyle w:val="NormalTok"/>
+        </w:rPr>
+        <w:t xml:space="preserve"> joint_hat[</w:t>
+      </w:r>
+      <w:r>
+        <w:rPr>
+          <w:rStyle w:val="StringTok"/>
+        </w:rPr>
+        <w:t xml:space="preserve">"placebo"</w:t>
+      </w:r>
+      <w:r>
+        <w:rPr>
+          <w:rStyle w:val="NormalTok"/>
+        </w:rPr>
+        <w:t xml:space="preserve">, </w:t>
+      </w:r>
+      <w:r>
+        <w:rPr>
+          <w:rStyle w:val="StringTok"/>
+        </w:rPr>
+        <w:t xml:space="preserve">"yes"</w:t>
+      </w:r>
+      <w:r>
+        <w:rPr>
+          <w:rStyle w:val="NormalTok"/>
+        </w:rPr>
+        <w:t xml:space="preserve">])</w:t>
+      </w:r>
+      <w:r>
+        <w:br/>
+      </w:r>
+      <w:r>
+        <w:rPr>
+          <w:rStyle w:val="NormalTok"/>
+        </w:rPr>
+        <w:t xml:space="preserve">cross_ratio</w:t>
+      </w:r>
+      <w:r>
+        <w:br/>
+      </w:r>
+      <w:r>
+        <w:rPr>
+          <w:rStyle w:val="CommentTok"/>
+        </w:rPr>
+        <w:t xml:space="preserve">#&gt; [1] 1.02836</w:t>
+      </w:r>
+    </w:p>
+    <w:p>
+      <w:pPr>
+        <w:pStyle w:val="FirstParagraph"/>
+      </w:pPr>
+      <w:r>
+        <w:t xml:space="preserve">The cross-product expression equals 1.028.</w:t>
+      </w:r>
+      <w:r>
+        <w:t xml:space="preserve"> </w:t>
+      </w:r>
+      <w:r>
+        <w:t xml:space="preserve">It equals the estimated</w:t>
+      </w:r>
+      <w:r>
+        <w:t xml:space="preserve"> </w:t>
+      </w:r>
+      <w:hyperlink w:anchor="def-odds-ratio">
+        <w:r>
+          <w:rPr>
+            <w:rStyle w:val="Hyperlink"/>
+          </w:rPr>
+          <w:t xml:space="preserve">odds ratio</w:t>
+        </w:r>
+      </w:hyperlink>
+      <w:r>
+        <w:t xml:space="preserve"> </w:t>
+      </w:r>
+      <w:r>
+        <w:t xml:space="preserve">1.028 of</w:t>
+      </w:r>
+      <w:r>
+        <w:t xml:space="preserve"> </w:t>
+      </w:r>
+      <w:hyperlink w:anchor="exm-hers-odds-ratio">
+        <w:r>
+          <w:rPr>
+            <w:rStyle w:val="Hyperlink"/>
+          </w:rPr>
+          <w:t xml:space="preserve">Example 11</w:t>
+        </w:r>
+      </w:hyperlink>
+      <w:r>
+        <w:t xml:space="preserve">, as</w:t>
+      </w:r>
+      <w:r>
+        <w:t xml:space="preserve"> </w:t>
+      </w:r>
+      <w:hyperlink w:anchor="thm-odds-ratio-cross-product">
+        <w:r>
+          <w:rPr>
+            <w:rStyle w:val="Hyperlink"/>
+          </w:rPr>
+          <w:t xml:space="preserve">Theorem 4</w:t>
+        </w:r>
+      </w:hyperlink>
+      <w:r>
+        <w:t xml:space="preserve"> </w:t>
+      </w:r>
+      <w:r>
+        <w:t xml:space="preserve">states.</w:t>
+      </w:r>
+    </w:p>
+    <w:bookmarkEnd w:id="57"/>
+    <w:bookmarkStart w:id="58" w:name="thm-odds-ratio-reversible"/>
+    <w:p>
+      <w:pPr>
+        <w:pStyle w:val="BodyText"/>
+      </w:pPr>
+      <w:r>
+        <w:rPr>
+          <w:b/>
+          <w:bCs/>
+        </w:rPr>
+        <w:t xml:space="preserve">Theorem 5 (The odds ratio is reversible)</w:t>
+      </w:r>
+      <w:r>
+        <w:t xml:space="preserve"> </w:t>
+      </w:r>
+      <w:r>
+        <w:t xml:space="preserve">Let:</w:t>
+      </w:r>
+    </w:p>
+    <w:p>
+      <w:pPr>
+        <w:pStyle w:val="Compact"/>
+        <w:numPr>
+          <w:ilvl w:val="0"/>
+          <w:numId w:val="1012"/>
+        </w:numPr>
+      </w:pPr>
+      <m:oMath>
+        <m:r>
+          <m:t>X</m:t>
+        </m:r>
+      </m:oMath>
+      <w:r>
+        <w:t xml:space="preserve"> </w:t>
+      </w:r>
+      <w:r>
+        <w:t xml:space="preserve">and</w:t>
+      </w:r>
+      <w:r>
+        <w:t xml:space="preserve"> </w:t>
+      </w:r>
+      <m:oMath>
+        <m:r>
+          <m:t>Y</m:t>
+        </m:r>
+      </m:oMath>
+      <w:r>
+        <w:t xml:space="preserve"> </w:t>
+      </w:r>
+      <w:r>
+        <w:t xml:space="preserve">be</w:t>
+      </w:r>
+      <w:r>
+        <w:t xml:space="preserve"> </w:t>
+      </w:r>
+      <w:hyperlink r:id="rId30">
+        <w:r>
+          <w:rPr>
+            <w:rStyle w:val="Hyperlink"/>
+          </w:rPr>
+          <w:t xml:space="preserve">binary</w:t>
+        </w:r>
+      </w:hyperlink>
+      <w:r>
+        <w:t xml:space="preserve"> </w:t>
+      </w:r>
+      <w:r>
+        <w:t xml:space="preserve">random variables, each with values</w:t>
+      </w:r>
+      <w:r>
+        <w:t xml:space="preserve"> </w:t>
+      </w:r>
+      <m:oMath>
+        <m:r>
+          <m:t>0</m:t>
+        </m:r>
+      </m:oMath>
+      <w:r>
+        <w:t xml:space="preserve"> </w:t>
+      </w:r>
+      <w:r>
+        <w:t xml:space="preserve">and</w:t>
+      </w:r>
+      <w:r>
+        <w:t xml:space="preserve"> </w:t>
+      </w:r>
+      <m:oMath>
+        <m:r>
+          <m:t>1</m:t>
+        </m:r>
+      </m:oMath>
+      <w:r>
+        <w:t xml:space="preserve">.</w:t>
+      </w:r>
+    </w:p>
+    <w:p>
+      <w:pPr>
+        <w:pStyle w:val="Compact"/>
+        <w:numPr>
+          <w:ilvl w:val="0"/>
+          <w:numId w:val="1012"/>
+        </w:numPr>
+      </w:pPr>
+      <m:oMath>
+        <m:r>
+          <m:rPr>
+            <m:sty m:val="p"/>
+          </m:rPr>
+          <m:t>P</m:t>
+        </m:r>
+        <m:r>
+          <m:t>​</m:t>
+        </m:r>
+        <m:d>
+          <m:dPr>
+            <m:begChr m:val="("/>
+            <m:sepChr m:val=""/>
+            <m:endChr m:val=")"/>
+            <m:grow/>
+          </m:dPr>
+          <m:e>
+            <m:r>
+              <m:t>X</m:t>
+            </m:r>
+            <m:r>
+              <m:rPr>
+                <m:sty m:val="p"/>
+              </m:rPr>
+              <m:t>=</m:t>
+            </m:r>
+            <m:r>
+              <m:t>x</m:t>
+            </m:r>
+            <m:r>
+              <m:rPr>
+                <m:sty m:val="p"/>
+              </m:rPr>
+              <m:t>,</m:t>
+            </m:r>
+            <m:r>
+              <m:t>Y</m:t>
+            </m:r>
+            <m:r>
+              <m:rPr>
+                <m:sty m:val="p"/>
+              </m:rPr>
+              <m:t>=</m:t>
+            </m:r>
+            <m:r>
+              <m:t>y</m:t>
+            </m:r>
+          </m:e>
+        </m:d>
+        <m:r>
+          <m:t>​</m:t>
+        </m:r>
+        <m:r>
+          <m:rPr>
+            <m:sty m:val="p"/>
+          </m:rPr>
+          <m:t>&gt;</m:t>
+        </m:r>
+        <m:r>
+          <m:t>0</m:t>
+        </m:r>
+      </m:oMath>
+      <w:r>
+        <w:t xml:space="preserve"> </w:t>
+      </w:r>
+      <w:r>
+        <w:t xml:space="preserve">for each</w:t>
+      </w:r>
+      <w:r>
+        <w:t xml:space="preserve"> </w:t>
+      </w:r>
+      <m:oMath>
+        <m:r>
+          <m:t>x</m:t>
+        </m:r>
+        <m:r>
+          <m:rPr>
+            <m:sty m:val="p"/>
+          </m:rPr>
+          <m:t>,</m:t>
+        </m:r>
+        <m:r>
+          <m:t>y</m:t>
+        </m:r>
+        <m:r>
+          <m:rPr>
+            <m:sty m:val="p"/>
+          </m:rPr>
+          <m:t>∈</m:t>
+        </m:r>
+        <m:r>
+          <m:t>​</m:t>
+        </m:r>
+        <m:d>
+          <m:dPr>
+            <m:begChr m:val="{"/>
+            <m:sepChr m:val=""/>
+            <m:endChr m:val="}"/>
+            <m:grow/>
+          </m:dPr>
+          <m:e>
+            <m:r>
+              <m:t>0</m:t>
+            </m:r>
+            <m:r>
+              <m:rPr>
+                <m:sty m:val="p"/>
+              </m:rPr>
+              <m:t>,</m:t>
+            </m:r>
+            <m:r>
+              <m:t>1</m:t>
+            </m:r>
+          </m:e>
+        </m:d>
+        <m:r>
+          <m:t>​</m:t>
+        </m:r>
+      </m:oMath>
+      <w:r>
+        <w:t xml:space="preserve">.</w:t>
+      </w:r>
+    </w:p>
+    <w:p>
+      <w:pPr>
+        <w:pStyle w:val="FirstParagraph"/>
+      </w:pPr>
+      <w:r>
+        <w:t xml:space="preserve">The</w:t>
+      </w:r>
+      <w:r>
+        <w:t xml:space="preserve"> </w:t>
+      </w:r>
+      <w:hyperlink w:anchor="def-odds-ratio">
+        <w:r>
+          <w:rPr>
+            <w:rStyle w:val="Hyperlink"/>
+          </w:rPr>
+          <w:t xml:space="preserve">odds ratio</w:t>
+        </w:r>
+      </w:hyperlink>
+      <w:r>
+        <w:t xml:space="preserve"> </w:t>
+      </w:r>
+      <w:r>
+        <w:t xml:space="preserve">of</w:t>
+      </w:r>
+      <w:r>
+        <w:t xml:space="preserve"> </w:t>
+      </w:r>
+      <m:oMath>
+        <m:r>
+          <m:t>Y</m:t>
+        </m:r>
+        <m:r>
+          <m:rPr>
+            <m:sty m:val="p"/>
+          </m:rPr>
+          <m:t>=</m:t>
+        </m:r>
+        <m:r>
+          <m:t>1</m:t>
+        </m:r>
+      </m:oMath>
+      <w:r>
+        <w:t xml:space="preserve"> </w:t>
+      </w:r>
+      <w:r>
+        <w:t xml:space="preserve">comparing</w:t>
+      </w:r>
+      <w:r>
+        <w:t xml:space="preserve"> </w:t>
+      </w:r>
+      <m:oMath>
+        <m:r>
+          <m:t>X</m:t>
+        </m:r>
+        <m:r>
+          <m:rPr>
+            <m:sty m:val="p"/>
+          </m:rPr>
+          <m:t>=</m:t>
+        </m:r>
+        <m:r>
+          <m:t>1</m:t>
+        </m:r>
+      </m:oMath>
+      <w:r>
+        <w:t xml:space="preserve"> </w:t>
+      </w:r>
+      <w:r>
+        <w:t xml:space="preserve">with</w:t>
+      </w:r>
+      <w:r>
+        <w:t xml:space="preserve"> </w:t>
+      </w:r>
+      <m:oMath>
+        <m:r>
+          <m:t>X</m:t>
+        </m:r>
+        <m:r>
+          <m:rPr>
+            <m:sty m:val="p"/>
+          </m:rPr>
+          <m:t>=</m:t>
+        </m:r>
+        <m:r>
+          <m:t>0</m:t>
+        </m:r>
+      </m:oMath>
+      <w:r>
+        <w:t xml:space="preserve"> </w:t>
+      </w:r>
+      <w:r>
+        <w:t xml:space="preserve">equals the odds ratio of</w:t>
+      </w:r>
+      <w:r>
+        <w:t xml:space="preserve"> </w:t>
+      </w:r>
+      <m:oMath>
+        <m:r>
+          <m:t>X</m:t>
+        </m:r>
+        <m:r>
+          <m:rPr>
+            <m:sty m:val="p"/>
+          </m:rPr>
+          <m:t>=</m:t>
+        </m:r>
+        <m:r>
+          <m:t>1</m:t>
+        </m:r>
+      </m:oMath>
+      <w:r>
+        <w:t xml:space="preserve"> </w:t>
+      </w:r>
+      <w:r>
+        <w:t xml:space="preserve">comparing</w:t>
+      </w:r>
+      <w:r>
+        <w:t xml:space="preserve"> </w:t>
+      </w:r>
+      <m:oMath>
+        <m:r>
+          <m:t>Y</m:t>
+        </m:r>
+        <m:r>
+          <m:rPr>
+            <m:sty m:val="p"/>
+          </m:rPr>
+          <m:t>=</m:t>
+        </m:r>
+        <m:r>
+          <m:t>1</m:t>
+        </m:r>
+      </m:oMath>
+      <w:r>
+        <w:t xml:space="preserve"> </w:t>
+      </w:r>
+      <w:r>
+        <w:t xml:space="preserve">with</w:t>
+      </w:r>
+      <w:r>
+        <w:t xml:space="preserve"> </w:t>
+      </w:r>
+      <m:oMath>
+        <m:r>
+          <m:t>Y</m:t>
+        </m:r>
+        <m:r>
+          <m:rPr>
+            <m:sty m:val="p"/>
+          </m:rPr>
+          <m:t>=</m:t>
+        </m:r>
+        <m:r>
+          <m:t>0</m:t>
+        </m:r>
+      </m:oMath>
+      <w:r>
+        <w:t xml:space="preserve">:</w:t>
+      </w:r>
+    </w:p>
+    <w:p>
+      <w:pPr>
+        <w:pStyle w:val="BodyText"/>
+      </w:pPr>
+      <m:oMathPara>
+        <m:oMathParaPr>
+          <m:jc m:val="center"/>
+        </m:oMathParaPr>
+        <m:oMath>
+          <m:sSub>
+            <m:e>
+              <m:r>
+                <m:rPr>
+                  <m:nor/>
+                  <m:sty m:val="p"/>
+                </m:rPr>
+                <m:t>ϙ</m:t>
+              </m:r>
+            </m:e>
+            <m:sub>
+              <m:r>
+                <m:t>ω</m:t>
+              </m:r>
+            </m:sub>
+          </m:sSub>
+          <m:r>
+            <m:t>​</m:t>
+          </m:r>
+          <m:d>
+            <m:dPr>
+              <m:begChr m:val="("/>
+              <m:sepChr m:val=""/>
+              <m:endChr m:val=")"/>
+              <m:grow/>
+            </m:dPr>
+            <m:e>
+              <m:r>
+                <m:t>Y</m:t>
+              </m:r>
+              <m:r>
+                <m:rPr>
+                  <m:sty m:val="p"/>
+                </m:rPr>
+                <m:t>∣</m:t>
+              </m:r>
+              <m:r>
+                <m:t>X</m:t>
+              </m:r>
+            </m:e>
+          </m:d>
+          <m:r>
+            <m:t>​</m:t>
+          </m:r>
+          <m:r>
+            <m:rPr>
+              <m:sty m:val="p"/>
+            </m:rPr>
+            <m:t>=</m:t>
+          </m:r>
+          <m:sSub>
+            <m:e>
+              <m:r>
+                <m:rPr>
+                  <m:nor/>
+                  <m:sty m:val="p"/>
+                </m:rPr>
+                <m:t>ϙ</m:t>
+              </m:r>
+            </m:e>
+            <m:sub>
+              <m:r>
+                <m:t>ω</m:t>
+              </m:r>
+            </m:sub>
+          </m:sSub>
+          <m:r>
+            <m:t>​</m:t>
+          </m:r>
+          <m:d>
+            <m:dPr>
+              <m:begChr m:val="("/>
+              <m:sepChr m:val=""/>
+              <m:endChr m:val=")"/>
+              <m:grow/>
+            </m:dPr>
+            <m:e>
+              <m:r>
+                <m:t>X</m:t>
+              </m:r>
+              <m:r>
+                <m:rPr>
+                  <m:sty m:val="p"/>
+                </m:rPr>
+                <m:t>∣</m:t>
+              </m:r>
+              <m:r>
+                <m:t>Y</m:t>
+              </m:r>
+            </m:e>
+          </m:d>
+          <m:r>
+            <m:t>​</m:t>
+          </m:r>
+          <m:r>
+            <m:rPr>
+              <m:sty m:val="p"/>
+            </m:rPr>
+            <m:t>.</m:t>
+          </m:r>
+        </m:oMath>
+      </m:oMathPara>
+    </w:p>
+    <w:bookmarkEnd w:id="58"/>
+    <w:p>
+      <w:pPr>
+        <w:pStyle w:val="FirstParagraph"/>
+      </w:pPr>
+      <w:r>
+        <w:rPr>
+          <w:i/>
+          <w:iCs/>
+        </w:rPr>
+        <w:t xml:space="preserve">Proof</w:t>
+      </w:r>
+      <w:r>
+        <w:t xml:space="preserve">. </w:t>
+      </w:r>
+      <w:r>
+        <w:t xml:space="preserve">By</w:t>
+      </w:r>
+      <w:r>
+        <w:t xml:space="preserve"> </w:t>
+      </w:r>
+      <w:hyperlink w:anchor="thm-odds-ratio-cross-product">
+        <w:r>
+          <w:rPr>
+            <w:rStyle w:val="Hyperlink"/>
+          </w:rPr>
+          <w:t xml:space="preserve">Theorem 4</w:t>
+        </w:r>
+      </w:hyperlink>
+      <w:r>
+        <w:t xml:space="preserve">, with the roles of</w:t>
+      </w:r>
+      <w:r>
+        <w:t xml:space="preserve"> </w:t>
+      </w:r>
+      <m:oMath>
+        <m:r>
+          <m:t>X</m:t>
+        </m:r>
+      </m:oMath>
+      <w:r>
+        <w:t xml:space="preserve"> </w:t>
+      </w:r>
+      <w:r>
+        <w:t xml:space="preserve">and</w:t>
+      </w:r>
+      <w:r>
+        <w:t xml:space="preserve"> </w:t>
+      </w:r>
+      <m:oMath>
+        <m:r>
+          <m:t>Y</m:t>
+        </m:r>
+      </m:oMath>
+      <w:r>
+        <w:t xml:space="preserve"> </w:t>
+      </w:r>
+      <w:r>
+        <w:t xml:space="preserve">exchanged,</w:t>
+      </w:r>
+    </w:p>
+    <w:p>
+      <w:pPr>
+        <w:pStyle w:val="BodyText"/>
+      </w:pPr>
+      <m:oMathPara>
+        <m:oMathParaPr>
+          <m:jc m:val="center"/>
+        </m:oMathParaPr>
+        <m:oMath>
+          <m:sSub>
+            <m:e>
+              <m:r>
+                <m:rPr>
+                  <m:nor/>
+                  <m:sty m:val="p"/>
+                </m:rPr>
+                <m:t>ϙ</m:t>
+              </m:r>
+            </m:e>
+            <m:sub>
+              <m:r>
+                <m:t>ω</m:t>
+              </m:r>
+            </m:sub>
+          </m:sSub>
+          <m:r>
+            <m:t>​</m:t>
+          </m:r>
+          <m:d>
+            <m:dPr>
+              <m:begChr m:val="("/>
+              <m:sepChr m:val=""/>
+              <m:endChr m:val=")"/>
+              <m:grow/>
+            </m:dPr>
+            <m:e>
+              <m:r>
+                <m:t>X</m:t>
+              </m:r>
+              <m:r>
+                <m:rPr>
+                  <m:sty m:val="p"/>
+                </m:rPr>
+                <m:t>∣</m:t>
+              </m:r>
+              <m:r>
+                <m:t>Y</m:t>
+              </m:r>
+            </m:e>
+          </m:d>
+          <m:r>
+            <m:t>​</m:t>
+          </m:r>
+          <m:r>
+            <m:rPr>
+              <m:sty m:val="p"/>
+            </m:rPr>
+            <m:t>=</m:t>
+          </m:r>
+          <m:f>
+            <m:fPr>
+              <m:type m:val="bar"/>
+            </m:fPr>
+            <m:num>
+              <m:r>
+                <m:rPr>
+                  <m:sty m:val="p"/>
+                </m:rPr>
+                <m:t>P</m:t>
+              </m:r>
+              <m:r>
+                <m:t>​</m:t>
+              </m:r>
+              <m:d>
+                <m:dPr>
+                  <m:begChr m:val="("/>
+                  <m:sepChr m:val=""/>
+                  <m:endChr m:val=")"/>
+                  <m:grow/>
+                </m:dPr>
+                <m:e>
+                  <m:r>
+                    <m:t>Y</m:t>
+                  </m:r>
+                  <m:r>
+                    <m:rPr>
+                      <m:sty m:val="p"/>
+                    </m:rPr>
+                    <m:t>=</m:t>
+                  </m:r>
+                  <m:r>
+                    <m:t>1</m:t>
+                  </m:r>
+                  <m:r>
+                    <m:rPr>
+                      <m:sty m:val="p"/>
+                    </m:rPr>
+                    <m:t>,</m:t>
+                  </m:r>
+                  <m:r>
+                    <m:t>X</m:t>
+                  </m:r>
+                  <m:r>
+                    <m:rPr>
+                      <m:sty m:val="p"/>
+                    </m:rPr>
+                    <m:t>=</m:t>
+                  </m:r>
+                  <m:r>
+                    <m:t>1</m:t>
+                  </m:r>
+                </m:e>
+              </m:d>
+              <m:r>
+                <m:t>​</m:t>
+              </m:r>
+              <m:r>
+                <m:rPr>
+                  <m:sty m:val="p"/>
+                </m:rPr>
+                <m:t>P</m:t>
+              </m:r>
+              <m:r>
+                <m:t>​</m:t>
+              </m:r>
+              <m:d>
+                <m:dPr>
+                  <m:begChr m:val="("/>
+                  <m:sepChr m:val=""/>
+                  <m:endChr m:val=")"/>
+                  <m:grow/>
+                </m:dPr>
+                <m:e>
+                  <m:r>
+                    <m:t>Y</m:t>
+                  </m:r>
+                  <m:r>
+                    <m:rPr>
+                      <m:sty m:val="p"/>
+                    </m:rPr>
+                    <m:t>=</m:t>
+                  </m:r>
+                  <m:r>
+                    <m:t>0</m:t>
+                  </m:r>
+                  <m:r>
+                    <m:rPr>
+                      <m:sty m:val="p"/>
+                    </m:rPr>
+                    <m:t>,</m:t>
+                  </m:r>
+                  <m:r>
+                    <m:t>X</m:t>
+                  </m:r>
+                  <m:r>
+                    <m:rPr>
+                      <m:sty m:val="p"/>
+                    </m:rPr>
+                    <m:t>=</m:t>
+                  </m:r>
+                  <m:r>
+                    <m:t>0</m:t>
+                  </m:r>
+                </m:e>
+              </m:d>
+              <m:r>
+                <m:t>​</m:t>
+              </m:r>
+            </m:num>
+            <m:den>
+              <m:r>
+                <m:rPr>
+                  <m:sty m:val="p"/>
+                </m:rPr>
+                <m:t>P</m:t>
+              </m:r>
+              <m:r>
+                <m:t>​</m:t>
+              </m:r>
+              <m:d>
+                <m:dPr>
+                  <m:begChr m:val="("/>
+                  <m:sepChr m:val=""/>
+                  <m:endChr m:val=")"/>
+                  <m:grow/>
+                </m:dPr>
+                <m:e>
+                  <m:r>
+                    <m:t>Y</m:t>
+                  </m:r>
+                  <m:r>
+                    <m:rPr>
+                      <m:sty m:val="p"/>
+                    </m:rPr>
+                    <m:t>=</m:t>
+                  </m:r>
+                  <m:r>
+                    <m:t>1</m:t>
+                  </m:r>
+                  <m:r>
+                    <m:rPr>
+                      <m:sty m:val="p"/>
+                    </m:rPr>
+                    <m:t>,</m:t>
+                  </m:r>
+                  <m:r>
+                    <m:t>X</m:t>
+                  </m:r>
+                  <m:r>
+                    <m:rPr>
+                      <m:sty m:val="p"/>
+                    </m:rPr>
+                    <m:t>=</m:t>
+                  </m:r>
+                  <m:r>
+                    <m:t>0</m:t>
+                  </m:r>
+                </m:e>
+              </m:d>
+              <m:r>
+                <m:t>​</m:t>
+              </m:r>
+              <m:r>
+                <m:rPr>
+                  <m:sty m:val="p"/>
+                </m:rPr>
+                <m:t>P</m:t>
+              </m:r>
+              <m:r>
+                <m:t>​</m:t>
+              </m:r>
+              <m:d>
+                <m:dPr>
+                  <m:begChr m:val="("/>
+                  <m:sepChr m:val=""/>
+                  <m:endChr m:val=")"/>
+                  <m:grow/>
+                </m:dPr>
+                <m:e>
+                  <m:r>
+                    <m:t>Y</m:t>
+                  </m:r>
+                  <m:r>
+                    <m:rPr>
+                      <m:sty m:val="p"/>
+                    </m:rPr>
+                    <m:t>=</m:t>
+                  </m:r>
+                  <m:r>
+                    <m:t>0</m:t>
+                  </m:r>
+                  <m:r>
+                    <m:rPr>
+                      <m:sty m:val="p"/>
+                    </m:rPr>
+                    <m:t>,</m:t>
+                  </m:r>
+                  <m:r>
+                    <m:t>X</m:t>
+                  </m:r>
+                  <m:r>
+                    <m:rPr>
+                      <m:sty m:val="p"/>
+                    </m:rPr>
+                    <m:t>=</m:t>
+                  </m:r>
+                  <m:r>
+                    <m:t>1</m:t>
+                  </m:r>
+                </m:e>
+              </m:d>
+              <m:r>
+                <m:t>​</m:t>
+              </m:r>
+            </m:den>
+          </m:f>
+          <m:r>
+            <m:rPr>
+              <m:sty m:val="p"/>
+            </m:rPr>
+            <m:t>.</m:t>
+          </m:r>
+        </m:oMath>
+      </m:oMathPara>
+    </w:p>
+    <w:p>
+      <w:pPr>
+        <w:pStyle w:val="FirstParagraph"/>
+      </w:pPr>
+      <w:r>
+        <w:t xml:space="preserve">The event</w:t>
+      </w:r>
+      <w:r>
+        <w:t xml:space="preserve"> </w:t>
+      </w:r>
+      <m:oMath>
+        <m:r>
+          <m:t>​</m:t>
+        </m:r>
+        <m:d>
+          <m:dPr>
+            <m:begChr m:val="{"/>
+            <m:sepChr m:val=""/>
+            <m:endChr m:val="}"/>
+            <m:grow/>
+          </m:dPr>
+          <m:e>
+            <m:r>
+              <m:t>Y</m:t>
+            </m:r>
+            <m:r>
+              <m:rPr>
+                <m:sty m:val="p"/>
+              </m:rPr>
+              <m:t>=</m:t>
+            </m:r>
+            <m:r>
+              <m:t>y</m:t>
+            </m:r>
+            <m:r>
+              <m:rPr>
+                <m:sty m:val="p"/>
+              </m:rPr>
+              <m:t>,</m:t>
+            </m:r>
+            <m:r>
+              <m:t>X</m:t>
+            </m:r>
+            <m:r>
+              <m:rPr>
+                <m:sty m:val="p"/>
+              </m:rPr>
+              <m:t>=</m:t>
+            </m:r>
+            <m:r>
+              <m:t>x</m:t>
+            </m:r>
+          </m:e>
+        </m:d>
+        <m:r>
+          <m:t>​</m:t>
+        </m:r>
+      </m:oMath>
+      <w:r>
+        <w:t xml:space="preserve"> </w:t>
+      </w:r>
+      <w:r>
+        <w:t xml:space="preserve">is the event</w:t>
+      </w:r>
+      <w:r>
+        <w:t xml:space="preserve"> </w:t>
+      </w:r>
+      <m:oMath>
+        <m:r>
+          <m:t>​</m:t>
+        </m:r>
+        <m:d>
+          <m:dPr>
+            <m:begChr m:val="{"/>
+            <m:sepChr m:val=""/>
+            <m:endChr m:val="}"/>
+            <m:grow/>
+          </m:dPr>
+          <m:e>
+            <m:r>
+              <m:t>X</m:t>
+            </m:r>
+            <m:r>
+              <m:rPr>
+                <m:sty m:val="p"/>
+              </m:rPr>
+              <m:t>=</m:t>
+            </m:r>
+            <m:r>
+              <m:t>x</m:t>
+            </m:r>
+            <m:r>
+              <m:rPr>
+                <m:sty m:val="p"/>
+              </m:rPr>
+              <m:t>,</m:t>
+            </m:r>
+            <m:r>
+              <m:t>Y</m:t>
+            </m:r>
+            <m:r>
+              <m:rPr>
+                <m:sty m:val="p"/>
+              </m:rPr>
+              <m:t>=</m:t>
+            </m:r>
+            <m:r>
+              <m:t>y</m:t>
+            </m:r>
+          </m:e>
+        </m:d>
+        <m:r>
+          <m:t>​</m:t>
+        </m:r>
+      </m:oMath>
+      <w:r>
+        <w:t xml:space="preserve">, so each joint</w:t>
+      </w:r>
+      <w:r>
+        <w:t xml:space="preserve"> </w:t>
+      </w:r>
+      <w:hyperlink r:id="rId31">
+        <w:r>
+          <w:rPr>
+            <w:rStyle w:val="Hyperlink"/>
+          </w:rPr>
+          <w:t xml:space="preserve">probability</w:t>
+        </w:r>
+      </w:hyperlink>
+      <w:r>
+        <w:t xml:space="preserve"> </w:t>
+      </w:r>
+      <w:r>
+        <w:t xml:space="preserve">here equals the joint probability with its arguments in the other order.</w:t>
+      </w:r>
+      <w:r>
+        <w:t xml:space="preserve"> </w:t>
+      </w:r>
+      <w:r>
+        <w:t xml:space="preserve">The denominator is a product of two joint probabilities, and multiplication is commutative.</w:t>
+      </w:r>
+      <w:r>
+        <w:t xml:space="preserve"> </w:t>
+      </w:r>
+      <w:r>
+        <w:t xml:space="preserve">Reordering its two factors gives the denominator of</w:t>
+      </w:r>
+      <w:r>
+        <w:t xml:space="preserve"> </w:t>
+      </w:r>
+      <w:hyperlink w:anchor="thm-odds-ratio-cross-product">
+        <w:r>
+          <w:rPr>
+            <w:rStyle w:val="Hyperlink"/>
+          </w:rPr>
+          <w:t xml:space="preserve">Theorem 4</w:t>
+        </w:r>
+      </w:hyperlink>
+      <w:r>
+        <w:t xml:space="preserve"> </w:t>
+      </w:r>
+      <w:r>
+        <w:t xml:space="preserve">for</w:t>
+      </w:r>
+      <w:r>
+        <w:t xml:space="preserve"> </w:t>
+      </w:r>
+      <m:oMath>
+        <m:sSub>
+          <m:e>
+            <m:r>
+              <m:rPr>
+                <m:nor/>
+                <m:sty m:val="p"/>
+              </m:rPr>
+              <m:t>ϙ</m:t>
+            </m:r>
+          </m:e>
+          <m:sub>
+            <m:r>
+              <m:t>ω</m:t>
+            </m:r>
+          </m:sub>
+        </m:sSub>
+        <m:r>
+          <m:t>​</m:t>
+        </m:r>
+        <m:d>
+          <m:dPr>
+            <m:begChr m:val="("/>
+            <m:sepChr m:val=""/>
+            <m:endChr m:val=")"/>
+            <m:grow/>
+          </m:dPr>
+          <m:e>
+            <m:r>
+              <m:t>Y</m:t>
+            </m:r>
+            <m:r>
+              <m:rPr>
+                <m:sty m:val="p"/>
+              </m:rPr>
+              <m:t>∣</m:t>
+            </m:r>
+            <m:r>
+              <m:t>X</m:t>
+            </m:r>
+          </m:e>
+        </m:d>
+        <m:r>
+          <m:t>​</m:t>
+        </m:r>
+      </m:oMath>
+      <w:r>
+        <w:t xml:space="preserve">.</w:t>
+      </w:r>
+    </w:p>
+    <w:bookmarkStart w:id="59" w:name="exm-hers-odds-ratio-reversible"/>
+    <w:p>
+      <w:pPr>
+        <w:pStyle w:val="BodyText"/>
+      </w:pPr>
+      <w:r>
+        <w:rPr>
+          <w:b/>
+          <w:bCs/>
+        </w:rPr>
+        <w:t xml:space="preserve">Example 13 (Reversing the roles of treatment and exercise in HERS)</w:t>
+      </w:r>
+      <w:r>
+        <w:t xml:space="preserve"> </w:t>
+      </w:r>
+      <w:r>
+        <w:t xml:space="preserve">In</w:t>
+      </w:r>
+      <w:r>
+        <w:t xml:space="preserve"> </w:t>
+      </w:r>
+      <w:hyperlink w:anchor="exm-hers-odds-ratio-cross-product">
+        <w:r>
+          <w:rPr>
+            <w:rStyle w:val="Hyperlink"/>
+          </w:rPr>
+          <w:t xml:space="preserve">Example 12</w:t>
+        </w:r>
+      </w:hyperlink>
+      <w:r>
+        <w:t xml:space="preserve">, the</w:t>
+      </w:r>
+      <w:r>
+        <w:t xml:space="preserve"> </w:t>
+      </w:r>
+      <w:hyperlink w:anchor="def-odds-ratio">
+        <w:r>
+          <w:rPr>
+            <w:rStyle w:val="Hyperlink"/>
+          </w:rPr>
+          <w:t xml:space="preserve">odds ratio</w:t>
+        </w:r>
+      </w:hyperlink>
+      <w:r>
+        <w:t xml:space="preserve"> </w:t>
+      </w:r>
+      <w:r>
+        <w:t xml:space="preserve">compares the</w:t>
+      </w:r>
+      <w:r>
+        <w:t xml:space="preserve"> </w:t>
+      </w:r>
+      <w:hyperlink r:id="rId51">
+        <w:r>
+          <w:rPr>
+            <w:rStyle w:val="Hyperlink"/>
+          </w:rPr>
+          <w:t xml:space="preserve">odds</w:t>
+        </w:r>
+      </w:hyperlink>
+      <w:r>
+        <w:t xml:space="preserve"> </w:t>
+      </w:r>
+      <w:r>
+        <w:t xml:space="preserve">of regular exercise between the hormone therapy and placebo groups.</w:t>
+      </w:r>
+      <w:r>
+        <w:t xml:space="preserve"> </w:t>
+      </w:r>
+      <w:r>
+        <w:t xml:space="preserve">Reversing the roles compares the odds of hormone therapy between the women who exercise regularly and those who do not:</w:t>
+      </w:r>
+    </w:p>
+    <w:p>
+      <w:pPr>
+        <w:pStyle w:val="SourceCode"/>
+      </w:pPr>
+      <w:r>
+        <w:rPr>
+          <w:rStyle w:val="NormalTok"/>
+        </w:rPr>
+        <w:t xml:space="preserve">counts </w:t>
+      </w:r>
+      <w:r>
+        <w:rPr>
+          <w:rStyle w:val="OtherTok"/>
+        </w:rPr>
+        <w:t xml:space="preserve">&lt;-</w:t>
+      </w:r>
+      <w:r>
+        <w:rPr>
+          <w:rStyle w:val="NormalTok"/>
+        </w:rPr>
+        <w:t xml:space="preserve"> </w:t>
+      </w:r>
+      <w:r>
+        <w:rPr>
+          <w:rStyle w:val="FunctionTok"/>
+        </w:rPr>
+        <w:t xml:space="preserve">table</w:t>
+      </w:r>
+      <w:r>
+        <w:rPr>
+          <w:rStyle w:val="NormalTok"/>
+        </w:rPr>
+        <w:t xml:space="preserve">(</w:t>
+      </w:r>
+      <w:r>
+        <w:rPr>
+          <w:rStyle w:val="AttributeTok"/>
+        </w:rPr>
+        <w:t xml:space="preserve">HT =</w:t>
+      </w:r>
+      <w:r>
+        <w:rPr>
+          <w:rStyle w:val="NormalTok"/>
+        </w:rPr>
+        <w:t xml:space="preserve"> hers</w:t>
+      </w:r>
+      <w:r>
+        <w:rPr>
+          <w:rStyle w:val="SpecialCharTok"/>
+        </w:rPr>
+        <w:t xml:space="preserve">$</w:t>
+      </w:r>
+      <w:r>
+        <w:rPr>
+          <w:rStyle w:val="NormalTok"/>
+        </w:rPr>
+        <w:t xml:space="preserve">HT, </w:t>
+      </w:r>
+      <w:r>
+        <w:rPr>
+          <w:rStyle w:val="AttributeTok"/>
+        </w:rPr>
+        <w:t xml:space="preserve">exercise =</w:t>
+      </w:r>
+      <w:r>
+        <w:rPr>
+          <w:rStyle w:val="NormalTok"/>
+        </w:rPr>
+        <w:t xml:space="preserve"> hers</w:t>
+      </w:r>
+      <w:r>
+        <w:rPr>
+          <w:rStyle w:val="SpecialCharTok"/>
+        </w:rPr>
+        <w:t xml:space="preserve">$</w:t>
+      </w:r>
+      <w:r>
+        <w:rPr>
+          <w:rStyle w:val="NormalTok"/>
+        </w:rPr>
+        <w:t xml:space="preserve">exercise)</w:t>
+      </w:r>
+      <w:r>
+        <w:br/>
+      </w:r>
+      <w:r>
+        <w:rPr>
+          <w:rStyle w:val="NormalTok"/>
+        </w:rPr>
+        <w:t xml:space="preserve">odds_ht_exercise </w:t>
+      </w:r>
+      <w:r>
+        <w:rPr>
+          <w:rStyle w:val="OtherTok"/>
+        </w:rPr>
+        <w:t xml:space="preserve">&lt;-</w:t>
+      </w:r>
+      <w:r>
+        <w:rPr>
+          <w:rStyle w:val="NormalTok"/>
+        </w:rPr>
+        <w:t xml:space="preserve"> counts[</w:t>
+      </w:r>
+      <w:r>
+        <w:rPr>
+          <w:rStyle w:val="StringTok"/>
+        </w:rPr>
+        <w:t xml:space="preserve">"hormone therapy"</w:t>
+      </w:r>
+      <w:r>
+        <w:rPr>
+          <w:rStyle w:val="NormalTok"/>
+        </w:rPr>
+        <w:t xml:space="preserve">, </w:t>
+      </w:r>
+      <w:r>
+        <w:rPr>
+          <w:rStyle w:val="StringTok"/>
+        </w:rPr>
+        <w:t xml:space="preserve">"yes"</w:t>
+      </w:r>
+      <w:r>
+        <w:rPr>
+          <w:rStyle w:val="NormalTok"/>
+        </w:rPr>
+        <w:t xml:space="preserve">] </w:t>
+      </w:r>
+      <w:r>
+        <w:rPr>
+          <w:rStyle w:val="SpecialCharTok"/>
+        </w:rPr>
+        <w:t xml:space="preserve">/</w:t>
+      </w:r>
+      <w:r>
+        <w:rPr>
+          <w:rStyle w:val="NormalTok"/>
+        </w:rPr>
+        <w:t xml:space="preserve"> counts[</w:t>
+      </w:r>
+      <w:r>
+        <w:rPr>
+          <w:rStyle w:val="StringTok"/>
+        </w:rPr>
+        <w:t xml:space="preserve">"placebo"</w:t>
+      </w:r>
+      <w:r>
+        <w:rPr>
+          <w:rStyle w:val="NormalTok"/>
+        </w:rPr>
+        <w:t xml:space="preserve">, </w:t>
+      </w:r>
+      <w:r>
+        <w:rPr>
+          <w:rStyle w:val="StringTok"/>
+        </w:rPr>
+        <w:t xml:space="preserve">"yes"</w:t>
+      </w:r>
+      <w:r>
+        <w:rPr>
+          <w:rStyle w:val="NormalTok"/>
+        </w:rPr>
+        <w:t xml:space="preserve">]</w:t>
+      </w:r>
+      <w:r>
+        <w:br/>
+      </w:r>
+      <w:r>
+        <w:rPr>
+          <w:rStyle w:val="NormalTok"/>
+        </w:rPr>
+        <w:t xml:space="preserve">odds_ht_no_exercise </w:t>
+      </w:r>
+      <w:r>
+        <w:rPr>
+          <w:rStyle w:val="OtherTok"/>
+        </w:rPr>
+        <w:t xml:space="preserve">&lt;-</w:t>
+      </w:r>
+      <w:r>
+        <w:rPr>
+          <w:rStyle w:val="NormalTok"/>
+        </w:rPr>
+        <w:t xml:space="preserve"> counts[</w:t>
+      </w:r>
+      <w:r>
+        <w:rPr>
+          <w:rStyle w:val="StringTok"/>
+        </w:rPr>
+        <w:t xml:space="preserve">"hormone therapy"</w:t>
+      </w:r>
+      <w:r>
+        <w:rPr>
+          <w:rStyle w:val="NormalTok"/>
+        </w:rPr>
+        <w:t xml:space="preserve">, </w:t>
+      </w:r>
+      <w:r>
+        <w:rPr>
+          <w:rStyle w:val="StringTok"/>
+        </w:rPr>
+        <w:t xml:space="preserve">"no"</w:t>
+      </w:r>
+      <w:r>
+        <w:rPr>
+          <w:rStyle w:val="NormalTok"/>
+        </w:rPr>
+        <w:t xml:space="preserve">] </w:t>
+      </w:r>
+      <w:r>
+        <w:rPr>
+          <w:rStyle w:val="SpecialCharTok"/>
+        </w:rPr>
+        <w:t xml:space="preserve">/</w:t>
+      </w:r>
+      <w:r>
+        <w:rPr>
+          <w:rStyle w:val="NormalTok"/>
+        </w:rPr>
+        <w:t xml:space="preserve"> counts[</w:t>
+      </w:r>
+      <w:r>
+        <w:rPr>
+          <w:rStyle w:val="StringTok"/>
+        </w:rPr>
+        <w:t xml:space="preserve">"placebo"</w:t>
+      </w:r>
+      <w:r>
+        <w:rPr>
+          <w:rStyle w:val="NormalTok"/>
+        </w:rPr>
+        <w:t xml:space="preserve">, </w:t>
+      </w:r>
+      <w:r>
+        <w:rPr>
+          <w:rStyle w:val="StringTok"/>
+        </w:rPr>
+        <w:t xml:space="preserve">"no"</w:t>
+      </w:r>
+      <w:r>
+        <w:rPr>
+          <w:rStyle w:val="NormalTok"/>
+        </w:rPr>
+        <w:t xml:space="preserve">]</w:t>
+      </w:r>
+      <w:r>
+        <w:br/>
+      </w:r>
+      <w:r>
+        <w:rPr>
+          <w:rStyle w:val="NormalTok"/>
+        </w:rPr>
+        <w:t xml:space="preserve">or_reversed </w:t>
+      </w:r>
+      <w:r>
+        <w:rPr>
+          <w:rStyle w:val="OtherTok"/>
+        </w:rPr>
+        <w:t xml:space="preserve">&lt;-</w:t>
+      </w:r>
+      <w:r>
+        <w:rPr>
+          <w:rStyle w:val="NormalTok"/>
+        </w:rPr>
+        <w:t xml:space="preserve"> odds_ht_exercise </w:t>
+      </w:r>
+      <w:r>
+        <w:rPr>
+          <w:rStyle w:val="SpecialCharTok"/>
+        </w:rPr>
+        <w:t xml:space="preserve">/</w:t>
+      </w:r>
+      <w:r>
+        <w:rPr>
+          <w:rStyle w:val="NormalTok"/>
+        </w:rPr>
+        <w:t xml:space="preserve"> odds_ht_no_exercise</w:t>
+      </w:r>
+      <w:r>
+        <w:br/>
+      </w:r>
+      <w:r>
+        <w:rPr>
+          <w:rStyle w:val="NormalTok"/>
+        </w:rPr>
+        <w:t xml:space="preserve">or_reversed</w:t>
+      </w:r>
+      <w:r>
+        <w:br/>
+      </w:r>
+      <w:r>
+        <w:rPr>
+          <w:rStyle w:val="CommentTok"/>
+        </w:rPr>
+        <w:t xml:space="preserve">#&gt; [1] 1.02836</w:t>
+      </w:r>
+    </w:p>
+    <w:p>
+      <w:pPr>
+        <w:pStyle w:val="FirstParagraph"/>
+      </w:pPr>
+      <w:r>
+        <w:t xml:space="preserve">The reversed odds ratio is 1.028.</w:t>
+      </w:r>
+      <w:r>
+        <w:t xml:space="preserve"> </w:t>
+      </w:r>
+      <w:r>
+        <w:t xml:space="preserve">It equals the odds ratio 1.028 of</w:t>
+      </w:r>
+      <w:r>
+        <w:t xml:space="preserve"> </w:t>
+      </w:r>
+      <w:hyperlink w:anchor="exm-hers-odds-ratio">
+        <w:r>
+          <w:rPr>
+            <w:rStyle w:val="Hyperlink"/>
+          </w:rPr>
+          <w:t xml:space="preserve">Example 11</w:t>
+        </w:r>
+      </w:hyperlink>
+      <w:r>
+        <w:t xml:space="preserve">, as</w:t>
+      </w:r>
+      <w:r>
+        <w:t xml:space="preserve"> </w:t>
+      </w:r>
+      <w:hyperlink w:anchor="thm-odds-ratio-reversible">
+        <w:r>
+          <w:rPr>
+            <w:rStyle w:val="Hyperlink"/>
+          </w:rPr>
+          <w:t xml:space="preserve">Theorem 5</w:t>
+        </w:r>
+      </w:hyperlink>
+      <w:r>
+        <w:t xml:space="preserve"> </w:t>
+      </w:r>
+      <w:r>
+        <w:t xml:space="preserve">states.</w:t>
+      </w:r>
+    </w:p>
+    <w:bookmarkEnd w:id="59"/>
+    <w:p>
+      <w:pPr>
+        <w:pStyle w:val="BodyText"/>
+      </w:pPr>
+      <w:r>
+        <w:t xml:space="preserve">Rice [5, Sec. 13.6], pp. 526–529</w:t>
+      </w:r>
+      <w:r>
+        <w:t xml:space="preserve"> </w:t>
+      </w:r>
+      <w:r>
+        <w:t xml:space="preserve">covers odds ratios.</w:t>
+      </w:r>
+    </w:p>
+    <w:bookmarkEnd w:id="60"/>
+    <w:bookmarkEnd w:id="61"/>
+    <w:bookmarkStart w:id="79" w:name="references"/>
+    <w:p>
+      <w:pPr>
+        <w:pStyle w:val="Heading2"/>
+      </w:pPr>
+      <w:r>
+        <w:t xml:space="preserve">References</w:t>
+      </w:r>
+    </w:p>
+    <w:bookmarkStart w:id="78" w:name="refs"/>
+    <w:bookmarkStart w:id="63" w:name="ref-vittinghoff2e"/>
+    <w:p>
+      <w:pPr>
+        <w:pStyle w:val="Bibliography"/>
+      </w:pPr>
+      <w:r>
+        <w:t xml:space="preserve">[1]</w:t>
+      </w:r>
+      <w:r>
+        <w:t xml:space="preserve"> </w:t>
+      </w:r>
+      <w:r>
+        <w:t xml:space="preserve">	</w:t>
+      </w:r>
+      <w:r>
+        <w:t xml:space="preserve">E. Vittinghoff, D. V. Glidden, S. C. Shiboski, and C. E. McCulloch,</w:t>
+      </w:r>
+      <w:r>
+        <w:t xml:space="preserve"> </w:t>
+      </w:r>
+      <w:r>
+        <w:rPr>
+          <w:i/>
+          <w:iCs/>
+        </w:rPr>
         <w:t xml:space="preserve">Regression methods in biostatistics: Linear, logistic, survival, and repeated measures models</w:t>
       </w:r>
       <w:r>
@@ -5155,7 +13741,7 @@
       <w:r>
         <w:t xml:space="preserve"> </w:t>
       </w:r>
-      <w:hyperlink r:id="rId33">
+      <w:hyperlink r:id="rId62">
         <w:r>
           <w:rPr>
             <w:rStyle w:val="Hyperlink"/>
@@ -5167,8 +13753,8 @@
         <w:t xml:space="preserve">.</w:t>
       </w:r>
     </w:p>
-    <w:bookmarkEnd w:id="34"/>
-    <w:bookmarkStart w:id="35" w:name="ref-hoggtanis2015"/>
+    <w:bookmarkEnd w:id="63"/>
+    <w:bookmarkStart w:id="64" w:name="ref-hoggtanis2015"/>
     <w:p>
       <w:pPr>
         <w:pStyle w:val="Bibliography"/>
@@ -5199,8 +13785,8 @@
         <w:t xml:space="preserve">, Tenth edition. Boston: Pearson, 2019.</w:t>
       </w:r>
     </w:p>
-    <w:bookmarkEnd w:id="35"/>
-    <w:bookmarkStart w:id="37" w:name="ref-wikipedia_contingency_table"/>
+    <w:bookmarkEnd w:id="64"/>
+    <w:bookmarkStart w:id="66" w:name="ref-wikipedia_contingency_table"/>
     <w:p>
       <w:pPr>
         <w:pStyle w:val="Bibliography"/>
@@ -5247,7 +13833,7 @@
       <w:r>
         <w:t xml:space="preserve"> </w:t>
       </w:r>
-      <w:hyperlink r:id="rId36">
+      <w:hyperlink r:id="rId65">
         <w:r>
           <w:rPr>
             <w:rStyle w:val="Hyperlink"/>
@@ -5256,8 +13842,8 @@
         </w:r>
       </w:hyperlink>
     </w:p>
-    <w:bookmarkEnd w:id="37"/>
-    <w:bookmarkStart w:id="39" w:name="ref-wikipedia_pearsons_chi_squared_test"/>
+    <w:bookmarkEnd w:id="66"/>
+    <w:bookmarkStart w:id="68" w:name="ref-wikipedia_pearsons_chi_squared_test"/>
     <w:p>
       <w:pPr>
         <w:pStyle w:val="Bibliography"/>
@@ -5304,7 +13890,7 @@
       <w:r>
         <w:t xml:space="preserve"> </w:t>
       </w:r>
-      <w:hyperlink r:id="rId38">
+      <w:hyperlink r:id="rId67">
         <w:r>
           <w:rPr>
             <w:rStyle w:val="Hyperlink"/>
@@ -5313,8 +13899,8 @@
         </w:r>
       </w:hyperlink>
     </w:p>
-    <w:bookmarkEnd w:id="39"/>
-    <w:bookmarkStart w:id="40" w:name="ref-rice2007mathematical"/>
+    <w:bookmarkEnd w:id="68"/>
+    <w:bookmarkStart w:id="69" w:name="ref-rice2007mathematical"/>
     <w:p>
       <w:pPr>
         <w:pStyle w:val="Bibliography"/>
@@ -5345,8 +13931,8 @@
         <w:t xml:space="preserve">, 3rd ed. Belmont, CA: Cengage Learning, 2007.</w:t>
       </w:r>
     </w:p>
-    <w:bookmarkEnd w:id="40"/>
-    <w:bookmarkStart w:id="42" w:name="ref-wikipedia_fishers_exact_test"/>
+    <w:bookmarkEnd w:id="69"/>
+    <w:bookmarkStart w:id="71" w:name="ref-wikipedia_fishers_exact_test"/>
     <w:p>
       <w:pPr>
         <w:pStyle w:val="Bibliography"/>
@@ -5393,7 +13979,7 @@
       <w:r>
         <w:t xml:space="preserve"> </w:t>
       </w:r>
-      <w:hyperlink r:id="rId41">
+      <w:hyperlink r:id="rId70">
         <w:r>
           <w:rPr>
             <w:rStyle w:val="Hyperlink"/>
@@ -5402,9 +13988,180 @@
         </w:r>
       </w:hyperlink>
     </w:p>
-    <w:bookmarkEnd w:id="42"/>
-    <w:bookmarkEnd w:id="43"/>
-    <w:bookmarkEnd w:id="44"/>
+    <w:bookmarkEnd w:id="71"/>
+    <w:bookmarkStart w:id="73" w:name="ref-wikipedia_relative_risk"/>
+    <w:p>
+      <w:pPr>
+        <w:pStyle w:val="Bibliography"/>
+      </w:pPr>
+      <w:r>
+        <w:t xml:space="preserve">[7]</w:t>
+      </w:r>
+      <w:r>
+        <w:t xml:space="preserve"> </w:t>
+      </w:r>
+      <w:r>
+        <w:t xml:space="preserve">	</w:t>
+      </w:r>
+      <w:r>
+        <w:t xml:space="preserve">Wikipedia contributors,</w:t>
+      </w:r>
+      <w:r>
+        <w:t xml:space="preserve"> </w:t>
+      </w:r>
+      <w:r>
+        <w:t xml:space="preserve">“Relative risk —</w:t>
+      </w:r>
+      <w:r>
+        <w:t xml:space="preserve"> </w:t>
+      </w:r>
+      <w:r>
+        <w:t xml:space="preserve">Wikipedia</w:t>
+      </w:r>
+      <w:r>
+        <w:t xml:space="preserve">,</w:t>
+      </w:r>
+      <w:r>
+        <w:t xml:space="preserve"> </w:t>
+      </w:r>
+      <w:r>
+        <w:t xml:space="preserve">the free encyclopedia.”</w:t>
+      </w:r>
+      <w:r>
+        <w:t xml:space="preserve"> </w:t>
+      </w:r>
+      <w:r>
+        <w:t xml:space="preserve">2026. Available:</w:t>
+      </w:r>
+      <w:r>
+        <w:t xml:space="preserve"> </w:t>
+      </w:r>
+      <w:hyperlink r:id="rId72">
+        <w:r>
+          <w:rPr>
+            <w:rStyle w:val="Hyperlink"/>
+          </w:rPr>
+          <w:t xml:space="preserve">https://en.wikipedia.org/wiki/Relative_risk</w:t>
+        </w:r>
+      </w:hyperlink>
+    </w:p>
+    <w:bookmarkEnd w:id="73"/>
+    <w:bookmarkStart w:id="75" w:name="ref-wikipedia_absolute_risk_reduction"/>
+    <w:p>
+      <w:pPr>
+        <w:pStyle w:val="Bibliography"/>
+      </w:pPr>
+      <w:r>
+        <w:t xml:space="preserve">[8]</w:t>
+      </w:r>
+      <w:r>
+        <w:t xml:space="preserve"> </w:t>
+      </w:r>
+      <w:r>
+        <w:t xml:space="preserve">	</w:t>
+      </w:r>
+      <w:r>
+        <w:t xml:space="preserve">Wikipedia contributors,</w:t>
+      </w:r>
+      <w:r>
+        <w:t xml:space="preserve"> </w:t>
+      </w:r>
+      <w:r>
+        <w:t xml:space="preserve">“Absolute risk reduction —</w:t>
+      </w:r>
+      <w:r>
+        <w:t xml:space="preserve"> </w:t>
+      </w:r>
+      <w:r>
+        <w:t xml:space="preserve">Wikipedia</w:t>
+      </w:r>
+      <w:r>
+        <w:t xml:space="preserve">,</w:t>
+      </w:r>
+      <w:r>
+        <w:t xml:space="preserve"> </w:t>
+      </w:r>
+      <w:r>
+        <w:t xml:space="preserve">the free encyclopedia.”</w:t>
+      </w:r>
+      <w:r>
+        <w:t xml:space="preserve"> </w:t>
+      </w:r>
+      <w:r>
+        <w:t xml:space="preserve">2026. Available:</w:t>
+      </w:r>
+      <w:r>
+        <w:t xml:space="preserve"> </w:t>
+      </w:r>
+      <w:hyperlink r:id="rId74">
+        <w:r>
+          <w:rPr>
+            <w:rStyle w:val="Hyperlink"/>
+          </w:rPr>
+          <w:t xml:space="preserve">https://en.wikipedia.org/wiki/Absolute_risk_reduction</w:t>
+        </w:r>
+      </w:hyperlink>
+    </w:p>
+    <w:bookmarkEnd w:id="75"/>
+    <w:bookmarkStart w:id="77" w:name="ref-wikipedia_odds_ratio"/>
+    <w:p>
+      <w:pPr>
+        <w:pStyle w:val="Bibliography"/>
+      </w:pPr>
+      <w:r>
+        <w:t xml:space="preserve">[9]</w:t>
+      </w:r>
+      <w:r>
+        <w:t xml:space="preserve"> </w:t>
+      </w:r>
+      <w:r>
+        <w:t xml:space="preserve">	</w:t>
+      </w:r>
+      <w:r>
+        <w:t xml:space="preserve">Wikipedia contributors,</w:t>
+      </w:r>
+      <w:r>
+        <w:t xml:space="preserve"> </w:t>
+      </w:r>
+      <w:r>
+        <w:t xml:space="preserve">“Odds ratio —</w:t>
+      </w:r>
+      <w:r>
+        <w:t xml:space="preserve"> </w:t>
+      </w:r>
+      <w:r>
+        <w:t xml:space="preserve">Wikipedia</w:t>
+      </w:r>
+      <w:r>
+        <w:t xml:space="preserve">,</w:t>
+      </w:r>
+      <w:r>
+        <w:t xml:space="preserve"> </w:t>
+      </w:r>
+      <w:r>
+        <w:t xml:space="preserve">the free encyclopedia.”</w:t>
+      </w:r>
+      <w:r>
+        <w:t xml:space="preserve"> </w:t>
+      </w:r>
+      <w:r>
+        <w:t xml:space="preserve">2026. Available:</w:t>
+      </w:r>
+      <w:r>
+        <w:t xml:space="preserve"> </w:t>
+      </w:r>
+      <w:hyperlink r:id="rId76">
+        <w:r>
+          <w:rPr>
+            <w:rStyle w:val="Hyperlink"/>
+          </w:rPr>
+          <w:t xml:space="preserve">https://en.wikipedia.org/wiki/Odds_ratio</w:t>
+        </w:r>
+      </w:hyperlink>
+    </w:p>
+    <w:bookmarkEnd w:id="77"/>
+    <w:bookmarkEnd w:id="78"/>
+    <w:bookmarkEnd w:id="79"/>
     <w:sectPr>
       <w:footnotePr>
         <w:numRestart w:val="eachSect"/>
@@ -5625,6 +14382,36 @@
     <w:abstractNumId w:val="991"/>
   </w:num>
   <w:num w:numId="1002">
+    <w:abstractNumId w:val="991"/>
+  </w:num>
+  <w:num w:numId="1003">
+    <w:abstractNumId w:val="991"/>
+  </w:num>
+  <w:num w:numId="1004">
+    <w:abstractNumId w:val="991"/>
+  </w:num>
+  <w:num w:numId="1005">
+    <w:abstractNumId w:val="991"/>
+  </w:num>
+  <w:num w:numId="1006">
+    <w:abstractNumId w:val="991"/>
+  </w:num>
+  <w:num w:numId="1007">
+    <w:abstractNumId w:val="991"/>
+  </w:num>
+  <w:num w:numId="1008">
+    <w:abstractNumId w:val="991"/>
+  </w:num>
+  <w:num w:numId="1009">
+    <w:abstractNumId w:val="991"/>
+  </w:num>
+  <w:num w:numId="1010">
+    <w:abstractNumId w:val="991"/>
+  </w:num>
+  <w:num w:numId="1011">
+    <w:abstractNumId w:val="991"/>
+  </w:num>
+  <w:num w:numId="1012">
     <w:abstractNumId w:val="991"/>
   </w:num>
 </w:numbering>
